--- a/cv/final_cv/gerenteOperacion/Humberto Montes de Oca - CV_generado.docx
+++ b/cv/final_cv/gerenteOperacion/Humberto Montes de Oca - CV_generado.docx
@@ -13,14 +13,13 @@
           <w:lang w:val="es-MX"/>
         </w:rPr>
       </w:pPr>
-      <w:proofErr w:type="gramStart"/>
       <w:r>
         <w:rPr>
           <w:b/>
           <w:bCs/>
           <w:lang w:val="es-MX"/>
         </w:rPr>
-        <w:t xml:space="preserve">Humberto Montes de Oca</w:t>
+        <w:t>Humberto Montes de Oca</w:t>
       </w:r>
     </w:p>
     <w:p>
@@ -32,14 +31,13 @@
           <w:lang w:val="es-MX"/>
         </w:rPr>
       </w:pPr>
-      <w:proofErr w:type="gramStart"/>
       <w:r>
         <w:rPr>
           <w:b/>
           <w:bCs/>
           <w:lang w:val="es-MX"/>
         </w:rPr>
-        <w:t xml:space="preserve">Gerente de Operación</w:t>
+        <w:t>Gerente de Operación</w:t>
       </w:r>
     </w:p>
     <w:p>
@@ -133,7 +131,17 @@
           <w:szCs w:val="18"/>
           <w:u w:val="single"/>
         </w:rPr>
-        <w:t xml:space="preserve">RESUMEN PROFESIONAL</w:t>
+        <w:t>EXPERIENCIA</w:t>
+      </w:r>
+      <w:r>
+        <w:rPr>
+          <w:rFonts w:ascii="Arial" w:hAnsi="Arial" w:cs="Arial"/>
+          <w:b/>
+          <w:sz w:val="18"/>
+          <w:szCs w:val="18"/>
+          <w:u w:val="single"/>
+        </w:rPr>
+        <w:t xml:space="preserve"> PROFESIONAL</w:t>
       </w:r>
     </w:p>
     <w:p>
@@ -185,20 +193,57 @@
                 <w:lang w:val="es-419"/>
               </w:rPr>
             </w:pPr>
-            <w:proofErr w:type="gramStart"/>
             <w:r>
               <w:rPr>
                 <w:rFonts w:ascii="Arial" w:eastAsia="Times New Roman" w:hAnsi="Arial" w:cs="Arial"/>
                 <w:bCs/>
                 <w:sz w:val="18"/>
                 <w:szCs w:val="18"/>
-                <w:lang w:val="en-US" w:eastAsia="es-ES"/>
-              </w:rPr>
-              <w:t xml:space="preserve">Coordinar y supervisar equipos técnicos y de consultoría para garantizar la continuidad operativa y el cumplimiento de procesos en proyectos de transición tecnológica y desincorporación de activos. Liderar la planificación estratégica y la gestión de carteras multipráctica que integran infraestructura, ciberseguridad, ERP y servicios de soporte, asegurando la alineación con stakeholders y entregables.</w:t>
+                <w:lang w:val="es-MX" w:eastAsia="es-ES"/>
+              </w:rPr>
+              <w:t>Cuento con al menos 5 años de experiencia comprobada en la gestión de proyectos grandes o críticos y con al menos 3 años comprobados en proyectos de desarrollo ágil.</w:t>
+            </w:r>
+            <w:r>
+              <w:rPr>
+                <w:rFonts w:ascii="Arial" w:eastAsia="Times New Roman" w:hAnsi="Arial" w:cs="Arial"/>
+                <w:bCs/>
+                <w:sz w:val="18"/>
+                <w:szCs w:val="18"/>
+                <w:lang w:val="es-MX" w:eastAsia="es-ES"/>
+              </w:rPr>
               <w:br/>
-              <w:t xml:space="preserve"/>
+            </w:r>
+            <w:r>
+              <w:rPr>
+                <w:rFonts w:ascii="Arial" w:eastAsia="Times New Roman" w:hAnsi="Arial" w:cs="Arial"/>
+                <w:bCs/>
+                <w:sz w:val="18"/>
+                <w:szCs w:val="18"/>
+                <w:lang w:val="es-MX" w:eastAsia="es-ES"/>
+              </w:rPr>
               <w:br/>
-              <w:t xml:space="preserve">Promover la estandarización de oficinas de proyectos, la implementación de controles, centros de conocimiento y prácticas del PMI y marcos ágiles. Gestionar la calidad de entregables, la documentación y los activos de información, además de identificar oportunidades de negocio y coordinar la interlocución entre áreas comerciales y tecnológicas.</w:t>
+              <w:t>Soy gestor de proyectos y PMO con experiencia en coordinación de equipos multidisciplinarios, aseguramiento de la continuidad operativa y gestión de entregables bajo marcos cascada, híbridos y ágiles. He liderado la planificación estratégica de transiciones tecnológicas y la implementación de oficinas de proyectos para mejorar procesos y métricas clave.</w:t>
+            </w:r>
+            <w:r>
+              <w:rPr>
+                <w:rFonts w:ascii="Arial" w:eastAsia="Times New Roman" w:hAnsi="Arial" w:cs="Arial"/>
+                <w:bCs/>
+                <w:sz w:val="18"/>
+                <w:szCs w:val="18"/>
+                <w:lang w:val="es-MX" w:eastAsia="es-ES"/>
+              </w:rPr>
+              <w:br/>
+            </w:r>
+            <w:r>
+              <w:rPr>
+                <w:rFonts w:ascii="Arial" w:eastAsia="Times New Roman" w:hAnsi="Arial" w:cs="Arial"/>
+                <w:bCs/>
+                <w:sz w:val="18"/>
+                <w:szCs w:val="18"/>
+                <w:lang w:val="es-MX" w:eastAsia="es-ES"/>
+              </w:rPr>
+              <w:br/>
+              <w:t>Trabajo con stakeholders ejecutivos para asegurar disponibilidad de servicios, cumplimiento de SLAs y calidad en entregables; aplico prácticas del PMI y metodologías ágiles para documentar procesos, controlar riesgos y facilitar la comunicación entre áreas comerciales y técnicas.</w:t>
             </w:r>
           </w:p>
         </w:tc>
@@ -243,7 +288,7 @@
           <w:szCs w:val="18"/>
           <w:u w:val="single"/>
         </w:rPr>
-        <w:t xml:space="preserve">EXPERIENCIA LABORAL</w:t>
+        <w:t>EXPERIENCIA LABORAL</w:t>
       </w:r>
     </w:p>
     <w:p>
@@ -256,17 +301,6 @@
           <w:lang w:val="en-US"/>
         </w:rPr>
       </w:pPr>
-      <w:r>
-        <w:rPr>
-          <w:rFonts w:ascii="Arial" w:hAnsi="Arial" w:cs="Arial"/>
-          <w:bCs/>
-          <w:sz w:val="18"/>
-          <w:szCs w:val="18"/>
-          <w:lang w:val="en-US"/>
-        </w:rPr>
-        <w:t xml:space="preserve"/>
-      </w:r>
-      <w:proofErr w:type="gramEnd"/>
     </w:p>
     <w:tbl>
       <w:tblPr>
@@ -316,7 +350,7 @@
                 <w:szCs w:val="18"/>
                 <w:lang w:val="es-MX"/>
               </w:rPr>
-              <w:t xml:space="preserve">Empresa</w:t>
+              <w:t>Empresa</w:t>
             </w:r>
           </w:p>
           <w:p>
@@ -329,7 +363,6 @@
                 <w:lang w:val="es-MX"/>
               </w:rPr>
             </w:pPr>
-            <w:proofErr w:type="gramStart"/>
             <w:r>
               <w:rPr>
                 <w:rFonts w:ascii="Arial" w:hAnsi="Arial" w:cs="Arial"/>
@@ -337,7 +370,7 @@
                 <w:szCs w:val="18"/>
                 <w:lang w:val="es-MX"/>
               </w:rPr>
-              <w:t xml:space="preserve">Softtek</w:t>
+              <w:t>Softtek</w:t>
             </w:r>
           </w:p>
         </w:tc>
@@ -363,7 +396,7 @@
                 <w:szCs w:val="18"/>
                 <w:lang w:val="es-MX"/>
               </w:rPr>
-              <w:t xml:space="preserve">Puesto</w:t>
+              <w:t>Puesto</w:t>
             </w:r>
           </w:p>
           <w:p>
@@ -376,7 +409,6 @@
                 <w:lang w:val="es-MX"/>
               </w:rPr>
             </w:pPr>
-            <w:proofErr w:type="gramStart"/>
             <w:r>
               <w:rPr>
                 <w:rFonts w:ascii="Arial" w:hAnsi="Arial" w:cs="Arial"/>
@@ -384,7 +416,7 @@
                 <w:szCs w:val="18"/>
                 <w:lang w:val="es-MX"/>
               </w:rPr>
-              <w:t xml:space="preserve">PMO</w:t>
+              <w:t>PMO</w:t>
             </w:r>
           </w:p>
         </w:tc>
@@ -410,7 +442,7 @@
                 <w:szCs w:val="18"/>
                 <w:lang w:val="es-MX"/>
               </w:rPr>
-              <w:t xml:space="preserve">Desde:</w:t>
+              <w:t>Desde:</w:t>
             </w:r>
           </w:p>
           <w:p>
@@ -423,7 +455,6 @@
                 <w:lang w:val="es-MX"/>
               </w:rPr>
             </w:pPr>
-            <w:proofErr w:type="gramStart"/>
             <w:r>
               <w:rPr>
                 <w:rFonts w:ascii="Arial" w:hAnsi="Arial" w:cs="Arial"/>
@@ -431,7 +462,7 @@
                 <w:szCs w:val="18"/>
                 <w:lang w:val="es-MX"/>
               </w:rPr>
-              <w:t xml:space="preserve">enero 2018</w:t>
+              <w:t>01 agosto 2023</w:t>
             </w:r>
           </w:p>
         </w:tc>
@@ -466,7 +497,6 @@
                 <w:lang w:val="es-MX"/>
               </w:rPr>
             </w:pPr>
-            <w:proofErr w:type="gramStart"/>
             <w:r>
               <w:rPr>
                 <w:rFonts w:ascii="Arial" w:hAnsi="Arial" w:cs="Arial"/>
@@ -474,7 +504,7 @@
                 <w:szCs w:val="18"/>
                 <w:lang w:val="es-MX"/>
               </w:rPr>
-              <w:t xml:space="preserve">Actual</w:t>
+              <w:t>Actual</w:t>
             </w:r>
           </w:p>
         </w:tc>
@@ -538,7 +568,7 @@
                 <w:szCs w:val="18"/>
                 <w:lang w:val="es-MX"/>
               </w:rPr>
-              <w:t xml:space="preserve">Actividades Principales</w:t>
+              <w:t>Actividades Principales</w:t>
             </w:r>
           </w:p>
         </w:tc>
@@ -554,30 +584,16 @@
               <w:rPr>
                 <w:sz w:val="18"/>
                 <w:szCs w:val="20"/>
+                <w:lang w:val="es-MX"/>
               </w:rPr>
             </w:pPr>
             <w:r>
               <w:rPr>
                 <w:sz w:val="18"/>
                 <w:szCs w:val="20"/>
-              </w:rPr>
-              <w:t xml:space="preserve">•</w:t>
-            </w:r>
-            <w:proofErr w:type="gramEnd"/>
-            <w:r>
-              <w:rPr>
-                <w:sz w:val="18"/>
-                <w:szCs w:val="20"/>
-              </w:rPr>
-              <w:t xml:space="preserve"> </w:t>
-            </w:r>
-            <w:proofErr w:type="gramStart"/>
-            <w:r>
-              <w:rPr>
-                <w:sz w:val="18"/>
-                <w:szCs w:val="20"/>
-              </w:rPr>
-              <w:t xml:space="preserve">Planear la transición tecnológica en proyectos de desincorporación de activos y creación de empresa</w:t>
+                <w:lang w:val="es-MX"/>
+              </w:rPr>
+              <w:t>• Coordino actividades de personal especialista y del equipo técnico para el cumplimiento de procesos y garantizar la continuidad de los servicios.</w:t>
             </w:r>
           </w:p>
           <w:p>
@@ -587,30 +603,16 @@
               <w:jc w:val="both"/>
               <w:rPr>
                 <w:szCs w:val="22"/>
+                <w:lang w:val="es-MX"/>
               </w:rPr>
             </w:pPr>
             <w:r>
               <w:rPr>
                 <w:sz w:val="18"/>
                 <w:szCs w:val="20"/>
-              </w:rPr>
-              <w:t xml:space="preserve">•</w:t>
-            </w:r>
-            <w:proofErr w:type="gramEnd"/>
-            <w:r>
-              <w:rPr>
-                <w:sz w:val="18"/>
-                <w:szCs w:val="20"/>
-              </w:rPr>
-              <w:t xml:space="preserve"> </w:t>
-            </w:r>
-            <w:proofErr w:type="gramStart"/>
-            <w:r>
-              <w:rPr>
-                <w:sz w:val="18"/>
-                <w:szCs w:val="20"/>
-              </w:rPr>
-              <w:t xml:space="preserve">Gestionar proyectos multipráctica que integren infraestructura, ciberseguridad, ERP, aplicativos non SAP, gobierno de TI, continuidad y mesa de servicio</w:t>
+                <w:lang w:val="es-MX"/>
+              </w:rPr>
+              <w:t>• Realicé la planeación estratégica para la transición tecnológica en un proyecto de desincorporación de activos y creación de empresa.</w:t>
             </w:r>
           </w:p>
           <w:p>
@@ -620,30 +622,16 @@
               <w:jc w:val="both"/>
               <w:rPr>
                 <w:szCs w:val="22"/>
+                <w:lang w:val="es-MX"/>
               </w:rPr>
             </w:pPr>
             <w:r>
               <w:rPr>
                 <w:sz w:val="18"/>
                 <w:szCs w:val="20"/>
-              </w:rPr>
-              <w:t xml:space="preserve">•</w:t>
-            </w:r>
-            <w:proofErr w:type="gramEnd"/>
-            <w:r>
-              <w:rPr>
-                <w:sz w:val="18"/>
-                <w:szCs w:val="20"/>
-              </w:rPr>
-              <w:t xml:space="preserve"> </w:t>
-            </w:r>
-            <w:proofErr w:type="gramStart"/>
-            <w:r>
-              <w:rPr>
-                <w:sz w:val="18"/>
-                <w:szCs w:val="20"/>
-              </w:rPr>
-              <w:t xml:space="preserve">Identificar oportunidades de negocio en esquemas Greenfield derivados de desincorporaciones tecnológicas</w:t>
+                <w:lang w:val="es-MX"/>
+              </w:rPr>
+              <w:t>• Gestioné un proyecto multipráctica que abarcó infraestructura, ciberseguridad, ERP (SAP), aplicativos non SAP, gobierno de TI, continuidad y mesa de servicio.</w:t>
             </w:r>
           </w:p>
           <w:p>
@@ -653,30 +641,16 @@
               <w:jc w:val="both"/>
               <w:rPr>
                 <w:szCs w:val="22"/>
+                <w:lang w:val="es-MX"/>
               </w:rPr>
             </w:pPr>
             <w:r>
               <w:rPr>
                 <w:sz w:val="18"/>
                 <w:szCs w:val="20"/>
-              </w:rPr>
-              <w:t xml:space="preserve">•</w:t>
-            </w:r>
-            <w:proofErr w:type="gramEnd"/>
-            <w:r>
-              <w:rPr>
-                <w:sz w:val="18"/>
-                <w:szCs w:val="20"/>
-              </w:rPr>
-              <w:t xml:space="preserve"> </w:t>
-            </w:r>
-            <w:proofErr w:type="gramStart"/>
-            <w:r>
-              <w:rPr>
-                <w:sz w:val="18"/>
-                <w:szCs w:val="20"/>
-              </w:rPr>
-              <w:t xml:space="preserve">Interactuar con CIO y stakeholders para la entrega de resultados con cadencia semanal y quincenal</w:t>
+                <w:lang w:val="es-MX"/>
+              </w:rPr>
+              <w:t>• Identifiqué oportunidades de negocio para Softtek en un proyecto Greenfield derivado de una desincorporación tecnológica.</w:t>
             </w:r>
           </w:p>
           <w:p>
@@ -686,30 +660,16 @@
               <w:jc w:val="both"/>
               <w:rPr>
                 <w:szCs w:val="22"/>
+                <w:lang w:val="es-MX"/>
               </w:rPr>
             </w:pPr>
             <w:r>
               <w:rPr>
                 <w:sz w:val="18"/>
                 <w:szCs w:val="20"/>
-              </w:rPr>
-              <w:t xml:space="preserve">•</w:t>
-            </w:r>
-            <w:proofErr w:type="gramEnd"/>
-            <w:r>
-              <w:rPr>
-                <w:sz w:val="18"/>
-                <w:szCs w:val="20"/>
-              </w:rPr>
-              <w:t xml:space="preserve"> </w:t>
-            </w:r>
-            <w:proofErr w:type="gramStart"/>
-            <w:r>
-              <w:rPr>
-                <w:sz w:val="18"/>
-                <w:szCs w:val="20"/>
-              </w:rPr>
-              <w:t xml:space="preserve">Gestionar documentación y activos de información para la operación de la organización</w:t>
+                <w:lang w:val="es-MX"/>
+              </w:rPr>
+              <w:t>• Interactué directamente con el CIO de la nueva empresa para la entrega de resultados con cadencias semanales y quincenales.</w:t>
             </w:r>
           </w:p>
           <w:p>
@@ -719,30 +679,16 @@
               <w:jc w:val="both"/>
               <w:rPr>
                 <w:szCs w:val="22"/>
+                <w:lang w:val="es-MX"/>
               </w:rPr>
             </w:pPr>
             <w:r>
               <w:rPr>
                 <w:sz w:val="18"/>
                 <w:szCs w:val="20"/>
-              </w:rPr>
-              <w:t xml:space="preserve">•</w:t>
-            </w:r>
-            <w:proofErr w:type="gramEnd"/>
-            <w:r>
-              <w:rPr>
-                <w:sz w:val="18"/>
-                <w:szCs w:val="20"/>
-              </w:rPr>
-              <w:t xml:space="preserve"> </w:t>
-            </w:r>
-            <w:proofErr w:type="gramStart"/>
-            <w:r>
-              <w:rPr>
-                <w:sz w:val="18"/>
-                <w:szCs w:val="20"/>
-              </w:rPr>
-              <w:t xml:space="preserve">Asegurar la calidad de entregables y del servicio por parte de las prácticas hacia el cliente</w:t>
+                <w:lang w:val="es-MX"/>
+              </w:rPr>
+              <w:t>• Gestioné documentación y activos de información para la operación de la nueva empresa.</w:t>
             </w:r>
           </w:p>
           <w:p>
@@ -752,30 +698,16 @@
               <w:jc w:val="both"/>
               <w:rPr>
                 <w:szCs w:val="22"/>
+                <w:lang w:val="es-MX"/>
               </w:rPr>
             </w:pPr>
             <w:r>
               <w:rPr>
                 <w:sz w:val="18"/>
                 <w:szCs w:val="20"/>
-              </w:rPr>
-              <w:t xml:space="preserve">•</w:t>
-            </w:r>
-            <w:proofErr w:type="gramEnd"/>
-            <w:r>
-              <w:rPr>
-                <w:sz w:val="18"/>
-                <w:szCs w:val="20"/>
-              </w:rPr>
-              <w:t xml:space="preserve"> </w:t>
-            </w:r>
-            <w:proofErr w:type="gramStart"/>
-            <w:r>
-              <w:rPr>
-                <w:sz w:val="18"/>
-                <w:szCs w:val="20"/>
-              </w:rPr>
-              <w:t xml:space="preserve">Aplicar las mejores prácticas del PMI y metodologías de consultoría para la coordinación de estrategias</w:t>
+                <w:lang w:val="es-MX"/>
+              </w:rPr>
+              <w:t>• Aseguré la calidad en entregables y en el servicio por parte de las prácticas hacia el cliente.</w:t>
             </w:r>
           </w:p>
           <w:p>
@@ -785,30 +717,16 @@
               <w:jc w:val="both"/>
               <w:rPr>
                 <w:szCs w:val="22"/>
+                <w:lang w:val="es-MX"/>
               </w:rPr>
             </w:pPr>
             <w:r>
               <w:rPr>
                 <w:sz w:val="18"/>
                 <w:szCs w:val="20"/>
-              </w:rPr>
-              <w:t xml:space="preserve">•</w:t>
-            </w:r>
-            <w:proofErr w:type="gramEnd"/>
-            <w:r>
-              <w:rPr>
-                <w:sz w:val="18"/>
-                <w:szCs w:val="20"/>
-              </w:rPr>
-              <w:t xml:space="preserve"> </w:t>
-            </w:r>
-            <w:proofErr w:type="gramStart"/>
-            <w:r>
-              <w:rPr>
-                <w:sz w:val="18"/>
-                <w:szCs w:val="20"/>
-              </w:rPr>
-              <w:t xml:space="preserve">Diseñar, desarrollar e implementar una oficina de proyectos, incluyendo centro de conocimiento y gestión de lecciones aprendidas</w:t>
+                <w:lang w:val="es-MX"/>
+              </w:rPr>
+              <w:t>• Apliqué las mejores prácticas del PMI y metodología de consultoría para coordinar estrategias y generar valor continuo.</w:t>
             </w:r>
           </w:p>
           <w:p>
@@ -818,30 +736,16 @@
               <w:jc w:val="both"/>
               <w:rPr>
                 <w:szCs w:val="22"/>
+                <w:lang w:val="es-MX"/>
               </w:rPr>
             </w:pPr>
             <w:r>
               <w:rPr>
                 <w:sz w:val="18"/>
                 <w:szCs w:val="20"/>
-              </w:rPr>
-              <w:t xml:space="preserve">•</w:t>
-            </w:r>
-            <w:proofErr w:type="gramEnd"/>
-            <w:r>
-              <w:rPr>
-                <w:sz w:val="18"/>
-                <w:szCs w:val="20"/>
-              </w:rPr>
-              <w:t xml:space="preserve"> </w:t>
-            </w:r>
-            <w:proofErr w:type="gramStart"/>
-            <w:r>
-              <w:rPr>
-                <w:sz w:val="18"/>
-                <w:szCs w:val="20"/>
-              </w:rPr>
-              <w:t xml:space="preserve">Definir OKRs, SLAs y criterios de priorización y autorización de proyectos</w:t>
+                <w:lang w:val="es-MX"/>
+              </w:rPr>
+              <w:t>• Diseñé, desarrollé e implementé una oficina de proyectos desde su conceptualización hasta la entrega al cliente.</w:t>
             </w:r>
           </w:p>
           <w:p>
@@ -851,30 +755,16 @@
               <w:jc w:val="both"/>
               <w:rPr>
                 <w:szCs w:val="22"/>
+                <w:lang w:val="es-MX"/>
               </w:rPr>
             </w:pPr>
             <w:r>
               <w:rPr>
                 <w:sz w:val="18"/>
                 <w:szCs w:val="20"/>
-              </w:rPr>
-              <w:t xml:space="preserve">•</w:t>
-            </w:r>
-            <w:proofErr w:type="gramEnd"/>
-            <w:r>
-              <w:rPr>
-                <w:sz w:val="18"/>
-                <w:szCs w:val="20"/>
-              </w:rPr>
-              <w:t xml:space="preserve"> </w:t>
-            </w:r>
-            <w:proofErr w:type="gramStart"/>
-            <w:r>
-              <w:rPr>
-                <w:sz w:val="18"/>
-                <w:szCs w:val="20"/>
-              </w:rPr>
-              <w:t xml:space="preserve">Monitorear indicadores clave de proyecto (CPI, SPI, EI) y gestionar cartera financiera para identificar desvíos y acciones de recuperación</w:t>
+                <w:lang w:val="es-MX"/>
+              </w:rPr>
+              <w:t>• Analicé y evalué procesos existentes para identificar oportunidades y mejoras.</w:t>
             </w:r>
           </w:p>
           <w:p>
@@ -884,15 +774,409 @@
               <w:jc w:val="both"/>
               <w:rPr>
                 <w:szCs w:val="22"/>
+                <w:lang w:val="es-MX"/>
               </w:rPr>
             </w:pPr>
             <w:r>
               <w:rPr>
                 <w:sz w:val="18"/>
                 <w:szCs w:val="20"/>
-              </w:rPr>
-              <w:t xml:space="preserve"/>
-            </w:r>
+                <w:lang w:val="es-MX"/>
+              </w:rPr>
+              <w:t>• Definí OKRs, SLAs y EMV para iniciativas, y participé en la priorización y autorización de proyectos.</w:t>
+            </w:r>
+          </w:p>
+          <w:p>
+            <w:pPr>
+              <w:pStyle w:val="NoSpacing"/>
+              <w:ind w:left="0"/>
+              <w:jc w:val="both"/>
+              <w:rPr>
+                <w:szCs w:val="22"/>
+                <w:lang w:val="es-MX"/>
+              </w:rPr>
+            </w:pPr>
+            <w:r>
+              <w:rPr>
+                <w:sz w:val="18"/>
+                <w:szCs w:val="20"/>
+                <w:lang w:val="es-MX"/>
+              </w:rPr>
+              <w:t>• Implementé un centro de conocimiento para gestionar lecciones aprendidas, mejores prácticas, guías y procedimientos.</w:t>
+            </w:r>
+          </w:p>
+          <w:p>
+            <w:pPr>
+              <w:pStyle w:val="NoSpacing"/>
+              <w:ind w:left="0"/>
+              <w:jc w:val="both"/>
+              <w:rPr>
+                <w:szCs w:val="22"/>
+                <w:lang w:val="es-MX"/>
+              </w:rPr>
+            </w:pPr>
+            <w:r>
+              <w:rPr>
+                <w:sz w:val="18"/>
+                <w:szCs w:val="20"/>
+                <w:lang w:val="es-MX"/>
+              </w:rPr>
+              <w:t>• Realicé seguimiento a indicadores clave como CPI, SPI y EI, siguiendo el marco metodológico del PMI.</w:t>
+            </w:r>
+          </w:p>
+          <w:p>
+            <w:pPr>
+              <w:pStyle w:val="NoSpacing"/>
+              <w:ind w:left="0"/>
+              <w:jc w:val="both"/>
+              <w:rPr>
+                <w:szCs w:val="22"/>
+                <w:lang w:val="es-MX"/>
+              </w:rPr>
+            </w:pPr>
+            <w:r>
+              <w:rPr>
+                <w:sz w:val="18"/>
+                <w:szCs w:val="20"/>
+                <w:lang w:val="es-MX"/>
+              </w:rPr>
+              <w:t>• Definí prototipos para validar procesos creados en la PMO.</w:t>
+            </w:r>
+          </w:p>
+          <w:p>
+            <w:pPr>
+              <w:pStyle w:val="NoSpacing"/>
+              <w:ind w:left="0"/>
+              <w:jc w:val="both"/>
+              <w:rPr>
+                <w:szCs w:val="22"/>
+                <w:lang w:val="es-MX"/>
+              </w:rPr>
+            </w:pPr>
+            <w:r>
+              <w:rPr>
+                <w:sz w:val="18"/>
+                <w:szCs w:val="20"/>
+                <w:lang w:val="es-MX"/>
+              </w:rPr>
+              <w:t>• Actué como senior portafolio manager para el área de finanzas y operaciones.</w:t>
+            </w:r>
+          </w:p>
+          <w:p>
+            <w:pPr>
+              <w:pStyle w:val="NoSpacing"/>
+              <w:ind w:left="0"/>
+              <w:jc w:val="both"/>
+              <w:rPr>
+                <w:szCs w:val="22"/>
+                <w:lang w:val="es-MX"/>
+              </w:rPr>
+            </w:pPr>
+            <w:r>
+              <w:rPr>
+                <w:sz w:val="18"/>
+                <w:szCs w:val="20"/>
+                <w:lang w:val="es-MX"/>
+              </w:rPr>
+              <w:t>• Gestioné proyectos de operaciones para aduanas de DHL, mejorando procesos y la disponibilidad de aplicaciones que soportan información regulatoria con el SAT y ANAM.</w:t>
+            </w:r>
+          </w:p>
+          <w:p>
+            <w:pPr>
+              <w:pStyle w:val="NoSpacing"/>
+              <w:ind w:left="0"/>
+              <w:jc w:val="both"/>
+              <w:rPr>
+                <w:szCs w:val="22"/>
+                <w:lang w:val="es-MX"/>
+              </w:rPr>
+            </w:pPr>
+            <w:r>
+              <w:rPr>
+                <w:sz w:val="18"/>
+                <w:szCs w:val="20"/>
+                <w:lang w:val="es-MX"/>
+              </w:rPr>
+              <w:t>• Analicé registros financieros de aduanas, tomé decisiones y mejoré la comunicación, identificando oportunidades de negocio y proyectos.</w:t>
+            </w:r>
+          </w:p>
+          <w:p>
+            <w:pPr>
+              <w:pStyle w:val="NoSpacing"/>
+              <w:ind w:left="0"/>
+              <w:jc w:val="both"/>
+              <w:rPr>
+                <w:szCs w:val="22"/>
+                <w:lang w:val="es-MX"/>
+              </w:rPr>
+            </w:pPr>
+            <w:r>
+              <w:rPr>
+                <w:sz w:val="18"/>
+                <w:szCs w:val="20"/>
+                <w:lang w:val="es-MX"/>
+              </w:rPr>
+              <w:t>• Gestioné la cartera financiera identificando desvíos y recuperando procesos.</w:t>
+            </w:r>
+          </w:p>
+          <w:p>
+            <w:pPr>
+              <w:pStyle w:val="NoSpacing"/>
+              <w:ind w:left="0"/>
+              <w:jc w:val="both"/>
+              <w:rPr>
+                <w:szCs w:val="22"/>
+                <w:lang w:val="es-MX"/>
+              </w:rPr>
+            </w:pPr>
+            <w:r>
+              <w:rPr>
+                <w:sz w:val="18"/>
+                <w:szCs w:val="20"/>
+                <w:lang w:val="es-MX"/>
+              </w:rPr>
+              <w:t>• Actué como facilitador y scrum máster en la adopción de metodologías ágiles y en la transición desde esquemas tradicionales.</w:t>
+            </w:r>
+          </w:p>
+          <w:p>
+            <w:pPr>
+              <w:pStyle w:val="NoSpacing"/>
+              <w:ind w:left="0"/>
+              <w:jc w:val="both"/>
+              <w:rPr>
+                <w:szCs w:val="22"/>
+                <w:lang w:val="es-MX"/>
+              </w:rPr>
+            </w:pPr>
+            <w:r>
+              <w:rPr>
+                <w:sz w:val="18"/>
+                <w:szCs w:val="20"/>
+                <w:lang w:val="es-MX"/>
+              </w:rPr>
+              <w:t>• Implementé el programa Salesforce para retención de clientes (CRM) bajo la metodología SAFE, mejorando tiempos de respuesta y fidelización.</w:t>
+            </w:r>
+          </w:p>
+          <w:p>
+            <w:pPr>
+              <w:pStyle w:val="NoSpacing"/>
+              <w:ind w:left="0"/>
+              <w:jc w:val="both"/>
+              <w:rPr>
+                <w:szCs w:val="22"/>
+                <w:lang w:val="es-MX"/>
+              </w:rPr>
+            </w:pPr>
+            <w:r>
+              <w:rPr>
+                <w:sz w:val="18"/>
+                <w:szCs w:val="20"/>
+                <w:lang w:val="es-MX"/>
+              </w:rPr>
+              <w:t>• Gestioné programas y proyectos de transición para ventas de departamentos de servicios de salud y aplicaciones de TI para Veritas y Dedalus.</w:t>
+            </w:r>
+          </w:p>
+          <w:p>
+            <w:pPr>
+              <w:pStyle w:val="NoSpacing"/>
+              <w:ind w:left="0"/>
+              <w:jc w:val="both"/>
+              <w:rPr>
+                <w:szCs w:val="22"/>
+                <w:lang w:val="es-MX"/>
+              </w:rPr>
+            </w:pPr>
+            <w:r>
+              <w:rPr>
+                <w:sz w:val="18"/>
+                <w:szCs w:val="20"/>
+                <w:lang w:val="es-MX"/>
+              </w:rPr>
+              <w:lastRenderedPageBreak/>
+              <w:t>• Lideré proyectos bajo marcos de cascada, híbridos y ágiles; apoyé la transición a ágiles, presenté soluciones al área comercial y realicé análisis para mejorar el desempeño.</w:t>
+            </w:r>
+          </w:p>
+          <w:p>
+            <w:pPr>
+              <w:pStyle w:val="NoSpacing"/>
+              <w:ind w:left="0"/>
+              <w:jc w:val="both"/>
+              <w:rPr>
+                <w:szCs w:val="22"/>
+                <w:lang w:val="es-MX"/>
+              </w:rPr>
+            </w:pPr>
+            <w:r>
+              <w:rPr>
+                <w:sz w:val="18"/>
+                <w:szCs w:val="20"/>
+                <w:lang w:val="es-MX"/>
+              </w:rPr>
+              <w:t>• Apoyé a equipos comerciales y tecnológicos para mejorar la comunicación entre ambos.</w:t>
+            </w:r>
+          </w:p>
+          <w:p>
+            <w:pPr>
+              <w:pStyle w:val="NoSpacing"/>
+              <w:ind w:left="0"/>
+              <w:jc w:val="both"/>
+              <w:rPr>
+                <w:szCs w:val="22"/>
+                <w:lang w:val="es-MX"/>
+              </w:rPr>
+            </w:pPr>
+            <w:r>
+              <w:rPr>
+                <w:sz w:val="18"/>
+                <w:szCs w:val="20"/>
+                <w:lang w:val="es-MX"/>
+              </w:rPr>
+              <w:t>• Configuré e implementé soluciones de alta tecnología para el Centro de Operación de la Red Nacional y el Plan de Recuperación de Desastres, mejorando la red y el servicio al cliente.</w:t>
+            </w:r>
+          </w:p>
+          <w:p>
+            <w:pPr>
+              <w:pStyle w:val="NoSpacing"/>
+              <w:ind w:left="0"/>
+              <w:jc w:val="both"/>
+              <w:rPr>
+                <w:szCs w:val="22"/>
+                <w:lang w:val="es-MX"/>
+              </w:rPr>
+            </w:pPr>
+            <w:r>
+              <w:rPr>
+                <w:sz w:val="18"/>
+                <w:szCs w:val="20"/>
+                <w:lang w:val="es-MX"/>
+              </w:rPr>
+              <w:t>• Monté e implementé soluciones para el centro de innovación y tecnologías emergentes (5th world Foundry).</w:t>
+            </w:r>
+          </w:p>
+          <w:p>
+            <w:pPr>
+              <w:pStyle w:val="NoSpacing"/>
+              <w:ind w:left="0"/>
+              <w:jc w:val="both"/>
+              <w:rPr>
+                <w:szCs w:val="22"/>
+                <w:lang w:val="es-MX"/>
+              </w:rPr>
+            </w:pPr>
+            <w:r>
+              <w:rPr>
+                <w:sz w:val="18"/>
+                <w:szCs w:val="20"/>
+                <w:lang w:val="es-MX"/>
+              </w:rPr>
+              <w:t>• Integré red y servicios de AT con el gobierno de México para un proyecto regulatorio 911.</w:t>
+            </w:r>
+          </w:p>
+          <w:p>
+            <w:pPr>
+              <w:pStyle w:val="NoSpacing"/>
+              <w:ind w:left="0"/>
+              <w:jc w:val="both"/>
+              <w:rPr>
+                <w:szCs w:val="22"/>
+                <w:lang w:val="es-MX"/>
+              </w:rPr>
+            </w:pPr>
+            <w:r>
+              <w:rPr>
+                <w:sz w:val="18"/>
+                <w:szCs w:val="20"/>
+                <w:lang w:val="es-MX"/>
+              </w:rPr>
+              <w:t>• Analicé e integré el administrador de red existente con la nueva red de AT para generar oportunidades de mercado y mejorar la calidad de servicio.</w:t>
+            </w:r>
+          </w:p>
+          <w:p>
+            <w:pPr>
+              <w:pStyle w:val="NoSpacing"/>
+              <w:ind w:left="0"/>
+              <w:jc w:val="both"/>
+              <w:rPr>
+                <w:szCs w:val="22"/>
+                <w:lang w:val="es-MX"/>
+              </w:rPr>
+            </w:pPr>
+            <w:r>
+              <w:rPr>
+                <w:sz w:val="18"/>
+                <w:szCs w:val="20"/>
+                <w:lang w:val="es-MX"/>
+              </w:rPr>
+              <w:t>• Gestioné proveedores, operaciones y equipos comerciales para proyectos de alta visibilidad.</w:t>
+            </w:r>
+          </w:p>
+          <w:p>
+            <w:pPr>
+              <w:pStyle w:val="NoSpacing"/>
+              <w:ind w:left="0"/>
+              <w:jc w:val="both"/>
+              <w:rPr>
+                <w:szCs w:val="22"/>
+                <w:lang w:val="es-MX"/>
+              </w:rPr>
+            </w:pPr>
+            <w:r>
+              <w:rPr>
+                <w:sz w:val="18"/>
+                <w:szCs w:val="20"/>
+                <w:lang w:val="es-MX"/>
+              </w:rPr>
+              <w:t>• Identifiqué necesidades regulatorias y prioricé planes para el negocio.</w:t>
+            </w:r>
+          </w:p>
+          <w:p>
+            <w:pPr>
+              <w:pStyle w:val="NoSpacing"/>
+              <w:ind w:left="0"/>
+              <w:jc w:val="both"/>
+              <w:rPr>
+                <w:szCs w:val="22"/>
+                <w:lang w:val="es-MX"/>
+              </w:rPr>
+            </w:pPr>
+            <w:r>
+              <w:rPr>
+                <w:sz w:val="18"/>
+                <w:szCs w:val="20"/>
+                <w:lang w:val="es-MX"/>
+              </w:rPr>
+              <w:t>• Elaboré informes de alta calidad para oportunidades comerciales.</w:t>
+            </w:r>
+          </w:p>
+          <w:p>
+            <w:pPr>
+              <w:pStyle w:val="NoSpacing"/>
+              <w:ind w:left="0"/>
+              <w:jc w:val="both"/>
+              <w:rPr>
+                <w:szCs w:val="22"/>
+                <w:lang w:val="es-MX"/>
+              </w:rPr>
+            </w:pPr>
+            <w:r>
+              <w:rPr>
+                <w:sz w:val="18"/>
+                <w:szCs w:val="20"/>
+                <w:lang w:val="es-MX"/>
+              </w:rPr>
+              <w:t>• Apoyé las operaciones y la estabilidad del servicio asegurando la finalización de proyectos y programas a tiempo y dentro del presupuesto.</w:t>
+            </w:r>
+          </w:p>
+          <w:p>
+            <w:pPr>
+              <w:pStyle w:val="NoSpacing"/>
+              <w:ind w:left="0"/>
+              <w:jc w:val="both"/>
+              <w:rPr>
+                <w:szCs w:val="22"/>
+                <w:lang w:val="es-MX"/>
+              </w:rPr>
+            </w:pPr>
           </w:p>
         </w:tc>
       </w:tr>
@@ -907,7 +1191,583 @@
           <w:lang w:val="es-419"/>
         </w:rPr>
       </w:pPr>
-      <w:r>
+    </w:p>
+    <w:tbl>
+      <w:tblPr>
+        <w:tblW w:w="0" w:type="auto"/>
+        <w:tblInd w:w="-75" w:type="dxa"/>
+        <w:tblBorders>
+          <w:top w:val="single" w:sz="4" w:space="0" w:color="auto"/>
+          <w:left w:val="single" w:sz="4" w:space="0" w:color="auto"/>
+          <w:bottom w:val="single" w:sz="4" w:space="0" w:color="auto"/>
+          <w:right w:val="single" w:sz="4" w:space="0" w:color="auto"/>
+          <w:insideH w:val="single" w:sz="4" w:space="0" w:color="auto"/>
+          <w:insideV w:val="single" w:sz="4" w:space="0" w:color="auto"/>
+        </w:tblBorders>
+        <w:tblLayout w:type="fixed"/>
+        <w:tblCellMar>
+          <w:left w:w="105" w:type="dxa"/>
+          <w:right w:w="105" w:type="dxa"/>
+        </w:tblCellMar>
+        <w:tblLook w:val="0000" w:firstRow="0" w:lastRow="0" w:firstColumn="0" w:lastColumn="0" w:noHBand="0" w:noVBand="0"/>
+      </w:tblPr>
+      <w:tblGrid>
+        <w:gridCol w:w="2472"/>
+        <w:gridCol w:w="2472"/>
+        <w:gridCol w:w="2472"/>
+        <w:gridCol w:w="2475"/>
+      </w:tblGrid>
+      <w:tr>
+        <w:tc>
+          <w:tcPr>
+            <w:tcW w:w="2472" w:type="dxa"/>
+          </w:tcPr>
+          <w:p>
+            <w:pPr>
+              <w:rPr>
+                <w:rFonts w:ascii="Arial" w:hAnsi="Arial" w:cs="Arial"/>
+                <w:b/>
+                <w:sz w:val="18"/>
+                <w:szCs w:val="18"/>
+                <w:lang w:val="es-MX"/>
+              </w:rPr>
+            </w:pPr>
+            <w:r>
+              <w:rPr>
+                <w:rFonts w:ascii="Arial" w:hAnsi="Arial" w:cs="Arial"/>
+                <w:b/>
+                <w:sz w:val="18"/>
+                <w:szCs w:val="18"/>
+                <w:lang w:val="es-MX"/>
+              </w:rPr>
+              <w:t>Empresa</w:t>
+            </w:r>
+          </w:p>
+          <w:p>
+            <w:pPr>
+              <w:rPr>
+                <w:rFonts w:ascii="Arial" w:hAnsi="Arial" w:cs="Arial"/>
+                <w:color w:val="0070C0"/>
+                <w:sz w:val="18"/>
+                <w:szCs w:val="18"/>
+                <w:lang w:val="es-MX"/>
+              </w:rPr>
+            </w:pPr>
+            <w:r>
+              <w:rPr>
+                <w:rFonts w:ascii="Arial" w:hAnsi="Arial" w:cs="Arial"/>
+                <w:sz w:val="18"/>
+                <w:szCs w:val="18"/>
+                <w:lang w:val="es-MX"/>
+              </w:rPr>
+              <w:t>Softtek</w:t>
+            </w:r>
+          </w:p>
+        </w:tc>
+        <w:tc>
+          <w:tcPr>
+            <w:tcW w:w="2472" w:type="dxa"/>
+          </w:tcPr>
+          <w:p>
+            <w:pPr>
+              <w:rPr>
+                <w:rFonts w:ascii="Arial" w:hAnsi="Arial" w:cs="Arial"/>
+                <w:b/>
+                <w:sz w:val="18"/>
+                <w:szCs w:val="18"/>
+                <w:lang w:val="es-MX"/>
+              </w:rPr>
+            </w:pPr>
+            <w:r>
+              <w:rPr>
+                <w:rFonts w:ascii="Arial" w:hAnsi="Arial" w:cs="Arial"/>
+                <w:b/>
+                <w:sz w:val="18"/>
+                <w:szCs w:val="18"/>
+                <w:lang w:val="es-MX"/>
+              </w:rPr>
+              <w:t>Puesto</w:t>
+            </w:r>
+          </w:p>
+          <w:p>
+            <w:pPr>
+              <w:rPr>
+                <w:rFonts w:ascii="Arial" w:hAnsi="Arial" w:cs="Arial"/>
+                <w:bCs/>
+                <w:sz w:val="18"/>
+                <w:szCs w:val="18"/>
+                <w:lang w:val="es-MX"/>
+              </w:rPr>
+            </w:pPr>
+            <w:r>
+              <w:rPr>
+                <w:rFonts w:ascii="Arial" w:hAnsi="Arial" w:cs="Arial"/>
+                <w:sz w:val="18"/>
+                <w:szCs w:val="18"/>
+                <w:lang w:val="es-MX"/>
+              </w:rPr>
+              <w:t>Project Manager</w:t>
+            </w:r>
+          </w:p>
+        </w:tc>
+        <w:tc>
+          <w:tcPr>
+            <w:tcW w:w="2472" w:type="dxa"/>
+          </w:tcPr>
+          <w:p>
+            <w:pPr>
+              <w:rPr>
+                <w:rFonts w:ascii="Arial" w:hAnsi="Arial" w:cs="Arial"/>
+                <w:b/>
+                <w:sz w:val="18"/>
+                <w:szCs w:val="18"/>
+                <w:lang w:val="es-MX"/>
+              </w:rPr>
+            </w:pPr>
+            <w:r>
+              <w:rPr>
+                <w:rFonts w:ascii="Arial" w:hAnsi="Arial" w:cs="Arial"/>
+                <w:b/>
+                <w:sz w:val="18"/>
+                <w:szCs w:val="18"/>
+                <w:lang w:val="es-MX"/>
+              </w:rPr>
+              <w:t>Desde:</w:t>
+            </w:r>
+          </w:p>
+          <w:p>
+            <w:pPr>
+              <w:rPr>
+                <w:rFonts w:ascii="Arial" w:hAnsi="Arial" w:cs="Arial"/>
+                <w:bCs/>
+                <w:sz w:val="18"/>
+                <w:szCs w:val="18"/>
+                <w:lang w:val="es-MX"/>
+              </w:rPr>
+            </w:pPr>
+            <w:r>
+              <w:rPr>
+                <w:rFonts w:ascii="Arial" w:hAnsi="Arial" w:cs="Arial"/>
+                <w:sz w:val="18"/>
+                <w:szCs w:val="18"/>
+                <w:lang w:val="es-MX"/>
+              </w:rPr>
+              <w:t>02 marzo 2020</w:t>
+            </w:r>
+          </w:p>
+        </w:tc>
+        <w:tc>
+          <w:tcPr>
+            <w:tcW w:w="2475" w:type="dxa"/>
+          </w:tcPr>
+          <w:p>
+            <w:pPr>
+              <w:pStyle w:val="Heading2"/>
+              <w:rPr>
+                <w:bCs w:val="0"/>
+                <w:szCs w:val="18"/>
+                <w:lang w:val="es-MX"/>
+              </w:rPr>
+            </w:pPr>
+            <w:r>
+              <w:rPr>
+                <w:bCs w:val="0"/>
+                <w:szCs w:val="18"/>
+                <w:lang w:val="es-MX"/>
+              </w:rPr>
+              <w:t xml:space="preserve">Hasta: </w:t>
+            </w:r>
+          </w:p>
+          <w:p>
+            <w:pPr>
+              <w:rPr>
+                <w:rFonts w:ascii="Arial" w:hAnsi="Arial" w:cs="Arial"/>
+                <w:sz w:val="18"/>
+                <w:szCs w:val="18"/>
+                <w:lang w:val="es-MX"/>
+              </w:rPr>
+            </w:pPr>
+            <w:r>
+              <w:rPr>
+                <w:rFonts w:ascii="Arial" w:hAnsi="Arial" w:cs="Arial"/>
+                <w:sz w:val="18"/>
+                <w:szCs w:val="18"/>
+                <w:lang w:val="es-MX"/>
+              </w:rPr>
+              <w:t>31 julio 2023</w:t>
+            </w:r>
+          </w:p>
+        </w:tc>
+      </w:tr>
+    </w:tbl>
+    <w:p>
+      <w:pPr>
+        <w:rPr>
+          <w:rFonts w:ascii="Arial" w:hAnsi="Arial" w:cs="Arial"/>
+          <w:bCs/>
+          <w:sz w:val="18"/>
+          <w:szCs w:val="18"/>
+          <w:lang w:val="en-US"/>
+        </w:rPr>
+      </w:pPr>
+    </w:p>
+    <w:tbl>
+      <w:tblPr>
+        <w:tblW w:w="0" w:type="auto"/>
+        <w:tblInd w:w="-75" w:type="dxa"/>
+        <w:tblBorders>
+          <w:top w:val="single" w:sz="4" w:space="0" w:color="auto"/>
+          <w:left w:val="single" w:sz="4" w:space="0" w:color="auto"/>
+          <w:bottom w:val="single" w:sz="4" w:space="0" w:color="auto"/>
+          <w:right w:val="single" w:sz="4" w:space="0" w:color="auto"/>
+          <w:insideH w:val="single" w:sz="4" w:space="0" w:color="auto"/>
+          <w:insideV w:val="single" w:sz="4" w:space="0" w:color="auto"/>
+        </w:tblBorders>
+        <w:tblLayout w:type="fixed"/>
+        <w:tblCellMar>
+          <w:left w:w="105" w:type="dxa"/>
+          <w:right w:w="105" w:type="dxa"/>
+        </w:tblCellMar>
+        <w:tblLook w:val="0000" w:firstRow="0" w:lastRow="0" w:firstColumn="0" w:lastColumn="0" w:noHBand="0" w:noVBand="0"/>
+      </w:tblPr>
+      <w:tblGrid>
+        <w:gridCol w:w="2070"/>
+        <w:gridCol w:w="7821"/>
+      </w:tblGrid>
+      <w:tr>
+        <w:tc>
+          <w:tcPr>
+            <w:tcW w:w="2070" w:type="dxa"/>
+          </w:tcPr>
+          <w:p>
+            <w:pPr>
+              <w:rPr>
+                <w:rFonts w:ascii="Arial" w:hAnsi="Arial" w:cs="Arial"/>
+                <w:b/>
+                <w:bCs/>
+                <w:sz w:val="18"/>
+                <w:szCs w:val="18"/>
+              </w:rPr>
+            </w:pPr>
+            <w:r>
+              <w:rPr>
+                <w:rFonts w:ascii="Arial" w:hAnsi="Arial" w:cs="Arial"/>
+                <w:b/>
+                <w:bCs/>
+                <w:sz w:val="18"/>
+                <w:szCs w:val="18"/>
+                <w:lang w:val="es-MX"/>
+              </w:rPr>
+              <w:t>Actividades Principales</w:t>
+            </w:r>
+          </w:p>
+        </w:tc>
+        <w:tc>
+          <w:tcPr>
+            <w:tcW w:w="7821" w:type="dxa"/>
+          </w:tcPr>
+          <w:p>
+            <w:pPr>
+              <w:pStyle w:val="NoSpacing"/>
+              <w:ind w:left="0"/>
+              <w:jc w:val="both"/>
+              <w:rPr>
+                <w:sz w:val="18"/>
+                <w:szCs w:val="20"/>
+                <w:lang w:val="es-MX"/>
+              </w:rPr>
+            </w:pPr>
+            <w:r>
+              <w:rPr>
+                <w:sz w:val="18"/>
+                <w:szCs w:val="20"/>
+                <w:lang w:val="es-MX"/>
+              </w:rPr>
+              <w:t>• Diseñé, desarrollé e implementé una oficina de proyectos desde su conceptualización hasta la entrega al cliente.</w:t>
+            </w:r>
+          </w:p>
+          <w:p>
+            <w:pPr>
+              <w:pStyle w:val="NoSpacing"/>
+              <w:ind w:left="0"/>
+              <w:jc w:val="both"/>
+              <w:rPr>
+                <w:szCs w:val="22"/>
+                <w:lang w:val="es-MX"/>
+              </w:rPr>
+            </w:pPr>
+            <w:r>
+              <w:rPr>
+                <w:sz w:val="18"/>
+                <w:szCs w:val="20"/>
+                <w:lang w:val="es-MX"/>
+              </w:rPr>
+              <w:t>• Analicé y evalué procesos existentes para identificar oportunidades y mejoras.</w:t>
+            </w:r>
+          </w:p>
+          <w:p>
+            <w:pPr>
+              <w:pStyle w:val="NoSpacing"/>
+              <w:ind w:left="0"/>
+              <w:jc w:val="both"/>
+              <w:rPr>
+                <w:szCs w:val="22"/>
+                <w:lang w:val="es-MX"/>
+              </w:rPr>
+            </w:pPr>
+            <w:r>
+              <w:rPr>
+                <w:sz w:val="18"/>
+                <w:szCs w:val="20"/>
+                <w:lang w:val="es-MX"/>
+              </w:rPr>
+              <w:t>• Definí OKRs, SLAs y EMV para iniciativas, y participé en la priorización y autorización de proyectos.</w:t>
+            </w:r>
+          </w:p>
+          <w:p>
+            <w:pPr>
+              <w:pStyle w:val="NoSpacing"/>
+              <w:ind w:left="0"/>
+              <w:jc w:val="both"/>
+              <w:rPr>
+                <w:szCs w:val="22"/>
+                <w:lang w:val="es-MX"/>
+              </w:rPr>
+            </w:pPr>
+            <w:r>
+              <w:rPr>
+                <w:sz w:val="18"/>
+                <w:szCs w:val="20"/>
+                <w:lang w:val="es-MX"/>
+              </w:rPr>
+              <w:t>• Implementé un centro de conocimiento para gestionar lecciones aprendidas, mejores prácticas, guías y procedimientos.</w:t>
+            </w:r>
+          </w:p>
+          <w:p>
+            <w:pPr>
+              <w:pStyle w:val="NoSpacing"/>
+              <w:ind w:left="0"/>
+              <w:jc w:val="both"/>
+              <w:rPr>
+                <w:szCs w:val="22"/>
+                <w:lang w:val="es-MX"/>
+              </w:rPr>
+            </w:pPr>
+            <w:r>
+              <w:rPr>
+                <w:sz w:val="18"/>
+                <w:szCs w:val="20"/>
+                <w:lang w:val="es-MX"/>
+              </w:rPr>
+              <w:t>• Realicé seguimiento a indicadores clave como CPI, SPI y EI, siguiendo el marco metodológico del PMI.</w:t>
+            </w:r>
+          </w:p>
+          <w:p>
+            <w:pPr>
+              <w:pStyle w:val="NoSpacing"/>
+              <w:ind w:left="0"/>
+              <w:jc w:val="both"/>
+              <w:rPr>
+                <w:szCs w:val="22"/>
+                <w:lang w:val="es-MX"/>
+              </w:rPr>
+            </w:pPr>
+            <w:r>
+              <w:rPr>
+                <w:sz w:val="18"/>
+                <w:szCs w:val="20"/>
+                <w:lang w:val="es-MX"/>
+              </w:rPr>
+              <w:t>• Definí prototipos para validar procesos creados en la PMO.</w:t>
+            </w:r>
+          </w:p>
+          <w:p>
+            <w:pPr>
+              <w:pStyle w:val="NoSpacing"/>
+              <w:ind w:left="0"/>
+              <w:jc w:val="both"/>
+              <w:rPr>
+                <w:szCs w:val="22"/>
+                <w:lang w:val="es-MX"/>
+              </w:rPr>
+            </w:pPr>
+            <w:r>
+              <w:rPr>
+                <w:sz w:val="18"/>
+                <w:szCs w:val="20"/>
+                <w:lang w:val="es-MX"/>
+              </w:rPr>
+              <w:t>• Actué como senior portafolio manager para el área de finanzas y operaciones.</w:t>
+            </w:r>
+          </w:p>
+          <w:p>
+            <w:pPr>
+              <w:pStyle w:val="NoSpacing"/>
+              <w:ind w:left="0"/>
+              <w:jc w:val="both"/>
+              <w:rPr>
+                <w:szCs w:val="22"/>
+                <w:lang w:val="es-MX"/>
+              </w:rPr>
+            </w:pPr>
+            <w:r>
+              <w:rPr>
+                <w:sz w:val="18"/>
+                <w:szCs w:val="20"/>
+                <w:lang w:val="es-MX"/>
+              </w:rPr>
+              <w:t>• Gestioné proyectos de operaciones para aduanas de DHL, mejorando procesos y la disponibilidad de aplicaciones que soportan información regulatoria con el SAT y ANAM.</w:t>
+            </w:r>
+          </w:p>
+          <w:p>
+            <w:pPr>
+              <w:pStyle w:val="NoSpacing"/>
+              <w:ind w:left="0"/>
+              <w:jc w:val="both"/>
+              <w:rPr>
+                <w:szCs w:val="22"/>
+                <w:lang w:val="es-MX"/>
+              </w:rPr>
+            </w:pPr>
+            <w:r>
+              <w:rPr>
+                <w:sz w:val="18"/>
+                <w:szCs w:val="20"/>
+                <w:lang w:val="es-MX"/>
+              </w:rPr>
+              <w:t>• Analicé registros financieros de aduanas, tomé decisiones y mejoré la comunicación, identificando oportunidades de negocio y proyectos.</w:t>
+            </w:r>
+          </w:p>
+          <w:p>
+            <w:pPr>
+              <w:pStyle w:val="NoSpacing"/>
+              <w:ind w:left="0"/>
+              <w:jc w:val="both"/>
+              <w:rPr>
+                <w:szCs w:val="22"/>
+                <w:lang w:val="es-MX"/>
+              </w:rPr>
+            </w:pPr>
+            <w:r>
+              <w:rPr>
+                <w:sz w:val="18"/>
+                <w:szCs w:val="20"/>
+                <w:lang w:val="es-MX"/>
+              </w:rPr>
+              <w:t>• Gestioné la cartera financiera identificando desvíos y recuperando procesos.</w:t>
+            </w:r>
+          </w:p>
+          <w:p>
+            <w:pPr>
+              <w:pStyle w:val="NoSpacing"/>
+              <w:ind w:left="0"/>
+              <w:jc w:val="both"/>
+              <w:rPr>
+                <w:szCs w:val="22"/>
+                <w:lang w:val="es-MX"/>
+              </w:rPr>
+            </w:pPr>
+            <w:r>
+              <w:rPr>
+                <w:sz w:val="18"/>
+                <w:szCs w:val="20"/>
+                <w:lang w:val="es-MX"/>
+              </w:rPr>
+              <w:t>• Actué como facilitador y scrum máster en la adopción de metodologías ágiles y en la transición desde esquemas tradicionales.</w:t>
+            </w:r>
+          </w:p>
+          <w:p>
+            <w:pPr>
+              <w:pStyle w:val="NoSpacing"/>
+              <w:ind w:left="0"/>
+              <w:jc w:val="both"/>
+              <w:rPr>
+                <w:szCs w:val="22"/>
+                <w:lang w:val="es-MX"/>
+              </w:rPr>
+            </w:pPr>
+            <w:r>
+              <w:rPr>
+                <w:sz w:val="18"/>
+                <w:szCs w:val="20"/>
+                <w:lang w:val="es-MX"/>
+              </w:rPr>
+              <w:t>• Implementé el programa Salesforce para retención de clientes (CRM) bajo la metodología SAFE, mejorando tiempos de respuesta y fidelización.</w:t>
+            </w:r>
+          </w:p>
+          <w:p>
+            <w:pPr>
+              <w:pStyle w:val="NoSpacing"/>
+              <w:ind w:left="0"/>
+              <w:jc w:val="both"/>
+              <w:rPr>
+                <w:szCs w:val="22"/>
+                <w:lang w:val="es-MX"/>
+              </w:rPr>
+            </w:pPr>
+            <w:r>
+              <w:rPr>
+                <w:sz w:val="18"/>
+                <w:szCs w:val="20"/>
+                <w:lang w:val="es-MX"/>
+              </w:rPr>
+              <w:t>• Gestioné programas y proyectos de transición para ventas de departamentos de servicios de salud y aplicaciones de TI para Veritas y Dedalus.</w:t>
+            </w:r>
+          </w:p>
+          <w:p>
+            <w:pPr>
+              <w:pStyle w:val="NoSpacing"/>
+              <w:ind w:left="0"/>
+              <w:jc w:val="both"/>
+              <w:rPr>
+                <w:szCs w:val="22"/>
+                <w:lang w:val="es-MX"/>
+              </w:rPr>
+            </w:pPr>
+            <w:r>
+              <w:rPr>
+                <w:sz w:val="18"/>
+                <w:szCs w:val="20"/>
+                <w:lang w:val="es-MX"/>
+              </w:rPr>
+              <w:t>• Lideré proyectos bajo marcos de cascada, híbridos y ágiles; apoyé la transición a ágiles, presenté soluciones al área comercial y realicé análisis para mejorar el desempeño.</w:t>
+            </w:r>
+          </w:p>
+          <w:p>
+            <w:pPr>
+              <w:pStyle w:val="NoSpacing"/>
+              <w:ind w:left="0"/>
+              <w:jc w:val="both"/>
+              <w:rPr>
+                <w:szCs w:val="22"/>
+                <w:lang w:val="es-MX"/>
+              </w:rPr>
+            </w:pPr>
+            <w:r>
+              <w:rPr>
+                <w:sz w:val="18"/>
+                <w:szCs w:val="20"/>
+                <w:lang w:val="es-MX"/>
+              </w:rPr>
+              <w:t>• Apoyé a equipos comerciales y tecnológicos para mejorar la comunicación entre ambos.</w:t>
+            </w:r>
+          </w:p>
+          <w:p>
+            <w:pPr>
+              <w:pStyle w:val="NoSpacing"/>
+              <w:ind w:left="0"/>
+              <w:jc w:val="both"/>
+              <w:rPr>
+                <w:szCs w:val="22"/>
+                <w:lang w:val="es-MX"/>
+              </w:rPr>
+            </w:pPr>
+          </w:p>
+        </w:tc>
+      </w:tr>
+    </w:tbl>
+    <w:p>
+      <w:pPr>
         <w:rPr>
           <w:rFonts w:ascii="Arial" w:hAnsi="Arial" w:cs="Arial"/>
           <w:bCs/>
@@ -915,31 +1775,236 @@
           <w:szCs w:val="18"/>
           <w:lang w:val="es-419"/>
         </w:rPr>
-        <w:t xml:space="preserve"/>
-      </w:r>
-      <w:r>
-        <w:rPr>
-          <w:rFonts w:ascii="Arial" w:hAnsi="Arial" w:cs="Arial"/>
-          <w:bCs/>
-          <w:sz w:val="18"/>
-          <w:szCs w:val="18"/>
-          <w:lang w:val="es-MX"/>
-        </w:rPr>
-        <w:t xml:space="preserve"/>
-      </w:r>
+      </w:pPr>
     </w:p>
+    <w:tbl>
+      <w:tblPr>
+        <w:tblW w:w="0" w:type="auto"/>
+        <w:tblInd w:w="-75" w:type="dxa"/>
+        <w:tblBorders>
+          <w:top w:val="single" w:sz="4" w:space="0" w:color="auto"/>
+          <w:left w:val="single" w:sz="4" w:space="0" w:color="auto"/>
+          <w:bottom w:val="single" w:sz="4" w:space="0" w:color="auto"/>
+          <w:right w:val="single" w:sz="4" w:space="0" w:color="auto"/>
+          <w:insideH w:val="single" w:sz="4" w:space="0" w:color="auto"/>
+          <w:insideV w:val="single" w:sz="4" w:space="0" w:color="auto"/>
+        </w:tblBorders>
+        <w:tblLayout w:type="fixed"/>
+        <w:tblCellMar>
+          <w:left w:w="105" w:type="dxa"/>
+          <w:right w:w="105" w:type="dxa"/>
+        </w:tblCellMar>
+        <w:tblLook w:val="0000" w:firstRow="0" w:lastRow="0" w:firstColumn="0" w:lastColumn="0" w:noHBand="0" w:noVBand="0"/>
+      </w:tblPr>
+      <w:tblGrid>
+        <w:gridCol w:w="2472"/>
+        <w:gridCol w:w="2472"/>
+        <w:gridCol w:w="2472"/>
+        <w:gridCol w:w="2475"/>
+      </w:tblGrid>
+      <w:tr>
+        <w:tc>
+          <w:tcPr>
+            <w:tcW w:w="2472" w:type="dxa"/>
+          </w:tcPr>
+          <w:p>
+            <w:pPr>
+              <w:rPr>
+                <w:rFonts w:ascii="Arial" w:hAnsi="Arial" w:cs="Arial"/>
+                <w:b/>
+                <w:sz w:val="18"/>
+                <w:szCs w:val="18"/>
+                <w:lang w:val="es-MX"/>
+              </w:rPr>
+            </w:pPr>
+            <w:r>
+              <w:rPr>
+                <w:rFonts w:ascii="Arial" w:hAnsi="Arial" w:cs="Arial"/>
+                <w:b/>
+                <w:sz w:val="18"/>
+                <w:szCs w:val="18"/>
+                <w:lang w:val="es-MX"/>
+              </w:rPr>
+              <w:t>Empresa</w:t>
+            </w:r>
+          </w:p>
+          <w:p>
+            <w:pPr>
+              <w:rPr>
+                <w:rFonts w:ascii="Arial" w:hAnsi="Arial" w:cs="Arial"/>
+                <w:color w:val="0070C0"/>
+                <w:sz w:val="18"/>
+                <w:szCs w:val="18"/>
+                <w:lang w:val="es-MX"/>
+              </w:rPr>
+            </w:pPr>
+            <w:r>
+              <w:rPr>
+                <w:rFonts w:ascii="Arial" w:hAnsi="Arial" w:cs="Arial"/>
+                <w:sz w:val="18"/>
+                <w:szCs w:val="18"/>
+                <w:lang w:val="es-MX"/>
+              </w:rPr>
+              <w:t>Softtek</w:t>
+            </w:r>
+          </w:p>
+        </w:tc>
+        <w:tc>
+          <w:tcPr>
+            <w:tcW w:w="2472" w:type="dxa"/>
+          </w:tcPr>
+          <w:p>
+            <w:pPr>
+              <w:rPr>
+                <w:rFonts w:ascii="Arial" w:hAnsi="Arial" w:cs="Arial"/>
+                <w:b/>
+                <w:sz w:val="18"/>
+                <w:szCs w:val="18"/>
+                <w:lang w:val="es-MX"/>
+              </w:rPr>
+            </w:pPr>
+            <w:r>
+              <w:rPr>
+                <w:rFonts w:ascii="Arial" w:hAnsi="Arial" w:cs="Arial"/>
+                <w:b/>
+                <w:sz w:val="18"/>
+                <w:szCs w:val="18"/>
+                <w:lang w:val="es-MX"/>
+              </w:rPr>
+              <w:t>Puesto</w:t>
+            </w:r>
+          </w:p>
+          <w:p>
+            <w:pPr>
+              <w:rPr>
+                <w:rFonts w:ascii="Arial" w:hAnsi="Arial" w:cs="Arial"/>
+                <w:bCs/>
+                <w:sz w:val="18"/>
+                <w:szCs w:val="18"/>
+                <w:lang w:val="es-MX"/>
+              </w:rPr>
+            </w:pPr>
+            <w:r>
+              <w:rPr>
+                <w:rFonts w:ascii="Arial" w:hAnsi="Arial" w:cs="Arial"/>
+                <w:sz w:val="18"/>
+                <w:szCs w:val="18"/>
+                <w:lang w:val="es-MX"/>
+              </w:rPr>
+              <w:t>Gerente de proyectos</w:t>
+            </w:r>
+          </w:p>
+        </w:tc>
+        <w:tc>
+          <w:tcPr>
+            <w:tcW w:w="2472" w:type="dxa"/>
+          </w:tcPr>
+          <w:p>
+            <w:pPr>
+              <w:rPr>
+                <w:rFonts w:ascii="Arial" w:hAnsi="Arial" w:cs="Arial"/>
+                <w:b/>
+                <w:sz w:val="18"/>
+                <w:szCs w:val="18"/>
+                <w:lang w:val="es-MX"/>
+              </w:rPr>
+            </w:pPr>
+            <w:r>
+              <w:rPr>
+                <w:rFonts w:ascii="Arial" w:hAnsi="Arial" w:cs="Arial"/>
+                <w:b/>
+                <w:sz w:val="18"/>
+                <w:szCs w:val="18"/>
+                <w:lang w:val="es-MX"/>
+              </w:rPr>
+              <w:t>Desde:</w:t>
+            </w:r>
+          </w:p>
+          <w:p>
+            <w:pPr>
+              <w:rPr>
+                <w:rFonts w:ascii="Arial" w:hAnsi="Arial" w:cs="Arial"/>
+                <w:bCs/>
+                <w:sz w:val="18"/>
+                <w:szCs w:val="18"/>
+                <w:lang w:val="es-MX"/>
+              </w:rPr>
+            </w:pPr>
+            <w:r>
+              <w:rPr>
+                <w:rFonts w:ascii="Arial" w:hAnsi="Arial" w:cs="Arial"/>
+                <w:sz w:val="18"/>
+                <w:szCs w:val="18"/>
+                <w:lang w:val="es-MX"/>
+              </w:rPr>
+              <w:t>02 enero 2018</w:t>
+            </w:r>
+          </w:p>
+        </w:tc>
+        <w:tc>
+          <w:tcPr>
+            <w:tcW w:w="2475" w:type="dxa"/>
+          </w:tcPr>
+          <w:p>
+            <w:pPr>
+              <w:pStyle w:val="Heading2"/>
+              <w:rPr>
+                <w:bCs w:val="0"/>
+                <w:szCs w:val="18"/>
+                <w:lang w:val="es-MX"/>
+              </w:rPr>
+            </w:pPr>
+            <w:r>
+              <w:rPr>
+                <w:bCs w:val="0"/>
+                <w:szCs w:val="18"/>
+                <w:lang w:val="es-MX"/>
+              </w:rPr>
+              <w:t xml:space="preserve">Hasta: </w:t>
+            </w:r>
+          </w:p>
+          <w:p>
+            <w:pPr>
+              <w:rPr>
+                <w:rFonts w:ascii="Arial" w:hAnsi="Arial" w:cs="Arial"/>
+                <w:sz w:val="18"/>
+                <w:szCs w:val="18"/>
+                <w:lang w:val="es-MX"/>
+              </w:rPr>
+            </w:pPr>
+            <w:r>
+              <w:rPr>
+                <w:rFonts w:ascii="Arial" w:hAnsi="Arial" w:cs="Arial"/>
+                <w:sz w:val="18"/>
+                <w:szCs w:val="18"/>
+                <w:lang w:val="es-MX"/>
+              </w:rPr>
+              <w:t>2</w:t>
+            </w:r>
+            <w:r>
+              <w:rPr>
+                <w:rFonts w:ascii="Arial" w:hAnsi="Arial" w:cs="Arial"/>
+                <w:sz w:val="18"/>
+                <w:szCs w:val="18"/>
+                <w:lang w:val="es-MX"/>
+              </w:rPr>
+              <w:t>8</w:t>
+            </w:r>
+            <w:r>
+              <w:rPr>
+                <w:rFonts w:ascii="Arial" w:hAnsi="Arial" w:cs="Arial"/>
+                <w:sz w:val="18"/>
+                <w:szCs w:val="18"/>
+                <w:lang w:val="es-MX"/>
+              </w:rPr>
+              <w:t xml:space="preserve"> febrero 2020</w:t>
+            </w:r>
+          </w:p>
+        </w:tc>
+      </w:tr>
+    </w:tbl>
     <w:p>
       <w:pPr>
-        <w:rPr>
-          <w:rFonts w:ascii="Arial" w:hAnsi="Arial" w:cs="Arial"/>
-          <w:b/>
-          <w:sz w:val="18"/>
-          <w:szCs w:val="18"/>
-          <w:u w:val="single"/>
-          <w:lang w:val="en-US"/>
-        </w:rPr>
-      </w:pPr>
-      <w:r>
         <w:rPr>
           <w:rFonts w:ascii="Arial" w:hAnsi="Arial" w:cs="Arial"/>
           <w:bCs/>
@@ -947,32 +2012,219 @@
           <w:szCs w:val="18"/>
           <w:lang w:val="en-US"/>
         </w:rPr>
-        <w:t xml:space="preserve"/>
-      </w:r>
-      <w:r>
-        <w:rPr>
-          <w:rFonts w:ascii="Arial" w:hAnsi="Arial" w:cs="Arial"/>
-          <w:b/>
-          <w:sz w:val="18"/>
-          <w:szCs w:val="18"/>
-          <w:u w:val="single"/>
-          <w:lang w:val="en-US"/>
-        </w:rPr>
-        <w:t xml:space="preserve">HISTORIAL</w:t>
-      </w:r>
-      <w:proofErr w:type="gramEnd"/>
-      <w:r>
-        <w:rPr>
-          <w:rFonts w:ascii="Arial" w:hAnsi="Arial" w:cs="Arial"/>
-          <w:b/>
-          <w:sz w:val="18"/>
-          <w:szCs w:val="18"/>
-          <w:u w:val="single"/>
-          <w:lang w:val="en-US"/>
-        </w:rPr>
-        <w:t xml:space="preserve"> PROFESIONAL ADICIONAL</w:t>
-      </w:r>
+      </w:pPr>
     </w:p>
+    <w:tbl>
+      <w:tblPr>
+        <w:tblW w:w="0" w:type="auto"/>
+        <w:tblInd w:w="-75" w:type="dxa"/>
+        <w:tblBorders>
+          <w:top w:val="single" w:sz="4" w:space="0" w:color="auto"/>
+          <w:left w:val="single" w:sz="4" w:space="0" w:color="auto"/>
+          <w:bottom w:val="single" w:sz="4" w:space="0" w:color="auto"/>
+          <w:right w:val="single" w:sz="4" w:space="0" w:color="auto"/>
+          <w:insideH w:val="single" w:sz="4" w:space="0" w:color="auto"/>
+          <w:insideV w:val="single" w:sz="4" w:space="0" w:color="auto"/>
+        </w:tblBorders>
+        <w:tblLayout w:type="fixed"/>
+        <w:tblCellMar>
+          <w:left w:w="105" w:type="dxa"/>
+          <w:right w:w="105" w:type="dxa"/>
+        </w:tblCellMar>
+        <w:tblLook w:val="0000" w:firstRow="0" w:lastRow="0" w:firstColumn="0" w:lastColumn="0" w:noHBand="0" w:noVBand="0"/>
+      </w:tblPr>
+      <w:tblGrid>
+        <w:gridCol w:w="2070"/>
+        <w:gridCol w:w="7821"/>
+      </w:tblGrid>
+      <w:tr>
+        <w:tc>
+          <w:tcPr>
+            <w:tcW w:w="2070" w:type="dxa"/>
+          </w:tcPr>
+          <w:p>
+            <w:pPr>
+              <w:rPr>
+                <w:rFonts w:ascii="Arial" w:hAnsi="Arial" w:cs="Arial"/>
+                <w:b/>
+                <w:bCs/>
+                <w:sz w:val="18"/>
+                <w:szCs w:val="18"/>
+              </w:rPr>
+            </w:pPr>
+            <w:r>
+              <w:rPr>
+                <w:rFonts w:ascii="Arial" w:hAnsi="Arial" w:cs="Arial"/>
+                <w:b/>
+                <w:bCs/>
+                <w:sz w:val="18"/>
+                <w:szCs w:val="18"/>
+                <w:lang w:val="es-MX"/>
+              </w:rPr>
+              <w:t>Actividades Principales</w:t>
+            </w:r>
+          </w:p>
+        </w:tc>
+        <w:tc>
+          <w:tcPr>
+            <w:tcW w:w="7821" w:type="dxa"/>
+          </w:tcPr>
+          <w:p>
+            <w:pPr>
+              <w:pStyle w:val="NoSpacing"/>
+              <w:ind w:left="0"/>
+              <w:jc w:val="both"/>
+              <w:rPr>
+                <w:sz w:val="18"/>
+                <w:szCs w:val="20"/>
+                <w:lang w:val="es-MX"/>
+              </w:rPr>
+            </w:pPr>
+            <w:r>
+              <w:rPr>
+                <w:sz w:val="18"/>
+                <w:szCs w:val="20"/>
+                <w:lang w:val="es-MX"/>
+              </w:rPr>
+              <w:t>• Configuré e implementé soluciones de alta tecnología para el Centro de Operación de la Red Nacional y el Plan de Recuperación de Desastres, mejorando la red y el servicio al cliente.</w:t>
+            </w:r>
+          </w:p>
+          <w:p>
+            <w:pPr>
+              <w:pStyle w:val="NoSpacing"/>
+              <w:ind w:left="0"/>
+              <w:jc w:val="both"/>
+              <w:rPr>
+                <w:szCs w:val="22"/>
+                <w:lang w:val="es-MX"/>
+              </w:rPr>
+            </w:pPr>
+            <w:r>
+              <w:rPr>
+                <w:sz w:val="18"/>
+                <w:szCs w:val="20"/>
+                <w:lang w:val="es-MX"/>
+              </w:rPr>
+              <w:t>• Monté e implementé soluciones para el centro de innovación y tecnologías emergentes (5th world Foundry).</w:t>
+            </w:r>
+          </w:p>
+          <w:p>
+            <w:pPr>
+              <w:pStyle w:val="NoSpacing"/>
+              <w:ind w:left="0"/>
+              <w:jc w:val="both"/>
+              <w:rPr>
+                <w:szCs w:val="22"/>
+                <w:lang w:val="es-MX"/>
+              </w:rPr>
+            </w:pPr>
+            <w:r>
+              <w:rPr>
+                <w:sz w:val="18"/>
+                <w:szCs w:val="20"/>
+                <w:lang w:val="es-MX"/>
+              </w:rPr>
+              <w:t>• Integré red y servicios de AT con el gobierno de México para un proyecto regulatorio 911.</w:t>
+            </w:r>
+          </w:p>
+          <w:p>
+            <w:pPr>
+              <w:pStyle w:val="NoSpacing"/>
+              <w:ind w:left="0"/>
+              <w:jc w:val="both"/>
+              <w:rPr>
+                <w:szCs w:val="22"/>
+                <w:lang w:val="es-MX"/>
+              </w:rPr>
+            </w:pPr>
+            <w:r>
+              <w:rPr>
+                <w:sz w:val="18"/>
+                <w:szCs w:val="20"/>
+                <w:lang w:val="es-MX"/>
+              </w:rPr>
+              <w:t>• Analicé e integré el administrador de red existente con la nueva red de AT para generar oportunidades de mercado y mejorar la calidad de servicio.</w:t>
+            </w:r>
+          </w:p>
+          <w:p>
+            <w:pPr>
+              <w:pStyle w:val="NoSpacing"/>
+              <w:ind w:left="0"/>
+              <w:jc w:val="both"/>
+              <w:rPr>
+                <w:szCs w:val="22"/>
+                <w:lang w:val="es-MX"/>
+              </w:rPr>
+            </w:pPr>
+            <w:r>
+              <w:rPr>
+                <w:sz w:val="18"/>
+                <w:szCs w:val="20"/>
+                <w:lang w:val="es-MX"/>
+              </w:rPr>
+              <w:t>• Gestioné proveedores, operaciones y equipos comerciales para proyectos de alta visibilidad.</w:t>
+            </w:r>
+          </w:p>
+          <w:p>
+            <w:pPr>
+              <w:pStyle w:val="NoSpacing"/>
+              <w:ind w:left="0"/>
+              <w:jc w:val="both"/>
+              <w:rPr>
+                <w:szCs w:val="22"/>
+                <w:lang w:val="es-MX"/>
+              </w:rPr>
+            </w:pPr>
+            <w:r>
+              <w:rPr>
+                <w:sz w:val="18"/>
+                <w:szCs w:val="20"/>
+                <w:lang w:val="es-MX"/>
+              </w:rPr>
+              <w:t>• Identifiqué necesidades regulatorias y prioricé planes para el negocio.</w:t>
+            </w:r>
+          </w:p>
+          <w:p>
+            <w:pPr>
+              <w:pStyle w:val="NoSpacing"/>
+              <w:ind w:left="0"/>
+              <w:jc w:val="both"/>
+              <w:rPr>
+                <w:szCs w:val="22"/>
+                <w:lang w:val="es-MX"/>
+              </w:rPr>
+            </w:pPr>
+            <w:r>
+              <w:rPr>
+                <w:sz w:val="18"/>
+                <w:szCs w:val="20"/>
+                <w:lang w:val="es-MX"/>
+              </w:rPr>
+              <w:t>• Elaboré informes de alta calidad para oportunidades comerciales.</w:t>
+            </w:r>
+          </w:p>
+          <w:p>
+            <w:pPr>
+              <w:pStyle w:val="NoSpacing"/>
+              <w:ind w:left="0"/>
+              <w:jc w:val="both"/>
+              <w:rPr>
+                <w:szCs w:val="22"/>
+                <w:lang w:val="es-MX"/>
+              </w:rPr>
+            </w:pPr>
+            <w:r>
+              <w:rPr>
+                <w:sz w:val="18"/>
+                <w:szCs w:val="20"/>
+                <w:lang w:val="es-MX"/>
+              </w:rPr>
+              <w:t>• Apoyé las operaciones y la estabilidad del servicio asegurando la finalización de proyectos y programas a tiempo y dentro del presupuesto.</w:t>
+            </w:r>
+          </w:p>
+        </w:tc>
+      </w:tr>
+    </w:tbl>
     <w:p>
       <w:pPr>
         <w:rPr>
@@ -980,132 +2232,9 @@
           <w:bCs/>
           <w:sz w:val="18"/>
           <w:szCs w:val="18"/>
-          <w:lang w:val="en-US"/>
+          <w:lang w:val="es-419"/>
         </w:rPr>
       </w:pPr>
-    </w:p>
-    <w:p>
-      <w:pPr>
-        <w:rPr>
-          <w:rFonts w:ascii="Arial" w:hAnsi="Arial" w:cs="Arial"/>
-          <w:bCs/>
-          <w:sz w:val="18"/>
-          <w:szCs w:val="18"/>
-          <w:lang w:val="es-MX"/>
-        </w:rPr>
-      </w:pPr>
-      <w:proofErr w:type="gramStart"/>
-      <w:r>
-        <w:rPr>
-          <w:rFonts w:ascii="Arial" w:hAnsi="Arial" w:cs="Arial"/>
-          <w:bCs/>
-          <w:sz w:val="18"/>
-          <w:szCs w:val="18"/>
-          <w:lang w:val="es-MX"/>
-        </w:rPr>
-        <w:t xml:space="preserve">marzo 2012 - diciembre 2017</w:t>
-      </w:r>
-    </w:p>
-    <w:p>
-      <w:pPr>
-        <w:rPr>
-          <w:rFonts w:ascii="Arial" w:hAnsi="Arial" w:cs="Arial"/>
-          <w:bCs/>
-          <w:sz w:val="16"/>
-          <w:szCs w:val="16"/>
-          <w:lang w:val="es-MX"/>
-        </w:rPr>
-      </w:pPr>
-    </w:p>
-    <w:p>
-      <w:pPr>
-        <w:jc w:val="both"/>
-        <w:rPr>
-          <w:rFonts w:ascii="Arial" w:hAnsi="Arial" w:cs="Arial"/>
-          <w:bCs/>
-          <w:sz w:val="18"/>
-          <w:szCs w:val="18"/>
-          <w:lang w:val="es-MX"/>
-        </w:rPr>
-      </w:pPr>
-      <w:proofErr w:type="gramStart"/>
-      <w:r>
-        <w:rPr>
-          <w:rFonts w:ascii="Arial" w:hAnsi="Arial" w:cs="Arial"/>
-          <w:bCs/>
-          <w:sz w:val="18"/>
-          <w:szCs w:val="18"/>
-          <w:lang w:val="es-MX"/>
-        </w:rPr>
-        <w:t xml:space="preserve">Gestionar e implementar soluciones de red, centros de operación y planes de recuperación de desastres, así como integrar servicios y administradores de red para proyectos regulatorios y de alta visibilidad. Controlar presupuestos contractuales, coordinar proveedores y equipos comerciales, y supervisar el cumplimiento de niveles de servicio y operaciones logísticas.</w:t>
-      </w:r>
-    </w:p>
-    <w:p>
-      <w:pPr>
-        <w:jc w:val="both"/>
-        <w:rPr>
-          <w:rFonts w:ascii="Arial" w:hAnsi="Arial" w:cs="Arial"/>
-          <w:bCs/>
-          <w:sz w:val="18"/>
-          <w:szCs w:val="18"/>
-          <w:lang w:val="es-MX"/>
-        </w:rPr>
-      </w:pPr>
-    </w:p>
-    <w:p>
-      <w:pPr>
-        <w:jc w:val="both"/>
-        <w:rPr>
-          <w:rFonts w:ascii="Arial" w:hAnsi="Arial" w:cs="Arial"/>
-          <w:bCs/>
-          <w:sz w:val="18"/>
-          <w:szCs w:val="18"/>
-          <w:lang w:val="en-US"/>
-        </w:rPr>
-      </w:pPr>
-      <w:r>
-        <w:rPr>
-          <w:rFonts w:ascii="Arial" w:hAnsi="Arial" w:cs="Arial"/>
-          <w:bCs/>
-          <w:sz w:val="18"/>
-          <w:szCs w:val="18"/>
-          <w:lang w:val="en-US"/>
-        </w:rPr>
-        <w:t xml:space="preserve"/>
-      </w:r>
-    </w:p>
-    <w:p>
-      <w:pPr>
-        <w:rPr>
-          <w:rFonts w:ascii="Arial" w:hAnsi="Arial" w:cs="Arial"/>
-          <w:b/>
-          <w:sz w:val="18"/>
-          <w:szCs w:val="18"/>
-          <w:lang w:val="en-US"/>
-        </w:rPr>
-      </w:pPr>
-      <w:r>
-        <w:rPr>
-          <w:rFonts w:ascii="Arial" w:hAnsi="Arial" w:cs="Arial"/>
-          <w:b/>
-          <w:sz w:val="18"/>
-          <w:szCs w:val="18"/>
-          <w:u w:val="single"/>
-          <w:lang w:val="en-US"/>
-        </w:rPr>
-        <w:br w:type="page"/>
-      </w:r>
-      <w:r>
-        <w:rPr>
-          <w:rFonts w:ascii="Arial" w:hAnsi="Arial" w:cs="Arial"/>
-          <w:b/>
-          <w:sz w:val="18"/>
-          <w:szCs w:val="18"/>
-          <w:lang w:val="en-US"/>
-        </w:rPr>
-        <w:lastRenderedPageBreak/>
-        <w:t xml:space="preserve"> </w:t>
-      </w:r>
     </w:p>
     <w:p>
       <w:pPr>
@@ -1127,7 +2256,142 @@
           <w:u w:val="single"/>
           <w:lang w:val="es-MX"/>
         </w:rPr>
-        <w:t xml:space="preserve">NIVEL DE ESTUDIOS:</w:t>
+        <w:lastRenderedPageBreak/>
+        <w:t>HISTORIAL PROFESIONAL ADICIONAL</w:t>
+      </w:r>
+    </w:p>
+    <w:p>
+      <w:pPr>
+        <w:rPr>
+          <w:rFonts w:ascii="Arial" w:hAnsi="Arial" w:cs="Arial"/>
+          <w:bCs/>
+          <w:sz w:val="18"/>
+          <w:szCs w:val="18"/>
+          <w:lang w:val="es-MX"/>
+        </w:rPr>
+      </w:pPr>
+    </w:p>
+    <w:p>
+      <w:pPr>
+        <w:rPr>
+          <w:rFonts w:ascii="Arial" w:hAnsi="Arial" w:cs="Arial"/>
+          <w:bCs/>
+          <w:sz w:val="18"/>
+          <w:szCs w:val="18"/>
+          <w:lang w:val="es-MX"/>
+        </w:rPr>
+      </w:pPr>
+      <w:r>
+        <w:rPr>
+          <w:rFonts w:ascii="Arial" w:hAnsi="Arial" w:cs="Arial"/>
+          <w:bCs/>
+          <w:sz w:val="18"/>
+          <w:szCs w:val="18"/>
+          <w:lang w:val="es-MX"/>
+        </w:rPr>
+        <w:t>La experiencia abarca desde 01 marzo de 2012 hasta 31 diciembre de 2017</w:t>
+      </w:r>
+    </w:p>
+    <w:p>
+      <w:pPr>
+        <w:rPr>
+          <w:rFonts w:ascii="Arial" w:hAnsi="Arial" w:cs="Arial"/>
+          <w:bCs/>
+          <w:sz w:val="16"/>
+          <w:szCs w:val="16"/>
+          <w:lang w:val="es-MX"/>
+        </w:rPr>
+      </w:pPr>
+    </w:p>
+    <w:p>
+      <w:pPr>
+        <w:jc w:val="both"/>
+        <w:rPr>
+          <w:rFonts w:ascii="Arial" w:hAnsi="Arial" w:cs="Arial"/>
+          <w:bCs/>
+          <w:sz w:val="18"/>
+          <w:szCs w:val="18"/>
+          <w:lang w:val="es-MX"/>
+        </w:rPr>
+      </w:pPr>
+      <w:r>
+        <w:rPr>
+          <w:rFonts w:ascii="Arial" w:hAnsi="Arial" w:cs="Arial"/>
+          <w:bCs/>
+          <w:sz w:val="18"/>
+          <w:szCs w:val="18"/>
+          <w:lang w:val="es-MX"/>
+        </w:rPr>
+        <w:t>Durante este período me desempeñé como Project Manager, asumiendo la gestión de proveedores, control y seguimiento de presupuestos contractuales, coordinación de equipos y liderazgo de proyectos de infraestructura. Supervisé el cumplimiento de niveles de servicio, manejé escalaciones con clientes y coordiné la construcción de equipos. También planifiqué logística de sitios y establecí canales de comunicación entre stakeholders y equipos técnicos para garantizar entregables y continuidad operativa.</w:t>
+      </w:r>
+    </w:p>
+    <w:p>
+      <w:pPr>
+        <w:jc w:val="both"/>
+        <w:rPr>
+          <w:rFonts w:ascii="Arial" w:hAnsi="Arial" w:cs="Arial"/>
+          <w:bCs/>
+          <w:sz w:val="18"/>
+          <w:szCs w:val="18"/>
+          <w:lang w:val="es-MX"/>
+        </w:rPr>
+      </w:pPr>
+    </w:p>
+    <w:p>
+      <w:pPr>
+        <w:jc w:val="both"/>
+        <w:rPr>
+          <w:rFonts w:ascii="Arial" w:hAnsi="Arial" w:cs="Arial"/>
+          <w:bCs/>
+          <w:sz w:val="18"/>
+          <w:szCs w:val="18"/>
+          <w:lang w:val="es-MX"/>
+        </w:rPr>
+      </w:pPr>
+    </w:p>
+    <w:p>
+      <w:pPr>
+        <w:rPr>
+          <w:rFonts w:ascii="Arial" w:hAnsi="Arial" w:cs="Arial"/>
+          <w:b/>
+          <w:sz w:val="18"/>
+          <w:szCs w:val="18"/>
+          <w:lang w:val="es-MX"/>
+        </w:rPr>
+      </w:pPr>
+    </w:p>
+    <w:p>
+      <w:pPr>
+        <w:rPr>
+          <w:rFonts w:ascii="Arial" w:hAnsi="Arial" w:cs="Arial"/>
+          <w:b/>
+          <w:sz w:val="18"/>
+          <w:szCs w:val="18"/>
+          <w:u w:val="single"/>
+          <w:lang w:val="es-MX"/>
+        </w:rPr>
+      </w:pPr>
+      <w:r>
+        <w:rPr>
+          <w:rFonts w:ascii="Arial" w:hAnsi="Arial" w:cs="Arial"/>
+          <w:b/>
+          <w:sz w:val="18"/>
+          <w:szCs w:val="18"/>
+          <w:u w:val="single"/>
+          <w:lang w:val="es-MX"/>
+        </w:rPr>
+        <w:t>FORMACIÓN ACADÉMICA</w:t>
+      </w:r>
+      <w:r>
+        <w:rPr>
+          <w:rFonts w:ascii="Arial" w:hAnsi="Arial" w:cs="Arial"/>
+          <w:b/>
+          <w:sz w:val="18"/>
+          <w:szCs w:val="18"/>
+          <w:u w:val="single"/>
+          <w:lang w:val="es-MX"/>
+        </w:rPr>
+        <w:t>:</w:t>
       </w:r>
     </w:p>
     <w:p>
@@ -1175,7 +2439,6 @@
                 <w:lang w:val="es-MX"/>
               </w:rPr>
             </w:pPr>
-            <w:proofErr w:type="gramStart"/>
             <w:r>
               <w:rPr>
                 <w:rFonts w:ascii="Arial" w:hAnsi="Arial" w:cs="Arial"/>
@@ -1184,7 +2447,7 @@
                 <w:szCs w:val="18"/>
                 <w:lang w:val="es-MX"/>
               </w:rPr>
-              <w:t xml:space="preserve">Licenciatura en ingeniería en Telecomunicaciones y electronica</w:t>
+              <w:t>Licenciatura en ingeniería en Telecomunicaciones y electronica</w:t>
             </w:r>
           </w:p>
         </w:tc>
@@ -1201,7 +2464,6 @@
                 <w:lang w:val="es-MX"/>
               </w:rPr>
             </w:pPr>
-            <w:proofErr w:type="gramStart"/>
             <w:r>
               <w:rPr>
                 <w:rFonts w:ascii="Arial" w:hAnsi="Arial" w:cs="Arial"/>
@@ -1210,7 +2472,7 @@
                 <w:szCs w:val="18"/>
                 <w:lang w:val="es-MX"/>
               </w:rPr>
-              <w:t xml:space="preserve">Atizapán, Edo. De México, México</w:t>
+              <w:t>Universidad Tecnológica de México (UNITEC), Atizapán, Estado de México, México</w:t>
             </w:r>
           </w:p>
           <w:p>
@@ -1220,7 +2482,7 @@
                 <w:bCs/>
                 <w:sz w:val="18"/>
                 <w:szCs w:val="18"/>
-                <w:lang w:val="en-US"/>
+                <w:lang w:val="es-MX"/>
               </w:rPr>
             </w:pPr>
           </w:p>
@@ -1239,7 +2501,6 @@
                 <w:lang w:val="es-MX"/>
               </w:rPr>
             </w:pPr>
-            <w:proofErr w:type="gramStart"/>
             <w:r>
               <w:rPr>
                 <w:rFonts w:ascii="Arial" w:hAnsi="Arial" w:cs="Arial"/>
@@ -1248,7 +2509,49 @@
                 <w:szCs w:val="18"/>
                 <w:lang w:val="es-MX"/>
               </w:rPr>
-              <w:t xml:space="preserve">2009-2012</w:t>
+              <w:t>2009-2012</w:t>
+            </w:r>
+          </w:p>
+          <w:p>
+            <w:pPr>
+              <w:rPr>
+                <w:rFonts w:ascii="Arial" w:hAnsi="Arial" w:cs="Arial"/>
+                <w:bCs/>
+                <w:sz w:val="18"/>
+                <w:szCs w:val="18"/>
+                <w:lang w:val="es-MX"/>
+              </w:rPr>
+            </w:pPr>
+            <w:r>
+              <w:rPr>
+                <w:rFonts w:ascii="Arial" w:hAnsi="Arial" w:cs="Arial"/>
+                <w:bCs/>
+                <w:sz w:val="18"/>
+                <w:szCs w:val="18"/>
+                <w:lang w:val="es-MX"/>
+              </w:rPr>
+              <w:t>Cédula Profesional</w:t>
+            </w:r>
+          </w:p>
+          <w:p>
+            <w:pPr>
+              <w:rPr>
+                <w:rFonts w:ascii="Arial" w:hAnsi="Arial" w:cs="Arial"/>
+                <w:bCs/>
+                <w:sz w:val="18"/>
+                <w:szCs w:val="18"/>
+                <w:lang w:val="es-MX"/>
+              </w:rPr>
+            </w:pPr>
+            <w:r>
+              <w:rPr>
+                <w:rFonts w:ascii="Arial" w:hAnsi="Arial" w:cs="Arial"/>
+                <w:bCs/>
+                <w:sz w:val="18"/>
+                <w:szCs w:val="18"/>
+                <w:lang w:val="es-MX"/>
+              </w:rPr>
+              <w:t>8513848</w:t>
             </w:r>
           </w:p>
         </w:tc>
@@ -1276,16 +2579,6 @@
           <w:lang w:val="es-MX"/>
         </w:rPr>
       </w:pPr>
-      <w:r>
-        <w:rPr>
-          <w:rFonts w:ascii="Arial" w:hAnsi="Arial" w:cs="Arial"/>
-          <w:bCs/>
-          <w:sz w:val="18"/>
-          <w:szCs w:val="18"/>
-          <w:lang w:val="es-MX"/>
-        </w:rPr>
-        <w:t xml:space="preserve"/>
-      </w:r>
       <w:r>
         <w:rPr>
           <w:rFonts w:ascii="Arial" w:hAnsi="Arial" w:cs="Arial"/>
@@ -1296,9 +2589,8 @@
           <w:u w:val="single"/>
           <w:lang w:val="es-MX"/>
         </w:rPr>
-        <w:t xml:space="preserve">CERTIFICACIONES</w:t>
+        <w:t>CERTIFICACIONES</w:t>
       </w:r>
-      <w:proofErr w:type="gramEnd"/>
     </w:p>
     <w:p>
       <w:pPr>
@@ -1354,18 +2646,7 @@
                 <w:szCs w:val="18"/>
                 <w:lang w:val="es-MX" w:eastAsia="es-ES"/>
               </w:rPr>
-              <w:t xml:space="preserve">- </w:t>
-            </w:r>
-            <w:proofErr w:type="gramStart"/>
-            <w:r>
-              <w:rPr>
-                <w:rFonts w:ascii="Arial" w:eastAsia="Times New Roman" w:hAnsi="Arial" w:cs="Arial"/>
-                <w:bCs/>
-                <w:sz w:val="18"/>
-                <w:szCs w:val="18"/>
-                <w:lang w:val="es-MX" w:eastAsia="es-ES"/>
-              </w:rPr>
-              <w:t xml:space="preserve">Project-Management-Professional</w:t>
+              <w:t>- Project-Management-Professional</w:t>
             </w:r>
           </w:p>
         </w:tc>
@@ -1382,7 +2663,6 @@
                 <w:lang w:val="es-MX"/>
               </w:rPr>
             </w:pPr>
-            <w:proofErr w:type="gramStart"/>
             <w:r>
               <w:rPr>
                 <w:rFonts w:ascii="Arial" w:hAnsi="Arial" w:cs="Arial"/>
@@ -1390,7 +2670,7 @@
                 <w:szCs w:val="18"/>
                 <w:lang w:val="es-MX"/>
               </w:rPr>
-              <w:t xml:space="preserve">2017 / 2029</w:t>
+              <w:t>2017 / 2029</w:t>
             </w:r>
           </w:p>
         </w:tc>
@@ -1424,18 +2704,7 @@
                 <w:szCs w:val="18"/>
                 <w:lang w:val="es-MX" w:eastAsia="es-ES"/>
               </w:rPr>
-              <w:t xml:space="preserve">- </w:t>
-            </w:r>
-            <w:proofErr w:type="gramStart"/>
-            <w:r>
-              <w:rPr>
-                <w:rFonts w:ascii="Arial" w:eastAsia="Times New Roman" w:hAnsi="Arial" w:cs="Arial"/>
-                <w:bCs/>
-                <w:sz w:val="18"/>
-                <w:szCs w:val="18"/>
-                <w:lang w:val="es-MX" w:eastAsia="es-ES"/>
-              </w:rPr>
-              <w:t xml:space="preserve">Certificado ITIL v4</w:t>
+              <w:t>- Certificado ITIL v4</w:t>
             </w:r>
           </w:p>
         </w:tc>
@@ -1452,7 +2721,6 @@
                 <w:lang w:val="es-MX"/>
               </w:rPr>
             </w:pPr>
-            <w:proofErr w:type="gramStart"/>
             <w:r>
               <w:rPr>
                 <w:rFonts w:ascii="Arial" w:hAnsi="Arial" w:cs="Arial"/>
@@ -1460,7 +2728,7 @@
                 <w:szCs w:val="18"/>
                 <w:lang w:val="es-MX"/>
               </w:rPr>
-              <w:t xml:space="preserve">2023 / 2026</w:t>
+              <w:t>2023 / 2026</w:t>
             </w:r>
           </w:p>
         </w:tc>
@@ -1489,6 +2757,67 @@
           <w:lang w:val="en-US"/>
         </w:rPr>
       </w:pPr>
+    </w:p>
+    <w:p>
+      <w:pPr>
+        <w:jc w:val="both"/>
+        <w:rPr>
+          <w:rFonts w:ascii="Arial" w:hAnsi="Arial" w:cs="Arial"/>
+          <w:bCs/>
+          <w:sz w:val="18"/>
+          <w:szCs w:val="18"/>
+          <w:lang w:val="en-US"/>
+        </w:rPr>
+      </w:pPr>
+    </w:p>
+    <w:p>
+      <w:pPr>
+        <w:jc w:val="both"/>
+        <w:rPr>
+          <w:rFonts w:ascii="Arial" w:hAnsi="Arial" w:cs="Arial"/>
+          <w:bCs/>
+          <w:sz w:val="18"/>
+          <w:szCs w:val="18"/>
+          <w:lang w:val="en-US"/>
+        </w:rPr>
+      </w:pPr>
+    </w:p>
+    <w:p>
+      <w:pPr>
+        <w:jc w:val="both"/>
+        <w:rPr>
+          <w:rFonts w:ascii="Arial" w:hAnsi="Arial" w:cs="Arial"/>
+          <w:bCs/>
+          <w:sz w:val="18"/>
+          <w:szCs w:val="18"/>
+          <w:lang w:val="en-US"/>
+        </w:rPr>
+      </w:pPr>
+    </w:p>
+    <w:p>
+      <w:pPr>
+        <w:jc w:val="both"/>
+        <w:rPr>
+          <w:rFonts w:ascii="Arial" w:hAnsi="Arial" w:cs="Arial"/>
+          <w:bCs/>
+          <w:sz w:val="18"/>
+          <w:szCs w:val="18"/>
+          <w:lang w:val="en-US"/>
+        </w:rPr>
+      </w:pPr>
+    </w:p>
+    <w:p>
+      <w:pPr>
+        <w:ind w:left="708" w:hanging="708"/>
+        <w:jc w:val="center"/>
+        <w:rPr>
+          <w:rFonts w:ascii="Arial" w:hAnsi="Arial" w:cs="Arial"/>
+          <w:bCs/>
+          <w:sz w:val="18"/>
+          <w:szCs w:val="18"/>
+          <w:lang w:val="en-US"/>
+        </w:rPr>
+      </w:pPr>
       <w:r>
         <w:rPr>
           <w:rFonts w:ascii="Arial" w:hAnsi="Arial" w:cs="Arial"/>
@@ -1497,9 +2826,13 @@
           <w:szCs w:val="18"/>
           <w:lang w:val="en-US"/>
         </w:rPr>
-        <w:t xml:space="preserve"/>
+        <w:t>______________________________________</w:t>
       </w:r>
-      <w:r>
+    </w:p>
+    <w:p>
+      <w:pPr>
+        <w:ind w:left="708" w:hanging="708"/>
+        <w:jc w:val="center"/>
         <w:rPr>
           <w:rFonts w:ascii="Arial" w:hAnsi="Arial" w:cs="Arial"/>
           <w:bCs/>
@@ -1507,8 +2840,39 @@
           <w:szCs w:val="18"/>
           <w:lang w:val="en-US"/>
         </w:rPr>
-        <w:t xml:space="preserve"/>
+      </w:pPr>
+    </w:p>
+    <w:p>
+      <w:pPr>
+        <w:pStyle w:val="Title"/>
+        <w:ind w:left="708" w:hanging="708"/>
+        <w:rPr>
+          <w:b/>
+          <w:bCs/>
+          <w:color w:val="0070C0"/>
+          <w:lang w:val="es-MX"/>
+        </w:rPr>
+      </w:pPr>
+      <w:r>
+        <w:rPr>
+          <w:b/>
+          <w:bCs/>
+          <w:lang w:val="es-MX"/>
+        </w:rPr>
+        <w:t>Humberto Montes de Oca</w:t>
       </w:r>
+    </w:p>
+    <w:p>
+      <w:pPr>
+        <w:jc w:val="both"/>
+        <w:rPr>
+          <w:rFonts w:ascii="Arial" w:hAnsi="Arial" w:cs="Arial"/>
+          <w:bCs/>
+          <w:sz w:val="18"/>
+          <w:szCs w:val="18"/>
+          <w:lang w:val="en-US"/>
+        </w:rPr>
+      </w:pPr>
     </w:p>
     <w:p>
       <w:r>
@@ -1517,43 +2881,38 @@
     </w:p>
     <w:p>
       <w:r>
-        <w:drawing>
-          <wp:inline xmlns:a="http://schemas.openxmlformats.org/drawingml/2006/main" xmlns:pic="http://schemas.openxmlformats.org/drawingml/2006/picture">
-            <wp:extent cx="5486400" cy="3877306"/>
-            <wp:docPr id="1" name="Picture 1"/>
-            <wp:cNvGraphicFramePr>
-              <a:graphicFrameLocks noChangeAspect="1"/>
-            </wp:cNvGraphicFramePr>
-            <a:graphic>
-              <a:graphicData uri="http://schemas.openxmlformats.org/drawingml/2006/picture">
-                <pic:pic>
-                  <pic:nvPicPr>
-                    <pic:cNvPr id="0" name="Humberto Montes de Oca_Cedula Lic_page1_temp.png"/>
-                    <pic:cNvPicPr/>
-                  </pic:nvPicPr>
-                  <pic:blipFill>
-                    <a:blip r:embed="rId15"/>
-                    <a:stretch>
-                      <a:fillRect/>
-                    </a:stretch>
-                  </pic:blipFill>
-                  <pic:spPr>
-                    <a:xfrm>
-                      <a:off x="0" y="0"/>
-                      <a:ext cx="5486400" cy="3877306"/>
-                    </a:xfrm>
-                    <a:prstGeom prst="rect"/>
-                  </pic:spPr>
-                </pic:pic>
-              </a:graphicData>
-            </a:graphic>
-          </wp:inline>
-        </w:drawing>
+        <w:rPr>
+          <w:noProof/>
+        </w:rPr>
+        <w:pict w14:anchorId="77BD7438">
+          <v:shapetype id="_x0000_t75" coordsize="21600,21600" o:spt="75" o:preferrelative="t" path="m@4@5l@4@11@9@11@9@5xe" filled="f" stroked="f">
+            <v:stroke joinstyle="miter"/>
+            <v:formulas>
+              <v:f eqn="if lineDrawn pixelLineWidth 0"/>
+              <v:f eqn="sum @0 1 0"/>
+              <v:f eqn="sum 0 0 @1"/>
+              <v:f eqn="prod @2 1 2"/>
+              <v:f eqn="prod @3 21600 pixelWidth"/>
+              <v:f eqn="prod @3 21600 pixelHeight"/>
+              <v:f eqn="sum @0 0 1"/>
+              <v:f eqn="prod @6 1 2"/>
+              <v:f eqn="prod @7 21600 pixelWidth"/>
+              <v:f eqn="sum @8 21600 0"/>
+              <v:f eqn="prod @7 21600 pixelHeight"/>
+              <v:f eqn="sum @10 21600 0"/>
+            </v:formulas>
+            <v:path o:extrusionok="f" gradientshapeok="t" o:connecttype="rect"/>
+            <o:lock v:ext="edit" aspectratio="t"/>
+          </v:shapetype>
+          <v:shape id="Picture 1" o:spid="_x0000_i1025" type="#_x0000_t75" style="width:432.5pt;height:305.5pt;visibility:visible;mso-wrap-style:square">
+            <v:imagedata r:id="rId11" o:title=""/>
+          </v:shape>
+        </w:pict>
       </w:r>
     </w:p>
     <w:sectPr>
-      <w:headerReference w:type="default" r:id="rId11"/>
-      <w:footerReference w:type="default" r:id="rId12"/>
+      <w:headerReference w:type="default" r:id="rId12"/>
+      <w:footerReference w:type="default" r:id="rId13"/>
       <w:pgSz w:w="12240" w:h="15840"/>
       <w:pgMar w:top="1418" w:right="1260" w:bottom="1134" w:left="1418" w:header="720" w:footer="720" w:gutter="0"/>
       <w:cols w:space="720"/>

--- a/cv/final_cv/gerenteOperacion/Humberto Montes de Oca - CV_generado.docx
+++ b/cv/final_cv/gerenteOperacion/Humberto Montes de Oca - CV_generado.docx
@@ -43,9 +43,12 @@
     <w:p>
       <w:pPr>
         <w:pStyle w:val="Title"/>
+        <w:jc w:val="left"/>
         <w:rPr>
           <w:b/>
           <w:bCs/>
+          <w:sz w:val="18"/>
+          <w:szCs w:val="18"/>
           <w:lang w:val="es-MX"/>
         </w:rPr>
       </w:pPr>
@@ -62,46 +65,6 @@
           <w:lang w:val="es-MX"/>
         </w:rPr>
       </w:pPr>
-      <w:r>
-        <w:rPr>
-          <w:b/>
-          <w:bCs/>
-          <w:sz w:val="18"/>
-          <w:szCs w:val="18"/>
-          <w:lang w:val="es-MX"/>
-        </w:rPr>
-        <w:t>Folio</w:t>
-      </w:r>
-      <w:r>
-        <w:rPr>
-          <w:b/>
-          <w:bCs/>
-          <w:sz w:val="18"/>
-          <w:szCs w:val="18"/>
-          <w:lang w:val="es-MX"/>
-        </w:rPr>
-        <w:t xml:space="preserve">: </w:t>
-      </w:r>
-      <w:r>
-        <w:rPr>
-          <w:b/>
-          <w:bCs/>
-          <w:sz w:val="18"/>
-          <w:szCs w:val="18"/>
-          <w:lang w:val="es-MX"/>
-        </w:rPr>
-        <w:t>-</w:t>
-      </w:r>
-    </w:p>
-    <w:p>
-      <w:pPr>
-        <w:rPr>
-          <w:rFonts w:ascii="Arial" w:hAnsi="Arial" w:cs="Arial"/>
-          <w:bCs/>
-          <w:sz w:val="18"/>
-          <w:szCs w:val="18"/>
-        </w:rPr>
-      </w:pPr>
     </w:p>
     <w:p>
       <w:pPr>
@@ -131,17 +94,7 @@
           <w:szCs w:val="18"/>
           <w:u w:val="single"/>
         </w:rPr>
-        <w:t>EXPERIENCIA</w:t>
-      </w:r>
-      <w:r>
-        <w:rPr>
-          <w:rFonts w:ascii="Arial" w:hAnsi="Arial" w:cs="Arial"/>
-          <w:b/>
-          <w:sz w:val="18"/>
-          <w:szCs w:val="18"/>
-          <w:u w:val="single"/>
-        </w:rPr>
-        <w:t xml:space="preserve"> PROFESIONAL</w:t>
+        <w:t>FUNCIONES</w:t>
       </w:r>
     </w:p>
     <w:p>
@@ -188,9 +141,9 @@
               <w:ind w:right="51"/>
               <w:rPr>
                 <w:rFonts w:ascii="Arial" w:hAnsi="Arial" w:cs="Arial"/>
-                <w:sz w:val="18"/>
-                <w:szCs w:val="18"/>
-                <w:lang w:val="es-419"/>
+                <w:bCs/>
+                <w:sz w:val="18"/>
+                <w:szCs w:val="18"/>
               </w:rPr>
             </w:pPr>
             <w:r>
@@ -201,7 +154,7 @@
                 <w:szCs w:val="18"/>
                 <w:lang w:val="es-MX" w:eastAsia="es-ES"/>
               </w:rPr>
-              <w:t>Cuento con al menos 5 años de experiencia comprobada en la gestión de proyectos grandes o críticos y con al menos 3 años comprobados en proyectos de desarrollo ágil.</w:t>
+              <w:t>Coordino actividades de personal especialista y técnico para asegurar el cumplimiento de los procesos y garantizar la continuidad de los servicios.</w:t>
             </w:r>
             <w:r>
               <w:rPr>
@@ -215,14 +168,151 @@
             </w:r>
             <w:r>
               <w:rPr>
+                <w:rFonts w:ascii="Arial" w:hAnsi="Arial" w:cs="Arial"/>
+                <w:bCs/>
+                <w:sz w:val="18"/>
+                <w:szCs w:val="18"/>
+              </w:rPr>
+              <w:t>A lo largo de mi experiencia he coordinado iniciativas de transición tecnológica, operación y continuidad de servicios en entornos de infraestructura, ciberseguridad, ERP (SAP), aplicaciones, Gobierno de Tecnología de la Información (TI) y mesa de servicio, manteniendo control documental, seguimiento ejecutivo y calidad en los entregables.</w:t>
+            </w:r>
+          </w:p>
+          <w:p>
+            <w:pPr>
+              <w:pStyle w:val="BodyText3"/>
+              <w:spacing w:after="40"/>
+              <w:ind w:right="51"/>
+              <w:rPr>
+                <w:rFonts w:ascii="Arial" w:hAnsi="Arial" w:cs="Arial"/>
+                <w:bCs/>
+                <w:sz w:val="18"/>
+                <w:szCs w:val="18"/>
+                <w:lang w:val="es-MX"/>
+              </w:rPr>
+            </w:pPr>
+            <w:r>
+              <w:rPr>
+                <w:rFonts w:ascii="Arial" w:hAnsi="Arial" w:cs="Arial"/>
+                <w:bCs/>
+                <w:sz w:val="18"/>
+                <w:szCs w:val="18"/>
+                <w:lang w:val="es-MX"/>
+              </w:rPr>
+              <w:t>De igual manera, he gestionado oficinas de proyectos, portafolios y programas con equipos multidisciplinarios, promoviendo mejoras de proceso, seguimiento financiero, adopción ágil, comunicación con clientes y alineación operativa para asegurar la continuidad del servicio y una ejecución ordenada.</w:t>
+            </w:r>
+          </w:p>
+        </w:tc>
+      </w:tr>
+    </w:tbl>
+    <w:p>
+      <w:pPr>
+        <w:rPr>
+          <w:rFonts w:ascii="Arial" w:hAnsi="Arial" w:cs="Arial"/>
+          <w:bCs/>
+          <w:sz w:val="18"/>
+          <w:szCs w:val="18"/>
+        </w:rPr>
+      </w:pPr>
+    </w:p>
+    <w:p>
+      <w:pPr>
+        <w:rPr>
+          <w:rFonts w:ascii="Arial" w:hAnsi="Arial" w:cs="Arial"/>
+          <w:b/>
+          <w:sz w:val="18"/>
+          <w:szCs w:val="18"/>
+          <w:u w:val="single"/>
+        </w:rPr>
+      </w:pPr>
+    </w:p>
+    <w:p>
+      <w:pPr>
+        <w:rPr>
+          <w:rFonts w:ascii="Arial" w:hAnsi="Arial" w:cs="Arial"/>
+          <w:b/>
+          <w:sz w:val="18"/>
+          <w:szCs w:val="18"/>
+          <w:u w:val="single"/>
+        </w:rPr>
+      </w:pPr>
+      <w:r>
+        <w:rPr>
+          <w:rFonts w:ascii="Arial" w:hAnsi="Arial" w:cs="Arial"/>
+          <w:b/>
+          <w:sz w:val="18"/>
+          <w:szCs w:val="18"/>
+          <w:u w:val="single"/>
+        </w:rPr>
+        <w:t>EXPERIENCIA</w:t>
+      </w:r>
+      <w:r>
+        <w:rPr>
+          <w:rFonts w:ascii="Arial" w:hAnsi="Arial" w:cs="Arial"/>
+          <w:b/>
+          <w:sz w:val="18"/>
+          <w:szCs w:val="18"/>
+          <w:u w:val="single"/>
+        </w:rPr>
+        <w:t xml:space="preserve"> PROFESIONAL</w:t>
+      </w:r>
+    </w:p>
+    <w:p>
+      <w:pPr>
+        <w:rPr>
+          <w:rFonts w:ascii="Arial" w:hAnsi="Arial" w:cs="Arial"/>
+          <w:bCs/>
+          <w:sz w:val="18"/>
+          <w:szCs w:val="18"/>
+        </w:rPr>
+      </w:pPr>
+    </w:p>
+    <w:tbl>
+      <w:tblPr>
+        <w:tblW w:w="0" w:type="auto"/>
+        <w:tblInd w:w="-75" w:type="dxa"/>
+        <w:tblBorders>
+          <w:top w:val="single" w:sz="4" w:space="0" w:color="auto"/>
+          <w:left w:val="single" w:sz="4" w:space="0" w:color="auto"/>
+          <w:bottom w:val="single" w:sz="4" w:space="0" w:color="auto"/>
+          <w:right w:val="single" w:sz="4" w:space="0" w:color="auto"/>
+          <w:insideH w:val="single" w:sz="4" w:space="0" w:color="auto"/>
+          <w:insideV w:val="single" w:sz="4" w:space="0" w:color="auto"/>
+        </w:tblBorders>
+        <w:tblLayout w:type="fixed"/>
+        <w:tblCellMar>
+          <w:left w:w="105" w:type="dxa"/>
+          <w:right w:w="105" w:type="dxa"/>
+        </w:tblCellMar>
+        <w:tblLook w:val="0000" w:firstRow="0" w:lastRow="0" w:firstColumn="0" w:lastColumn="0" w:noHBand="0" w:noVBand="0"/>
+      </w:tblPr>
+      <w:tblGrid>
+        <w:gridCol w:w="9961"/>
+      </w:tblGrid>
+      <w:tr>
+        <w:tc>
+          <w:tcPr>
+            <w:tcW w:w="9961" w:type="dxa"/>
+          </w:tcPr>
+          <w:p>
+            <w:pPr>
+              <w:pStyle w:val="BodyText3"/>
+              <w:spacing w:after="40"/>
+              <w:ind w:right="51"/>
+              <w:rPr>
+                <w:rFonts w:ascii="Arial" w:hAnsi="Arial" w:cs="Arial"/>
+                <w:sz w:val="18"/>
+                <w:szCs w:val="18"/>
+                <w:lang w:val="es-419"/>
+              </w:rPr>
+            </w:pPr>
+            <w:r>
+              <w:rPr>
                 <w:rFonts w:ascii="Arial" w:eastAsia="Times New Roman" w:hAnsi="Arial" w:cs="Arial"/>
                 <w:bCs/>
                 <w:sz w:val="18"/>
                 <w:szCs w:val="18"/>
                 <w:lang w:val="es-MX" w:eastAsia="es-ES"/>
               </w:rPr>
-              <w:br/>
-              <w:t>Soy gestor de proyectos y PMO con experiencia en coordinación de equipos multidisciplinarios, aseguramiento de la continuidad operativa y gestión de entregables bajo marcos cascada, híbridos y ágiles. He liderado la planificación estratégica de transiciones tecnológicas y la implementación de oficinas de proyectos para mejorar procesos y métricas clave.</w:t>
+              <w:t>Cuento con más de 5 años de experiencia comprobada en gestión de proyectos grandes o críticos y más de 3 años de experiencia comprobada en proyectos de desarrollo ágil. Realizo labores de mentoría y coaching para que los líderes de proyecto a mi cargo lleven a cabo una gestión integral y correcta, cumpliendo los compromisos de calendario, esfuerzo, presupuesto y calidad acordados con el cliente.</w:t>
             </w:r>
             <w:r>
               <w:rPr>
@@ -243,7 +333,18 @@
                 <w:lang w:val="es-MX" w:eastAsia="es-ES"/>
               </w:rPr>
               <w:br/>
-              <w:t>Trabajo con stakeholders ejecutivos para asegurar disponibilidad de servicios, cumplimiento de SLAs y calidad en entregables; aplico prácticas del PMI y metodologías ágiles para documentar procesos, controlar riesgos y facilitar la comunicación entre áreas comerciales y técnicas.</w:t>
+              <w:t>He coordinado iniciativas de transición tecnológica, operación y continuidad de servicios en entornos de infraestructura, ciberseguridad, ERP (SAP), aplicaciones, Gobierno de Tecnología de la Información (TI) y mesa de servicio, manteniendo control documental, seguimiento ejecutivo y calidad en los entregables.</w:t>
+            </w:r>
+            <w:r>
+              <w:rPr>
+                <w:rFonts w:ascii="Arial" w:eastAsia="Times New Roman" w:hAnsi="Arial" w:cs="Arial"/>
+                <w:bCs/>
+                <w:sz w:val="18"/>
+                <w:szCs w:val="18"/>
+                <w:lang w:val="es-MX" w:eastAsia="es-ES"/>
+              </w:rPr>
+              <w:br/>
+              <w:t>También he gestionado oficinas de proyectos, portafolios y programas con equipos multidisciplinarios, impulsando mejoras de proceso, seguimiento financiero, adopción ágil, comunicación con clientes y alineación operativa para sostener el servicio y la ejecución ordenada.</w:t>
             </w:r>
           </w:p>
         </w:tc>
@@ -416,7 +517,7 @@
                 <w:szCs w:val="18"/>
                 <w:lang w:val="es-MX"/>
               </w:rPr>
-              <w:t>PMO</w:t>
+              <w:t>Oficina de Gestión de Proyectos (PMO)</w:t>
             </w:r>
           </w:p>
         </w:tc>
@@ -462,7 +563,7 @@
                 <w:szCs w:val="18"/>
                 <w:lang w:val="es-MX"/>
               </w:rPr>
-              <w:t>01 agosto 2023</w:t>
+              <w:t>1 agosto 2023</w:t>
             </w:r>
           </w:p>
         </w:tc>
@@ -504,7 +605,7 @@
                 <w:szCs w:val="18"/>
                 <w:lang w:val="es-MX"/>
               </w:rPr>
-              <w:t>Actual</w:t>
+              <w:t>A la fecha</w:t>
             </w:r>
           </w:p>
         </w:tc>
@@ -593,7 +694,7 @@
                 <w:szCs w:val="20"/>
                 <w:lang w:val="es-MX"/>
               </w:rPr>
-              <w:t>• Coordino actividades de personal especialista y del equipo técnico para el cumplimiento de procesos y garantizar la continuidad de los servicios.</w:t>
+              <w:t>• Coordino actividades de personal especialista y profesional técnico para cumplimiento de procesos y garantizar la continuidad de los servicios.</w:t>
             </w:r>
           </w:p>
           <w:p>
@@ -612,7 +713,7 @@
                 <w:szCs w:val="20"/>
                 <w:lang w:val="es-MX"/>
               </w:rPr>
-              <w:t>• Realicé la planeación estratégica para la transición tecnológica en un proyecto de desincorporación de activos y creación de empresa.</w:t>
+              <w:t>• Participo en la elaboración de propuestas.</w:t>
             </w:r>
           </w:p>
           <w:p>
@@ -631,7 +732,7 @@
                 <w:szCs w:val="20"/>
                 <w:lang w:val="es-MX"/>
               </w:rPr>
-              <w:t>• Gestioné un proyecto multipráctica que abarcó infraestructura, ciberseguridad, ERP (SAP), aplicativos non SAP, gobierno de TI, continuidad y mesa de servicio.</w:t>
+              <w:t>• Reviso y autorizo propuestas que después estaré a cargo de operar.</w:t>
             </w:r>
           </w:p>
           <w:p>
@@ -650,7 +751,25 @@
                 <w:szCs w:val="20"/>
                 <w:lang w:val="es-MX"/>
               </w:rPr>
-              <w:t>• Identifiqué oportunidades de negocio para Softtek en un proyecto Greenfield derivado de una desincorporación tecnológica.</w:t>
+              <w:t xml:space="preserve">• Elijo y asigno al líder de proyecto para la ejecución de </w:t>
+            </w:r>
+            <w:proofErr w:type="gramStart"/>
+            <w:r>
+              <w:rPr>
+                <w:sz w:val="18"/>
+                <w:szCs w:val="20"/>
+                <w:lang w:val="es-MX"/>
+              </w:rPr>
+              <w:t>los mismos</w:t>
+            </w:r>
+            <w:proofErr w:type="gramEnd"/>
+            <w:r>
+              <w:rPr>
+                <w:sz w:val="18"/>
+                <w:szCs w:val="20"/>
+                <w:lang w:val="es-MX"/>
+              </w:rPr>
+              <w:t>.</w:t>
             </w:r>
           </w:p>
           <w:p>
@@ -669,7 +788,25 @@
                 <w:szCs w:val="20"/>
                 <w:lang w:val="es-MX"/>
               </w:rPr>
-              <w:t>• Interactué directamente con el CIO de la nueva empresa para la entrega de resultados con cadencias semanales y quincenales.</w:t>
+              <w:t xml:space="preserve">• Gestiono y autorizo la asignación y </w:t>
+            </w:r>
+            <w:proofErr w:type="spellStart"/>
+            <w:r>
+              <w:rPr>
+                <w:sz w:val="18"/>
+                <w:szCs w:val="20"/>
+                <w:lang w:val="es-MX"/>
+              </w:rPr>
+              <w:t>desasignación</w:t>
+            </w:r>
+            <w:proofErr w:type="spellEnd"/>
+            <w:r>
+              <w:rPr>
+                <w:sz w:val="18"/>
+                <w:szCs w:val="20"/>
+                <w:lang w:val="es-MX"/>
+              </w:rPr>
+              <w:t xml:space="preserve"> de recursos humanos, materiales y financieros para la gestión de proyectos.</w:t>
             </w:r>
           </w:p>
           <w:p>
@@ -688,7 +825,7 @@
                 <w:szCs w:val="20"/>
                 <w:lang w:val="es-MX"/>
               </w:rPr>
-              <w:t>• Gestioné documentación y activos de información para la operación de la nueva empresa.</w:t>
+              <w:t>• Respaldo y autorizo la toma de decisiones de los líderes de proyecto a mi cargo.</w:t>
             </w:r>
           </w:p>
           <w:p>
@@ -707,7 +844,7 @@
                 <w:szCs w:val="20"/>
                 <w:lang w:val="es-MX"/>
               </w:rPr>
-              <w:t>• Aseguré la calidad en entregables y en el servicio por parte de las prácticas hacia el cliente.</w:t>
+              <w:t>• Reporto datos financieros a la organización sobre el avance de los proyectos a mi cargo (costos, devengado, etc.).</w:t>
             </w:r>
           </w:p>
           <w:p>
@@ -726,7 +863,7 @@
                 <w:szCs w:val="20"/>
                 <w:lang w:val="es-MX"/>
               </w:rPr>
-              <w:t>• Apliqué las mejores prácticas del PMI y metodología de consultoría para coordinar estrategias y generar valor continuo.</w:t>
+              <w:t>• Superviso las actividades de gestión de los líderes de proyecto, dirijo y corrijo cuando es necesario.</w:t>
             </w:r>
           </w:p>
           <w:p>
@@ -745,7 +882,7 @@
                 <w:szCs w:val="20"/>
                 <w:lang w:val="es-MX"/>
               </w:rPr>
-              <w:t>• Diseñé, desarrollé e implementé una oficina de proyectos desde su conceptualización hasta la entrega al cliente.</w:t>
+              <w:t>• Establezco los lineamientos de operación, así como la estrategia global de mis proyectos.</w:t>
             </w:r>
           </w:p>
           <w:p>
@@ -764,7 +901,7 @@
                 <w:szCs w:val="20"/>
                 <w:lang w:val="es-MX"/>
               </w:rPr>
-              <w:t>• Analicé y evalué procesos existentes para identificar oportunidades y mejoras.</w:t>
+              <w:t>• Informo de manera consolidada y periódica, tanto a los mandos superiores como a los equipos de trabajo, los resultados obtenidos.</w:t>
             </w:r>
           </w:p>
           <w:p>
@@ -783,7 +920,7 @@
                 <w:szCs w:val="20"/>
                 <w:lang w:val="es-MX"/>
               </w:rPr>
-              <w:t>• Definí OKRs, SLAs y EMV para iniciativas, y participé en la priorización y autorización de proyectos.</w:t>
+              <w:t>• Comunico a los equipos de trabajo las noticias más relevantes dispuestas en la organización.</w:t>
             </w:r>
           </w:p>
           <w:p>
@@ -802,7 +939,7 @@
                 <w:szCs w:val="20"/>
                 <w:lang w:val="es-MX"/>
               </w:rPr>
-              <w:t>• Implementé un centro de conocimiento para gestionar lecciones aprendidas, mejores prácticas, guías y procedimientos.</w:t>
+              <w:t>• Mantengo activa la relación con el cliente y funjo como punto de contacto y de escalación en los proyectos a mi cargo.</w:t>
             </w:r>
           </w:p>
           <w:p>
@@ -821,7 +958,25 @@
                 <w:szCs w:val="20"/>
                 <w:lang w:val="es-MX"/>
               </w:rPr>
-              <w:t>• Realicé seguimiento a indicadores clave como CPI, SPI y EI, siguiendo el marco metodológico del PMI.</w:t>
+              <w:t xml:space="preserve">• Gestiono entre 1 y 3 proyectos con un esfuerzo total que oscila entre más de 5,000 y hasta 10,000 horas. Coordino equipos de entre 10 y 15 participantes y administro a un conjunto de líderes con menor </w:t>
+            </w:r>
+            <w:proofErr w:type="spellStart"/>
+            <w:r>
+              <w:rPr>
+                <w:sz w:val="18"/>
+                <w:szCs w:val="20"/>
+                <w:lang w:val="es-MX"/>
+              </w:rPr>
+              <w:t>seniority</w:t>
+            </w:r>
+            <w:proofErr w:type="spellEnd"/>
+            <w:r>
+              <w:rPr>
+                <w:sz w:val="18"/>
+                <w:szCs w:val="20"/>
+                <w:lang w:val="es-MX"/>
+              </w:rPr>
+              <w:t>. Asimismo, reporto avances y resultados a PM (integrador), DM y cliente, a nivel de gerencia media.</w:t>
             </w:r>
           </w:p>
           <w:p>
@@ -840,7 +995,7 @@
                 <w:szCs w:val="20"/>
                 <w:lang w:val="es-MX"/>
               </w:rPr>
-              <w:t>• Definí prototipos para validar procesos creados en la PMO.</w:t>
+              <w:t>• He aplicado el curso Auditor Interno de Normas ISO 9001:2015 para evaluar el cumplimiento de sistemas de gestión de calidad y apoyar la mejora continua de procesos organizacionales</w:t>
             </w:r>
           </w:p>
           <w:p>
@@ -859,7 +1014,44 @@
                 <w:szCs w:val="20"/>
                 <w:lang w:val="es-MX"/>
               </w:rPr>
-              <w:t>• Actué como senior portafolio manager para el área de finanzas y operaciones.</w:t>
+              <w:lastRenderedPageBreak/>
+              <w:t xml:space="preserve">• He utilizado la certificación ITIL® </w:t>
+            </w:r>
+            <w:proofErr w:type="spellStart"/>
+            <w:r>
+              <w:rPr>
+                <w:sz w:val="18"/>
+                <w:szCs w:val="20"/>
+                <w:lang w:val="es-MX"/>
+              </w:rPr>
+              <w:t>Foundation</w:t>
+            </w:r>
+            <w:proofErr w:type="spellEnd"/>
+            <w:r>
+              <w:rPr>
+                <w:sz w:val="18"/>
+                <w:szCs w:val="20"/>
+                <w:lang w:val="es-MX"/>
+              </w:rPr>
+              <w:t xml:space="preserve"> </w:t>
+            </w:r>
+            <w:proofErr w:type="spellStart"/>
+            <w:r>
+              <w:rPr>
+                <w:sz w:val="18"/>
+                <w:szCs w:val="20"/>
+                <w:lang w:val="es-MX"/>
+              </w:rPr>
+              <w:t>Certificate</w:t>
+            </w:r>
+            <w:proofErr w:type="spellEnd"/>
+            <w:r>
+              <w:rPr>
+                <w:sz w:val="18"/>
+                <w:szCs w:val="20"/>
+                <w:lang w:val="es-MX"/>
+              </w:rPr>
+              <w:t xml:space="preserve"> in IT Service Management para aplicar mejores prácticas en la gestión de servicios de TI, orientadas a la entrega de valor y la mejora continua</w:t>
             </w:r>
           </w:p>
           <w:p>
@@ -878,7 +1070,7 @@
                 <w:szCs w:val="20"/>
                 <w:lang w:val="es-MX"/>
               </w:rPr>
-              <w:t>• Gestioné proyectos de operaciones para aduanas de DHL, mejorando procesos y la disponibilidad de aplicaciones que soportan información regulatoria con el SAT y ANAM.</w:t>
+              <w:t>• He puesto en práctica la certificación Project Management Professional (PMP®) para planificar, ejecutar y controlar proyectos, gestionando alcance, tiempos, costos, riesgos y recursos de forma integral</w:t>
             </w:r>
           </w:p>
           <w:p>
@@ -897,7 +1089,25 @@
                 <w:szCs w:val="20"/>
                 <w:lang w:val="es-MX"/>
               </w:rPr>
-              <w:t>• Analicé registros financieros de aduanas, tomé decisiones y mejoré la comunicación, identificando oportunidades de negocio y proyectos.</w:t>
+              <w:t xml:space="preserve">• He aprovechado la certificación Professional Scrum </w:t>
+            </w:r>
+            <w:proofErr w:type="gramStart"/>
+            <w:r>
+              <w:rPr>
+                <w:sz w:val="18"/>
+                <w:szCs w:val="20"/>
+                <w:lang w:val="es-MX"/>
+              </w:rPr>
+              <w:t>Master</w:t>
+            </w:r>
+            <w:proofErr w:type="gramEnd"/>
+            <w:r>
+              <w:rPr>
+                <w:sz w:val="18"/>
+                <w:szCs w:val="20"/>
+                <w:lang w:val="es-MX"/>
+              </w:rPr>
+              <w:t xml:space="preserve"> I para aplicar los fundamentos del marco de trabajo Scrum y facilitar equipos ágiles conforme a la Scrum Guide</w:t>
             </w:r>
           </w:p>
           <w:p>
@@ -916,7 +1126,117 @@
                 <w:szCs w:val="20"/>
                 <w:lang w:val="es-MX"/>
               </w:rPr>
-              <w:t>• Gestioné la cartera financiera identificando desvíos y recuperando procesos.</w:t>
+              <w:t>• Participo en los siguientes procesos definidos por la metodología PDSS3 de atención de proyectos tradicionales de Softtek:</w:t>
+            </w:r>
+          </w:p>
+          <w:p>
+            <w:pPr>
+              <w:pStyle w:val="NoSpacing"/>
+              <w:numPr>
+                <w:ilvl w:val="0"/>
+                <w:numId w:val="39"/>
+              </w:numPr>
+              <w:jc w:val="both"/>
+              <w:rPr>
+                <w:szCs w:val="22"/>
+                <w:lang w:val="es-MX"/>
+              </w:rPr>
+            </w:pPr>
+            <w:r>
+              <w:rPr>
+                <w:sz w:val="18"/>
+                <w:szCs w:val="20"/>
+                <w:lang w:val="es-MX"/>
+              </w:rPr>
+              <w:t>ISP: Defino el proyecto alineando objetivos, alcance, recursos y equipo.</w:t>
+            </w:r>
+          </w:p>
+          <w:p>
+            <w:pPr>
+              <w:pStyle w:val="NoSpacing"/>
+              <w:numPr>
+                <w:ilvl w:val="0"/>
+                <w:numId w:val="39"/>
+              </w:numPr>
+              <w:jc w:val="both"/>
+              <w:rPr>
+                <w:szCs w:val="22"/>
+                <w:lang w:val="es-MX"/>
+              </w:rPr>
+            </w:pPr>
+            <w:r>
+              <w:rPr>
+                <w:sz w:val="18"/>
+                <w:szCs w:val="20"/>
+                <w:lang w:val="es-MX"/>
+              </w:rPr>
+              <w:t>PTO: Doy seguimiento al avance y gestiono desviaciones.</w:t>
+            </w:r>
+          </w:p>
+          <w:p>
+            <w:pPr>
+              <w:pStyle w:val="NoSpacing"/>
+              <w:numPr>
+                <w:ilvl w:val="0"/>
+                <w:numId w:val="39"/>
+              </w:numPr>
+              <w:jc w:val="both"/>
+              <w:rPr>
+                <w:szCs w:val="22"/>
+                <w:lang w:val="es-MX"/>
+              </w:rPr>
+            </w:pPr>
+            <w:r>
+              <w:rPr>
+                <w:sz w:val="18"/>
+                <w:szCs w:val="20"/>
+                <w:lang w:val="es-MX"/>
+              </w:rPr>
+              <w:t>FPT: Aseguro un cierre ordenado con entregables y lecciones aprendidas.</w:t>
+            </w:r>
+          </w:p>
+          <w:p>
+            <w:pPr>
+              <w:pStyle w:val="NoSpacing"/>
+              <w:numPr>
+                <w:ilvl w:val="0"/>
+                <w:numId w:val="39"/>
+              </w:numPr>
+              <w:jc w:val="both"/>
+              <w:rPr>
+                <w:szCs w:val="22"/>
+                <w:lang w:val="es-MX"/>
+              </w:rPr>
+            </w:pPr>
+            <w:r>
+              <w:rPr>
+                <w:sz w:val="18"/>
+                <w:szCs w:val="20"/>
+                <w:lang w:val="es-MX"/>
+              </w:rPr>
+              <w:t>CHM: Gestiono cambios evaluando impacto e implementación.</w:t>
+            </w:r>
+          </w:p>
+          <w:p>
+            <w:pPr>
+              <w:pStyle w:val="NoSpacing"/>
+              <w:numPr>
+                <w:ilvl w:val="0"/>
+                <w:numId w:val="39"/>
+              </w:numPr>
+              <w:jc w:val="both"/>
+              <w:rPr>
+                <w:szCs w:val="22"/>
+                <w:lang w:val="es-MX"/>
+              </w:rPr>
+            </w:pPr>
+            <w:r>
+              <w:rPr>
+                <w:sz w:val="18"/>
+                <w:szCs w:val="20"/>
+                <w:lang w:val="es-MX"/>
+              </w:rPr>
+              <w:t>SCM: Controlo versiones y configuraciones, garantizando trazabilidad.</w:t>
             </w:r>
           </w:p>
           <w:p>
@@ -935,7 +1255,7 @@
                 <w:szCs w:val="20"/>
                 <w:lang w:val="es-MX"/>
               </w:rPr>
-              <w:t>• Actué como facilitador y scrum máster en la adopción de metodologías ágiles y en la transición desde esquemas tradicionales.</w:t>
+              <w:t>• Planeación estratégica para la correcta transición tecnológica en proyecto de desincorporación de activos y creación de empresa.</w:t>
             </w:r>
           </w:p>
           <w:p>
@@ -954,7 +1274,25 @@
                 <w:szCs w:val="20"/>
                 <w:lang w:val="es-MX"/>
               </w:rPr>
-              <w:t>• Implementé el programa Salesforce para retención de clientes (CRM) bajo la metodología SAFE, mejorando tiempos de respuesta y fidelización.</w:t>
+              <w:t xml:space="preserve">• Gestión de proyecto </w:t>
+            </w:r>
+            <w:proofErr w:type="spellStart"/>
+            <w:r>
+              <w:rPr>
+                <w:sz w:val="18"/>
+                <w:szCs w:val="20"/>
+                <w:lang w:val="es-MX"/>
+              </w:rPr>
+              <w:t>multipráctica</w:t>
+            </w:r>
+            <w:proofErr w:type="spellEnd"/>
+            <w:r>
+              <w:rPr>
+                <w:sz w:val="18"/>
+                <w:szCs w:val="20"/>
+                <w:lang w:val="es-MX"/>
+              </w:rPr>
+              <w:t xml:space="preserve"> comprendido por soluciones de infraestructura, ciberseguridad, ERP (SAP), Aplicativos non SAP, Gobierno de Tecnología de la Información (TI), Continuidad y Mesa de servicio.</w:t>
             </w:r>
           </w:p>
           <w:p>
@@ -973,7 +1311,7 @@
                 <w:szCs w:val="20"/>
                 <w:lang w:val="es-MX"/>
               </w:rPr>
-              <w:t>• Gestioné programas y proyectos de transición para ventas de departamentos de servicios de salud y aplicaciones de TI para Veritas y Dedalus.</w:t>
+              <w:t>• Identificación de oportunidades de negocio para Softtek en proyecto basado como un esquema Greenfield derivado de una desincorporación tecnológica tras la venta de activos de la industria eléctrica.</w:t>
             </w:r>
           </w:p>
           <w:p>
@@ -992,8 +1330,7 @@
                 <w:szCs w:val="20"/>
                 <w:lang w:val="es-MX"/>
               </w:rPr>
-              <w:lastRenderedPageBreak/>
-              <w:t>• Lideré proyectos bajo marcos de cascada, híbridos y ágiles; apoyé la transición a ágiles, presenté soluciones al área comercial y realicé análisis para mejorar el desempeño.</w:t>
+              <w:t>• Interacción directa con CIO de la recién creada empresa para entrega de resultados con una cadencia semanal y quincenal.</w:t>
             </w:r>
           </w:p>
           <w:p>
@@ -1012,7 +1349,7 @@
                 <w:szCs w:val="20"/>
                 <w:lang w:val="es-MX"/>
               </w:rPr>
-              <w:t>• Apoyé a equipos comerciales y tecnológicos para mejorar la comunicación entre ambos.</w:t>
+              <w:t>• Gestión de documentación y activos de información para la correcta operación de la recién creada empresa.</w:t>
             </w:r>
           </w:p>
           <w:p>
@@ -1031,7 +1368,7 @@
                 <w:szCs w:val="20"/>
                 <w:lang w:val="es-MX"/>
               </w:rPr>
-              <w:t>• Configuré e implementé soluciones de alta tecnología para el Centro de Operación de la Red Nacional y el Plan de Recuperación de Desastres, mejorando la red y el servicio al cliente.</w:t>
+              <w:t>• Gestión de calidad en entregables y servicio por parte de las practicas hacia el cliente.</w:t>
             </w:r>
           </w:p>
           <w:p>
@@ -1050,7 +1387,7 @@
                 <w:szCs w:val="20"/>
                 <w:lang w:val="es-MX"/>
               </w:rPr>
-              <w:t>• Monté e implementé soluciones para el centro de innovación y tecnologías emergentes (5th world Foundry).</w:t>
+              <w:t>• Empleo de las mejores prácticas del PMI y metodología de consultoría para la coordinación de estrategias y generación de valor continuo.</w:t>
             </w:r>
           </w:p>
           <w:p>
@@ -1069,7 +1406,7 @@
                 <w:szCs w:val="20"/>
                 <w:lang w:val="es-MX"/>
               </w:rPr>
-              <w:t>• Integré red y servicios de AT con el gobierno de México para un proyecto regulatorio 911.</w:t>
+              <w:t>• Diseño, desarrollo e implemento una oficina de proyectos desde su conceptualización hasta su entrega al cliente</w:t>
             </w:r>
           </w:p>
           <w:p>
@@ -1088,7 +1425,7 @@
                 <w:szCs w:val="20"/>
                 <w:lang w:val="es-MX"/>
               </w:rPr>
-              <w:t>• Analicé e integré el administrador de red existente con la nueva red de AT para generar oportunidades de mercado y mejorar la calidad de servicio.</w:t>
+              <w:t>• Analizo y evalúo procesos existentes para identificar oportunidades de mejora y optimización</w:t>
             </w:r>
           </w:p>
           <w:p>
@@ -1107,7 +1444,43 @@
                 <w:szCs w:val="20"/>
                 <w:lang w:val="es-MX"/>
               </w:rPr>
-              <w:t>• Gestioné proveedores, operaciones y equipos comerciales para proyectos de alta visibilidad.</w:t>
+              <w:t xml:space="preserve">• Defino </w:t>
+            </w:r>
+            <w:proofErr w:type="spellStart"/>
+            <w:r>
+              <w:rPr>
+                <w:sz w:val="18"/>
+                <w:szCs w:val="20"/>
+                <w:lang w:val="es-MX"/>
+              </w:rPr>
+              <w:t>OKRs</w:t>
+            </w:r>
+            <w:proofErr w:type="spellEnd"/>
+            <w:r>
+              <w:rPr>
+                <w:sz w:val="18"/>
+                <w:szCs w:val="20"/>
+                <w:lang w:val="es-MX"/>
+              </w:rPr>
+              <w:t xml:space="preserve">, </w:t>
+            </w:r>
+            <w:proofErr w:type="spellStart"/>
+            <w:r>
+              <w:rPr>
+                <w:sz w:val="18"/>
+                <w:szCs w:val="20"/>
+                <w:lang w:val="es-MX"/>
+              </w:rPr>
+              <w:t>SLAs</w:t>
+            </w:r>
+            <w:proofErr w:type="spellEnd"/>
+            <w:r>
+              <w:rPr>
+                <w:sz w:val="18"/>
+                <w:szCs w:val="20"/>
+                <w:lang w:val="es-MX"/>
+              </w:rPr>
+              <w:t xml:space="preserve"> y EMV para iniciativas, así como la priorización y autorización de proyectos</w:t>
             </w:r>
           </w:p>
           <w:p>
@@ -1126,7 +1499,7 @@
                 <w:szCs w:val="20"/>
                 <w:lang w:val="es-MX"/>
               </w:rPr>
-              <w:t>• Identifiqué necesidades regulatorias y prioricé planes para el negocio.</w:t>
+              <w:t>• Implemento un centro de conocimiento para la gestión y seguimiento de lecciones aprendidas, mejores prácticas, guías y procedimientos</w:t>
             </w:r>
           </w:p>
           <w:p>
@@ -1145,7 +1518,7 @@
                 <w:szCs w:val="20"/>
                 <w:lang w:val="es-MX"/>
               </w:rPr>
-              <w:t>• Elaboré informes de alta calidad para oportunidades comerciales.</w:t>
+              <w:t>• Doy seguimiento a indicadores clave de proyecto como CPI, SPI y EI, obteniendo resultados satisfactorios conforme a las fases del marco metodológico PMI</w:t>
             </w:r>
           </w:p>
           <w:p>
@@ -1164,7 +1537,281 @@
                 <w:szCs w:val="20"/>
                 <w:lang w:val="es-MX"/>
               </w:rPr>
-              <w:t>• Apoyé las operaciones y la estabilidad del servicio asegurando la finalización de proyectos y programas a tiempo y dentro del presupuesto.</w:t>
+              <w:t>• Defino prototipos para la validación de procesos establecidos en la Oficina de Gestión de Proyectos (PMO)</w:t>
+            </w:r>
+          </w:p>
+          <w:p>
+            <w:pPr>
+              <w:pStyle w:val="NoSpacing"/>
+              <w:ind w:left="0"/>
+              <w:jc w:val="both"/>
+              <w:rPr>
+                <w:szCs w:val="22"/>
+                <w:lang w:val="es-MX"/>
+              </w:rPr>
+            </w:pPr>
+            <w:r>
+              <w:rPr>
+                <w:sz w:val="18"/>
+                <w:szCs w:val="20"/>
+                <w:lang w:val="es-MX"/>
+              </w:rPr>
+              <w:t xml:space="preserve">• Me desempeño como Senior </w:t>
+            </w:r>
+            <w:proofErr w:type="gramStart"/>
+            <w:r>
+              <w:rPr>
+                <w:sz w:val="18"/>
+                <w:szCs w:val="20"/>
+                <w:lang w:val="es-MX"/>
+              </w:rPr>
+              <w:t>Portfolio</w:t>
+            </w:r>
+            <w:proofErr w:type="gramEnd"/>
+            <w:r>
+              <w:rPr>
+                <w:sz w:val="18"/>
+                <w:szCs w:val="20"/>
+                <w:lang w:val="es-MX"/>
+              </w:rPr>
+              <w:t xml:space="preserve"> Manager para el área de finanzas y operaciones</w:t>
+            </w:r>
+          </w:p>
+          <w:p>
+            <w:pPr>
+              <w:pStyle w:val="NoSpacing"/>
+              <w:ind w:left="0"/>
+              <w:jc w:val="both"/>
+              <w:rPr>
+                <w:szCs w:val="22"/>
+                <w:lang w:val="es-MX"/>
+              </w:rPr>
+            </w:pPr>
+            <w:r>
+              <w:rPr>
+                <w:sz w:val="18"/>
+                <w:szCs w:val="20"/>
+                <w:lang w:val="es-MX"/>
+              </w:rPr>
+              <w:t>• Gestiono proyectos operativos para aduanas de DHL, mejorando procesos y la disponibilidad de aplicaciones que soportan información regulatoria con el SAT y ANAM</w:t>
+            </w:r>
+          </w:p>
+          <w:p>
+            <w:pPr>
+              <w:pStyle w:val="NoSpacing"/>
+              <w:ind w:left="0"/>
+              <w:jc w:val="both"/>
+              <w:rPr>
+                <w:szCs w:val="22"/>
+                <w:lang w:val="es-MX"/>
+              </w:rPr>
+            </w:pPr>
+            <w:r>
+              <w:rPr>
+                <w:sz w:val="18"/>
+                <w:szCs w:val="20"/>
+                <w:lang w:val="es-MX"/>
+              </w:rPr>
+              <w:t>• Analizo información, tomo decisiones y mejoro la comunicación sobre registros financieros de aduanas, identificando oportunidades de negocio y proyectos</w:t>
+            </w:r>
+          </w:p>
+          <w:p>
+            <w:pPr>
+              <w:pStyle w:val="NoSpacing"/>
+              <w:ind w:left="0"/>
+              <w:jc w:val="both"/>
+              <w:rPr>
+                <w:szCs w:val="22"/>
+                <w:lang w:val="es-MX"/>
+              </w:rPr>
+            </w:pPr>
+            <w:r>
+              <w:rPr>
+                <w:sz w:val="18"/>
+                <w:szCs w:val="20"/>
+                <w:lang w:val="es-MX"/>
+              </w:rPr>
+              <w:t>• Gestiono la cartera financiera identificando desviaciones y promoviendo la recuperación de procesos</w:t>
+            </w:r>
+          </w:p>
+          <w:p>
+            <w:pPr>
+              <w:pStyle w:val="NoSpacing"/>
+              <w:ind w:left="0"/>
+              <w:jc w:val="both"/>
+              <w:rPr>
+                <w:szCs w:val="22"/>
+                <w:lang w:val="es-MX"/>
+              </w:rPr>
+            </w:pPr>
+            <w:r>
+              <w:rPr>
+                <w:sz w:val="18"/>
+                <w:szCs w:val="20"/>
+                <w:lang w:val="es-MX"/>
+              </w:rPr>
+              <w:t xml:space="preserve">• Facilito como Scrum </w:t>
+            </w:r>
+            <w:proofErr w:type="gramStart"/>
+            <w:r>
+              <w:rPr>
+                <w:sz w:val="18"/>
+                <w:szCs w:val="20"/>
+                <w:lang w:val="es-MX"/>
+              </w:rPr>
+              <w:t>Master</w:t>
+            </w:r>
+            <w:proofErr w:type="gramEnd"/>
+            <w:r>
+              <w:rPr>
+                <w:sz w:val="18"/>
+                <w:szCs w:val="20"/>
+                <w:lang w:val="es-MX"/>
+              </w:rPr>
+              <w:t xml:space="preserve"> la adopción de metodologías ágiles y la transición desde esquemas tradicionales</w:t>
+            </w:r>
+          </w:p>
+          <w:p>
+            <w:pPr>
+              <w:pStyle w:val="NoSpacing"/>
+              <w:ind w:left="0"/>
+              <w:jc w:val="both"/>
+              <w:rPr>
+                <w:szCs w:val="22"/>
+                <w:lang w:val="es-MX"/>
+              </w:rPr>
+            </w:pPr>
+            <w:r>
+              <w:rPr>
+                <w:sz w:val="18"/>
+                <w:szCs w:val="20"/>
+                <w:lang w:val="es-MX"/>
+              </w:rPr>
+              <w:t>• Implemento el programa Salesforce (CRM) para la retención de clientes bajo el marco ágil escalable (SAFe), mejorando tiempos de respuesta y fidelización</w:t>
+            </w:r>
+          </w:p>
+          <w:p>
+            <w:pPr>
+              <w:pStyle w:val="NoSpacing"/>
+              <w:ind w:left="0"/>
+              <w:jc w:val="both"/>
+              <w:rPr>
+                <w:szCs w:val="22"/>
+                <w:lang w:val="es-MX"/>
+              </w:rPr>
+            </w:pPr>
+            <w:r>
+              <w:rPr>
+                <w:sz w:val="18"/>
+                <w:szCs w:val="20"/>
+                <w:lang w:val="es-MX"/>
+              </w:rPr>
+              <w:t xml:space="preserve">• Gestiono programas y proyectos relacionados con acuerdos de nivel de transición para ventas en servicios de salud y aplicaciones de TI para Veritas y </w:t>
+            </w:r>
+            <w:proofErr w:type="spellStart"/>
+            <w:r>
+              <w:rPr>
+                <w:sz w:val="18"/>
+                <w:szCs w:val="20"/>
+                <w:lang w:val="es-MX"/>
+              </w:rPr>
+              <w:t>Dedalus</w:t>
+            </w:r>
+            <w:proofErr w:type="spellEnd"/>
+          </w:p>
+          <w:p>
+            <w:pPr>
+              <w:pStyle w:val="NoSpacing"/>
+              <w:ind w:left="0"/>
+              <w:jc w:val="both"/>
+              <w:rPr>
+                <w:szCs w:val="22"/>
+                <w:lang w:val="es-MX"/>
+              </w:rPr>
+            </w:pPr>
+            <w:r>
+              <w:rPr>
+                <w:sz w:val="18"/>
+                <w:szCs w:val="20"/>
+                <w:lang w:val="es-MX"/>
+              </w:rPr>
+              <w:t>• Lidero proyectos bajo marcos de trabajo cascada, híbridos y ágiles</w:t>
+            </w:r>
+          </w:p>
+          <w:p>
+            <w:pPr>
+              <w:pStyle w:val="NoSpacing"/>
+              <w:ind w:left="0"/>
+              <w:jc w:val="both"/>
+              <w:rPr>
+                <w:szCs w:val="22"/>
+                <w:lang w:val="es-MX"/>
+              </w:rPr>
+            </w:pPr>
+            <w:r>
+              <w:rPr>
+                <w:sz w:val="18"/>
+                <w:szCs w:val="20"/>
+                <w:lang w:val="es-MX"/>
+              </w:rPr>
+              <w:t>• Apoyo la transición de metodologías tradicionales a ágiles mediante sesiones dirigidas a líderes y equipos</w:t>
+            </w:r>
+          </w:p>
+          <w:p>
+            <w:pPr>
+              <w:pStyle w:val="NoSpacing"/>
+              <w:ind w:left="0"/>
+              <w:jc w:val="both"/>
+              <w:rPr>
+                <w:szCs w:val="22"/>
+                <w:lang w:val="es-MX"/>
+              </w:rPr>
+            </w:pPr>
+            <w:r>
+              <w:rPr>
+                <w:sz w:val="18"/>
+                <w:szCs w:val="20"/>
+                <w:lang w:val="es-MX"/>
+              </w:rPr>
+              <w:t>• Apoyo en la definición de soluciones de cartera y programas, presentando propuestas a las áreas comerciales y de negocio</w:t>
+            </w:r>
+          </w:p>
+          <w:p>
+            <w:pPr>
+              <w:pStyle w:val="NoSpacing"/>
+              <w:ind w:left="0"/>
+              <w:jc w:val="both"/>
+              <w:rPr>
+                <w:szCs w:val="22"/>
+                <w:lang w:val="es-MX"/>
+              </w:rPr>
+            </w:pPr>
+            <w:r>
+              <w:rPr>
+                <w:sz w:val="18"/>
+                <w:szCs w:val="20"/>
+                <w:lang w:val="es-MX"/>
+              </w:rPr>
+              <w:t>• Realizo análisis de las soluciones propuestas y ejecuto ajustes necesarios para asegurar su correcto desempeño y desarrollo</w:t>
+            </w:r>
+          </w:p>
+          <w:p>
+            <w:pPr>
+              <w:pStyle w:val="NoSpacing"/>
+              <w:ind w:left="0"/>
+              <w:jc w:val="both"/>
+              <w:rPr>
+                <w:szCs w:val="22"/>
+                <w:lang w:val="es-MX"/>
+              </w:rPr>
+            </w:pPr>
+            <w:r>
+              <w:rPr>
+                <w:sz w:val="18"/>
+                <w:szCs w:val="20"/>
+                <w:lang w:val="es-MX"/>
+              </w:rPr>
+              <w:t>• Apoyo a los equipos comerciales y tecnológicos para asegurar una comunicación efectiva entre ambos</w:t>
             </w:r>
           </w:p>
           <w:p>
@@ -1352,7 +1999,7 @@
                 <w:szCs w:val="18"/>
                 <w:lang w:val="es-MX"/>
               </w:rPr>
-              <w:t>02 marzo 2020</w:t>
+              <w:t>2 marzo 2020</w:t>
             </w:r>
           </w:p>
         </w:tc>
@@ -1483,7 +2130,7 @@
                 <w:szCs w:val="20"/>
                 <w:lang w:val="es-MX"/>
               </w:rPr>
-              <w:t>• Diseñé, desarrollé e implementé una oficina de proyectos desde su conceptualización hasta la entrega al cliente.</w:t>
+              <w:t>• Diseño, desarrollo e implemento una oficina de proyectos desde su conceptualización hasta su entrega al cliente</w:t>
             </w:r>
           </w:p>
           <w:p>
@@ -1502,7 +2149,7 @@
                 <w:szCs w:val="20"/>
                 <w:lang w:val="es-MX"/>
               </w:rPr>
-              <w:t>• Analicé y evalué procesos existentes para identificar oportunidades y mejoras.</w:t>
+              <w:t>• Analizo y evalúo procesos existentes para identificar oportunidades de mejora y optimización</w:t>
             </w:r>
           </w:p>
           <w:p>
@@ -1521,7 +2168,43 @@
                 <w:szCs w:val="20"/>
                 <w:lang w:val="es-MX"/>
               </w:rPr>
-              <w:t>• Definí OKRs, SLAs y EMV para iniciativas, y participé en la priorización y autorización de proyectos.</w:t>
+              <w:t xml:space="preserve">• Defino </w:t>
+            </w:r>
+            <w:proofErr w:type="spellStart"/>
+            <w:r>
+              <w:rPr>
+                <w:sz w:val="18"/>
+                <w:szCs w:val="20"/>
+                <w:lang w:val="es-MX"/>
+              </w:rPr>
+              <w:t>OKRs</w:t>
+            </w:r>
+            <w:proofErr w:type="spellEnd"/>
+            <w:r>
+              <w:rPr>
+                <w:sz w:val="18"/>
+                <w:szCs w:val="20"/>
+                <w:lang w:val="es-MX"/>
+              </w:rPr>
+              <w:t xml:space="preserve">, </w:t>
+            </w:r>
+            <w:proofErr w:type="spellStart"/>
+            <w:r>
+              <w:rPr>
+                <w:sz w:val="18"/>
+                <w:szCs w:val="20"/>
+                <w:lang w:val="es-MX"/>
+              </w:rPr>
+              <w:t>SLAs</w:t>
+            </w:r>
+            <w:proofErr w:type="spellEnd"/>
+            <w:r>
+              <w:rPr>
+                <w:sz w:val="18"/>
+                <w:szCs w:val="20"/>
+                <w:lang w:val="es-MX"/>
+              </w:rPr>
+              <w:t xml:space="preserve"> y EMV para iniciativas, así como la priorización y autorización de proyectos</w:t>
             </w:r>
           </w:p>
           <w:p>
@@ -1540,7 +2223,7 @@
                 <w:szCs w:val="20"/>
                 <w:lang w:val="es-MX"/>
               </w:rPr>
-              <w:t>• Implementé un centro de conocimiento para gestionar lecciones aprendidas, mejores prácticas, guías y procedimientos.</w:t>
+              <w:t>• Implemento un centro de conocimiento para la gestión y seguimiento de lecciones aprendidas, mejores prácticas, guías y procedimientos</w:t>
             </w:r>
           </w:p>
           <w:p>
@@ -1559,7 +2242,7 @@
                 <w:szCs w:val="20"/>
                 <w:lang w:val="es-MX"/>
               </w:rPr>
-              <w:t>• Realicé seguimiento a indicadores clave como CPI, SPI y EI, siguiendo el marco metodológico del PMI.</w:t>
+              <w:t>• Doy seguimiento a indicadores clave de proyecto como CPI, SPI y EI, obteniendo resultados satisfactorios conforme a las fases del marco metodológico PMI</w:t>
             </w:r>
           </w:p>
           <w:p>
@@ -1578,7 +2261,7 @@
                 <w:szCs w:val="20"/>
                 <w:lang w:val="es-MX"/>
               </w:rPr>
-              <w:t>• Definí prototipos para validar procesos creados en la PMO.</w:t>
+              <w:t>• Defino prototipos para la validación de procesos establecidos en la Oficina de Gestión de Proyectos (PMO)</w:t>
             </w:r>
           </w:p>
           <w:p>
@@ -1597,7 +2280,25 @@
                 <w:szCs w:val="20"/>
                 <w:lang w:val="es-MX"/>
               </w:rPr>
-              <w:t>• Actué como senior portafolio manager para el área de finanzas y operaciones.</w:t>
+              <w:t xml:space="preserve">• Me desempeño como Senior </w:t>
+            </w:r>
+            <w:proofErr w:type="gramStart"/>
+            <w:r>
+              <w:rPr>
+                <w:sz w:val="18"/>
+                <w:szCs w:val="20"/>
+                <w:lang w:val="es-MX"/>
+              </w:rPr>
+              <w:t>Portfolio</w:t>
+            </w:r>
+            <w:proofErr w:type="gramEnd"/>
+            <w:r>
+              <w:rPr>
+                <w:sz w:val="18"/>
+                <w:szCs w:val="20"/>
+                <w:lang w:val="es-MX"/>
+              </w:rPr>
+              <w:t xml:space="preserve"> Manager para el área de finanzas y operaciones</w:t>
             </w:r>
           </w:p>
           <w:p>
@@ -1616,7 +2317,7 @@
                 <w:szCs w:val="20"/>
                 <w:lang w:val="es-MX"/>
               </w:rPr>
-              <w:t>• Gestioné proyectos de operaciones para aduanas de DHL, mejorando procesos y la disponibilidad de aplicaciones que soportan información regulatoria con el SAT y ANAM.</w:t>
+              <w:t>• Gestiono proyectos operativos para aduanas de DHL, mejorando procesos y la disponibilidad de aplicaciones que soportan información regulatoria con el SAT y ANAM</w:t>
             </w:r>
           </w:p>
           <w:p>
@@ -1635,7 +2336,7 @@
                 <w:szCs w:val="20"/>
                 <w:lang w:val="es-MX"/>
               </w:rPr>
-              <w:t>• Analicé registros financieros de aduanas, tomé decisiones y mejoré la comunicación, identificando oportunidades de negocio y proyectos.</w:t>
+              <w:t>• Analizo información, tomo decisiones y mejoro la comunicación sobre registros financieros de aduanas, identificando oportunidades de negocio y proyectos</w:t>
             </w:r>
           </w:p>
           <w:p>
@@ -1654,7 +2355,7 @@
                 <w:szCs w:val="20"/>
                 <w:lang w:val="es-MX"/>
               </w:rPr>
-              <w:t>• Gestioné la cartera financiera identificando desvíos y recuperando procesos.</w:t>
+              <w:t>• Gestiono la cartera financiera identificando desviaciones y promoviendo la recuperación de procesos</w:t>
             </w:r>
           </w:p>
           <w:p>
@@ -1673,7 +2374,25 @@
                 <w:szCs w:val="20"/>
                 <w:lang w:val="es-MX"/>
               </w:rPr>
-              <w:t>• Actué como facilitador y scrum máster en la adopción de metodologías ágiles y en la transición desde esquemas tradicionales.</w:t>
+              <w:t xml:space="preserve">• Facilito como Scrum </w:t>
+            </w:r>
+            <w:proofErr w:type="gramStart"/>
+            <w:r>
+              <w:rPr>
+                <w:sz w:val="18"/>
+                <w:szCs w:val="20"/>
+                <w:lang w:val="es-MX"/>
+              </w:rPr>
+              <w:t>Master</w:t>
+            </w:r>
+            <w:proofErr w:type="gramEnd"/>
+            <w:r>
+              <w:rPr>
+                <w:sz w:val="18"/>
+                <w:szCs w:val="20"/>
+                <w:lang w:val="es-MX"/>
+              </w:rPr>
+              <w:t xml:space="preserve"> la adopción de metodologías ágiles y la transición desde esquemas tradicionales</w:t>
             </w:r>
           </w:p>
           <w:p>
@@ -1692,7 +2411,7 @@
                 <w:szCs w:val="20"/>
                 <w:lang w:val="es-MX"/>
               </w:rPr>
-              <w:t>• Implementé el programa Salesforce para retención de clientes (CRM) bajo la metodología SAFE, mejorando tiempos de respuesta y fidelización.</w:t>
+              <w:t>• Implemento el programa Salesforce (CRM) para la retención de clientes bajo el marco ágil escalable (SAFe), mejorando tiempos de respuesta y fidelización</w:t>
             </w:r>
           </w:p>
           <w:p>
@@ -1711,8 +2430,18 @@
                 <w:szCs w:val="20"/>
                 <w:lang w:val="es-MX"/>
               </w:rPr>
-              <w:t>• Gestioné programas y proyectos de transición para ventas de departamentos de servicios de salud y aplicaciones de TI para Veritas y Dedalus.</w:t>
-            </w:r>
+              <w:t xml:space="preserve">• Gestiono programas y proyectos relacionados con acuerdos de nivel de transición para ventas en servicios de salud y aplicaciones de TI para Veritas y </w:t>
+            </w:r>
+            <w:proofErr w:type="spellStart"/>
+            <w:r>
+              <w:rPr>
+                <w:sz w:val="18"/>
+                <w:szCs w:val="20"/>
+                <w:lang w:val="es-MX"/>
+              </w:rPr>
+              <w:t>Dedalus</w:t>
+            </w:r>
+            <w:proofErr w:type="spellEnd"/>
           </w:p>
           <w:p>
             <w:pPr>
@@ -1730,7 +2459,7 @@
                 <w:szCs w:val="20"/>
                 <w:lang w:val="es-MX"/>
               </w:rPr>
-              <w:t>• Lideré proyectos bajo marcos de cascada, híbridos y ágiles; apoyé la transición a ágiles, presenté soluciones al área comercial y realicé análisis para mejorar el desempeño.</w:t>
+              <w:t>• Lidero proyectos bajo marcos de trabajo cascada, híbridos y ágiles</w:t>
             </w:r>
           </w:p>
           <w:p>
@@ -1749,7 +2478,64 @@
                 <w:szCs w:val="20"/>
                 <w:lang w:val="es-MX"/>
               </w:rPr>
-              <w:t>• Apoyé a equipos comerciales y tecnológicos para mejorar la comunicación entre ambos.</w:t>
+              <w:t>• Apoyo la transición de metodologías tradicionales a ágiles mediante sesiones dirigidas a líderes y equipos</w:t>
+            </w:r>
+          </w:p>
+          <w:p>
+            <w:pPr>
+              <w:pStyle w:val="NoSpacing"/>
+              <w:ind w:left="0"/>
+              <w:jc w:val="both"/>
+              <w:rPr>
+                <w:szCs w:val="22"/>
+                <w:lang w:val="es-MX"/>
+              </w:rPr>
+            </w:pPr>
+            <w:r>
+              <w:rPr>
+                <w:sz w:val="18"/>
+                <w:szCs w:val="20"/>
+                <w:lang w:val="es-MX"/>
+              </w:rPr>
+              <w:t>• Apoyo en la definición de soluciones de cartera y programas, presentando propuestas a las áreas comerciales y de negocio</w:t>
+            </w:r>
+          </w:p>
+          <w:p>
+            <w:pPr>
+              <w:pStyle w:val="NoSpacing"/>
+              <w:ind w:left="0"/>
+              <w:jc w:val="both"/>
+              <w:rPr>
+                <w:szCs w:val="22"/>
+                <w:lang w:val="es-MX"/>
+              </w:rPr>
+            </w:pPr>
+            <w:r>
+              <w:rPr>
+                <w:sz w:val="18"/>
+                <w:szCs w:val="20"/>
+                <w:lang w:val="es-MX"/>
+              </w:rPr>
+              <w:t>• Realizo análisis de las soluciones propuestas y ejecuto ajustes necesarios para asegurar su correcto desempeño y desarrollo</w:t>
+            </w:r>
+          </w:p>
+          <w:p>
+            <w:pPr>
+              <w:pStyle w:val="NoSpacing"/>
+              <w:ind w:left="0"/>
+              <w:jc w:val="both"/>
+              <w:rPr>
+                <w:szCs w:val="22"/>
+                <w:lang w:val="es-MX"/>
+              </w:rPr>
+            </w:pPr>
+            <w:r>
+              <w:rPr>
+                <w:sz w:val="18"/>
+                <w:szCs w:val="20"/>
+                <w:lang w:val="es-MX"/>
+              </w:rPr>
+              <w:t>• Apoyo a los equipos comerciales y tecnológicos para asegurar una comunicación efectiva entre ambos</w:t>
             </w:r>
           </w:p>
           <w:p>
@@ -1777,10 +2563,64 @@
         </w:rPr>
       </w:pPr>
     </w:p>
+    <w:p>
+      <w:pPr>
+        <w:jc w:val="both"/>
+        <w:rPr>
+          <w:rFonts w:ascii="Arial" w:hAnsi="Arial" w:cs="Arial"/>
+          <w:bCs/>
+          <w:sz w:val="18"/>
+          <w:szCs w:val="18"/>
+          <w:lang w:val="es-MX"/>
+        </w:rPr>
+      </w:pPr>
+    </w:p>
+    <w:p>
+      <w:pPr>
+        <w:rPr>
+          <w:rFonts w:ascii="Arial" w:hAnsi="Arial" w:cs="Arial"/>
+          <w:b/>
+          <w:sz w:val="18"/>
+          <w:szCs w:val="18"/>
+          <w:u w:val="single"/>
+        </w:rPr>
+      </w:pPr>
+      <w:r>
+        <w:rPr>
+          <w:rFonts w:ascii="Arial" w:hAnsi="Arial" w:cs="Arial"/>
+          <w:b/>
+          <w:sz w:val="18"/>
+          <w:szCs w:val="18"/>
+          <w:u w:val="single"/>
+        </w:rPr>
+        <w:t xml:space="preserve">HERRAMIENTAS </w:t>
+      </w:r>
+      <w:r>
+        <w:rPr>
+          <w:rFonts w:ascii="Arial" w:hAnsi="Arial" w:cs="Arial"/>
+          <w:b/>
+          <w:sz w:val="18"/>
+          <w:szCs w:val="18"/>
+          <w:u w:val="single"/>
+        </w:rPr>
+        <w:t>UTILIZADAS EN EL DESEMPEÑO DE SUS FUNCIONES</w:t>
+      </w:r>
+    </w:p>
+    <w:p>
+      <w:pPr>
+        <w:rPr>
+          <w:rFonts w:ascii="Arial" w:hAnsi="Arial" w:cs="Arial"/>
+          <w:b/>
+          <w:sz w:val="18"/>
+          <w:szCs w:val="18"/>
+          <w:u w:val="single"/>
+        </w:rPr>
+      </w:pPr>
+    </w:p>
     <w:tbl>
       <w:tblPr>
         <w:tblW w:w="0" w:type="auto"/>
-        <w:tblInd w:w="-75" w:type="dxa"/>
+        <w:tblInd w:w="-72" w:type="dxa"/>
         <w:tblBorders>
           <w:top w:val="single" w:sz="4" w:space="0" w:color="auto"/>
           <w:left w:val="single" w:sz="4" w:space="0" w:color="auto"/>
@@ -1789,91 +2629,50 @@
           <w:insideH w:val="single" w:sz="4" w:space="0" w:color="auto"/>
           <w:insideV w:val="single" w:sz="4" w:space="0" w:color="auto"/>
         </w:tblBorders>
-        <w:tblLayout w:type="fixed"/>
-        <w:tblCellMar>
-          <w:left w:w="105" w:type="dxa"/>
-          <w:right w:w="105" w:type="dxa"/>
-        </w:tblCellMar>
         <w:tblLook w:val="0000" w:firstRow="0" w:lastRow="0" w:firstColumn="0" w:lastColumn="0" w:noHBand="0" w:noVBand="0"/>
       </w:tblPr>
       <w:tblGrid>
-        <w:gridCol w:w="2472"/>
-        <w:gridCol w:w="2472"/>
-        <w:gridCol w:w="2472"/>
-        <w:gridCol w:w="2475"/>
+        <w:gridCol w:w="9850"/>
       </w:tblGrid>
       <w:tr>
+        <w:trPr>
+          <w:trHeight w:val="300"/>
+        </w:trPr>
         <w:tc>
           <w:tcPr>
-            <w:tcW w:w="2472" w:type="dxa"/>
+            <w:tcW w:w="9850" w:type="dxa"/>
           </w:tcPr>
           <w:p>
             <w:pPr>
               <w:rPr>
                 <w:rFonts w:ascii="Arial" w:hAnsi="Arial" w:cs="Arial"/>
-                <w:b/>
-                <w:sz w:val="18"/>
-                <w:szCs w:val="18"/>
-                <w:lang w:val="es-MX"/>
+                <w:bCs/>
+                <w:sz w:val="18"/>
+                <w:szCs w:val="18"/>
+                <w:lang w:val="en-US"/>
               </w:rPr>
             </w:pPr>
             <w:r>
               <w:rPr>
                 <w:rFonts w:ascii="Arial" w:hAnsi="Arial" w:cs="Arial"/>
-                <w:b/>
-                <w:sz w:val="18"/>
-                <w:szCs w:val="18"/>
-                <w:lang w:val="es-MX"/>
-              </w:rPr>
-              <w:t>Empresa</w:t>
-            </w:r>
-          </w:p>
-          <w:p>
-            <w:pPr>
-              <w:rPr>
-                <w:rFonts w:ascii="Arial" w:hAnsi="Arial" w:cs="Arial"/>
-                <w:color w:val="0070C0"/>
-                <w:sz w:val="18"/>
-                <w:szCs w:val="18"/>
-                <w:lang w:val="es-MX"/>
-              </w:rPr>
-            </w:pPr>
-            <w:r>
-              <w:rPr>
-                <w:rFonts w:ascii="Arial" w:hAnsi="Arial" w:cs="Arial"/>
-                <w:sz w:val="18"/>
-                <w:szCs w:val="18"/>
-                <w:lang w:val="es-MX"/>
-              </w:rPr>
-              <w:t>Softtek</w:t>
+                <w:bCs/>
+                <w:sz w:val="18"/>
+                <w:szCs w:val="18"/>
+                <w:lang w:val="en-US"/>
+              </w:rPr>
+              <w:t>- ITIL® Foundation Certificate in IT Service Management 2023-2026</w:t>
             </w:r>
           </w:p>
         </w:tc>
+      </w:tr>
+      <w:tr>
+        <w:trPr>
+          <w:trHeight w:val="300"/>
+        </w:trPr>
         <w:tc>
           <w:tcPr>
-            <w:tcW w:w="2472" w:type="dxa"/>
+            <w:tcW w:w="9850" w:type="dxa"/>
           </w:tcPr>
-          <w:p>
-            <w:pPr>
-              <w:rPr>
-                <w:rFonts w:ascii="Arial" w:hAnsi="Arial" w:cs="Arial"/>
-                <w:b/>
-                <w:sz w:val="18"/>
-                <w:szCs w:val="18"/>
-                <w:lang w:val="es-MX"/>
-              </w:rPr>
-            </w:pPr>
-            <w:r>
-              <w:rPr>
-                <w:rFonts w:ascii="Arial" w:hAnsi="Arial" w:cs="Arial"/>
-                <w:b/>
-                <w:sz w:val="18"/>
-                <w:szCs w:val="18"/>
-                <w:lang w:val="es-MX"/>
-              </w:rPr>
-              <w:t>Puesto</w:t>
-            </w:r>
-          </w:p>
           <w:p>
             <w:pPr>
               <w:rPr>
@@ -1881,45 +2680,30 @@
                 <w:bCs/>
                 <w:sz w:val="18"/>
                 <w:szCs w:val="18"/>
-                <w:lang w:val="es-MX"/>
+                <w:lang w:val="en-US"/>
               </w:rPr>
             </w:pPr>
             <w:r>
               <w:rPr>
                 <w:rFonts w:ascii="Arial" w:hAnsi="Arial" w:cs="Arial"/>
-                <w:sz w:val="18"/>
-                <w:szCs w:val="18"/>
-                <w:lang w:val="es-MX"/>
-              </w:rPr>
-              <w:t>Gerente de proyectos</w:t>
+                <w:bCs/>
+                <w:sz w:val="18"/>
+                <w:szCs w:val="18"/>
+                <w:lang w:val="es-MX"/>
+              </w:rPr>
+              <w:t>- Project Management Professional (PMP®)</w:t>
             </w:r>
           </w:p>
         </w:tc>
+      </w:tr>
+      <w:tr>
+        <w:trPr>
+          <w:trHeight w:val="300"/>
+        </w:trPr>
         <w:tc>
           <w:tcPr>
-            <w:tcW w:w="2472" w:type="dxa"/>
+            <w:tcW w:w="9850" w:type="dxa"/>
           </w:tcPr>
-          <w:p>
-            <w:pPr>
-              <w:rPr>
-                <w:rFonts w:ascii="Arial" w:hAnsi="Arial" w:cs="Arial"/>
-                <w:b/>
-                <w:sz w:val="18"/>
-                <w:szCs w:val="18"/>
-                <w:lang w:val="es-MX"/>
-              </w:rPr>
-            </w:pPr>
-            <w:r>
-              <w:rPr>
-                <w:rFonts w:ascii="Arial" w:hAnsi="Arial" w:cs="Arial"/>
-                <w:b/>
-                <w:sz w:val="18"/>
-                <w:szCs w:val="18"/>
-                <w:lang w:val="es-MX"/>
-              </w:rPr>
-              <w:t>Desde:</w:t>
-            </w:r>
-          </w:p>
           <w:p>
             <w:pPr>
               <w:rPr>
@@ -1927,46 +2711,35 @@
                 <w:bCs/>
                 <w:sz w:val="18"/>
                 <w:szCs w:val="18"/>
-                <w:lang w:val="es-MX"/>
+                <w:lang w:val="en-US"/>
               </w:rPr>
             </w:pPr>
             <w:r>
               <w:rPr>
                 <w:rFonts w:ascii="Arial" w:hAnsi="Arial" w:cs="Arial"/>
-                <w:sz w:val="18"/>
-                <w:szCs w:val="18"/>
-                <w:lang w:val="es-MX"/>
-              </w:rPr>
-              <w:t>02 enero 2018</w:t>
+                <w:bCs/>
+                <w:sz w:val="18"/>
+                <w:szCs w:val="18"/>
+                <w:lang w:val="en-US"/>
+              </w:rPr>
+              <w:t>- Professional Scrum Master I (PSM I)</w:t>
             </w:r>
           </w:p>
         </w:tc>
+      </w:tr>
+      <w:tr>
+        <w:trPr>
+          <w:trHeight w:val="300"/>
+        </w:trPr>
         <w:tc>
           <w:tcPr>
-            <w:tcW w:w="2475" w:type="dxa"/>
+            <w:tcW w:w="9850" w:type="dxa"/>
           </w:tcPr>
           <w:p>
             <w:pPr>
-              <w:pStyle w:val="Heading2"/>
-              <w:rPr>
-                <w:bCs w:val="0"/>
-                <w:szCs w:val="18"/>
-                <w:lang w:val="es-MX"/>
-              </w:rPr>
-            </w:pPr>
-            <w:r>
-              <w:rPr>
-                <w:bCs w:val="0"/>
-                <w:szCs w:val="18"/>
-                <w:lang w:val="es-MX"/>
-              </w:rPr>
-              <w:t xml:space="preserve">Hasta: </w:t>
-            </w:r>
-          </w:p>
-          <w:p>
-            <w:pPr>
               <w:rPr>
                 <w:rFonts w:ascii="Arial" w:hAnsi="Arial" w:cs="Arial"/>
+                <w:bCs/>
                 <w:sz w:val="18"/>
                 <w:szCs w:val="18"/>
                 <w:lang w:val="es-MX"/>
@@ -1975,29 +2748,192 @@
             <w:r>
               <w:rPr>
                 <w:rFonts w:ascii="Arial" w:hAnsi="Arial" w:cs="Arial"/>
-                <w:sz w:val="18"/>
-                <w:szCs w:val="18"/>
-                <w:lang w:val="es-MX"/>
-              </w:rPr>
-              <w:t>2</w:t>
-            </w:r>
-            <w:r>
+                <w:bCs/>
+                <w:sz w:val="18"/>
+                <w:szCs w:val="18"/>
+                <w:lang w:val="es-MX"/>
+              </w:rPr>
+              <w:t>- Auditor Interno de Normas ISO 9001:2015</w:t>
+            </w:r>
+          </w:p>
+        </w:tc>
+      </w:tr>
+      <w:tr>
+        <w:trPr>
+          <w:trHeight w:val="300"/>
+        </w:trPr>
+        <w:tc>
+          <w:tcPr>
+            <w:tcW w:w="9850" w:type="dxa"/>
+          </w:tcPr>
+          <w:p>
+            <w:pPr>
               <w:rPr>
                 <w:rFonts w:ascii="Arial" w:hAnsi="Arial" w:cs="Arial"/>
                 <w:sz w:val="18"/>
                 <w:szCs w:val="18"/>
                 <w:lang w:val="es-MX"/>
               </w:rPr>
-              <w:t>8</w:t>
-            </w:r>
+            </w:pPr>
             <w:r>
               <w:rPr>
                 <w:rFonts w:ascii="Arial" w:hAnsi="Arial" w:cs="Arial"/>
-                <w:sz w:val="18"/>
-                <w:szCs w:val="18"/>
-                <w:lang w:val="es-MX"/>
-              </w:rPr>
-              <w:t xml:space="preserve"> febrero 2020</w:t>
+                <w:bCs/>
+                <w:sz w:val="18"/>
+                <w:szCs w:val="18"/>
+                <w:lang w:val="es-MX"/>
+              </w:rPr>
+              <w:t>- Microsoft Office</w:t>
+            </w:r>
+          </w:p>
+        </w:tc>
+      </w:tr>
+      <w:tr>
+        <w:trPr>
+          <w:trHeight w:val="300"/>
+        </w:trPr>
+        <w:tc>
+          <w:tcPr>
+            <w:tcW w:w="9850" w:type="dxa"/>
+          </w:tcPr>
+          <w:p>
+            <w:pPr>
+              <w:rPr>
+                <w:rFonts w:ascii="Arial" w:hAnsi="Arial" w:cs="Arial"/>
+                <w:sz w:val="18"/>
+                <w:szCs w:val="18"/>
+                <w:lang w:val="es-MX"/>
+              </w:rPr>
+            </w:pPr>
+            <w:r>
+              <w:rPr>
+                <w:rFonts w:ascii="Arial" w:hAnsi="Arial" w:cs="Arial"/>
+                <w:bCs/>
+                <w:sz w:val="18"/>
+                <w:szCs w:val="18"/>
+                <w:lang w:val="es-MX"/>
+              </w:rPr>
+              <w:t>- Microsoft Project</w:t>
+            </w:r>
+          </w:p>
+        </w:tc>
+      </w:tr>
+      <w:tr>
+        <w:trPr>
+          <w:trHeight w:val="300"/>
+        </w:trPr>
+        <w:tc>
+          <w:tcPr>
+            <w:tcW w:w="9850" w:type="dxa"/>
+          </w:tcPr>
+          <w:p>
+            <w:pPr>
+              <w:rPr>
+                <w:rFonts w:ascii="Arial" w:hAnsi="Arial" w:cs="Arial"/>
+                <w:sz w:val="18"/>
+                <w:szCs w:val="18"/>
+                <w:lang w:val="es-MX"/>
+              </w:rPr>
+            </w:pPr>
+            <w:r>
+              <w:rPr>
+                <w:rFonts w:ascii="Arial" w:hAnsi="Arial" w:cs="Arial"/>
+                <w:bCs/>
+                <w:sz w:val="18"/>
+                <w:szCs w:val="18"/>
+                <w:lang w:val="es-MX"/>
+              </w:rPr>
+              <w:t>- Visio</w:t>
+            </w:r>
+          </w:p>
+        </w:tc>
+      </w:tr>
+      <w:tr>
+        <w:trPr>
+          <w:trHeight w:val="300"/>
+        </w:trPr>
+        <w:tc>
+          <w:tcPr>
+            <w:tcW w:w="9850" w:type="dxa"/>
+          </w:tcPr>
+          <w:p>
+            <w:pPr>
+              <w:rPr>
+                <w:rFonts w:ascii="Arial" w:hAnsi="Arial" w:cs="Arial"/>
+                <w:sz w:val="18"/>
+                <w:szCs w:val="18"/>
+                <w:lang w:val="es-MX"/>
+              </w:rPr>
+            </w:pPr>
+            <w:r>
+              <w:rPr>
+                <w:rFonts w:ascii="Arial" w:hAnsi="Arial" w:cs="Arial"/>
+                <w:bCs/>
+                <w:sz w:val="18"/>
+                <w:szCs w:val="18"/>
+                <w:lang w:val="es-MX"/>
+              </w:rPr>
+              <w:t>- Power BI</w:t>
+            </w:r>
+          </w:p>
+        </w:tc>
+      </w:tr>
+      <w:tr>
+        <w:trPr>
+          <w:trHeight w:val="300"/>
+        </w:trPr>
+        <w:tc>
+          <w:tcPr>
+            <w:tcW w:w="9850" w:type="dxa"/>
+          </w:tcPr>
+          <w:p>
+            <w:pPr>
+              <w:rPr>
+                <w:rFonts w:ascii="Arial" w:hAnsi="Arial" w:cs="Arial"/>
+                <w:sz w:val="18"/>
+                <w:szCs w:val="18"/>
+                <w:lang w:val="es-MX"/>
+              </w:rPr>
+            </w:pPr>
+            <w:r>
+              <w:rPr>
+                <w:rFonts w:ascii="Arial" w:hAnsi="Arial" w:cs="Arial"/>
+                <w:bCs/>
+                <w:sz w:val="18"/>
+                <w:szCs w:val="18"/>
+                <w:lang w:val="es-MX"/>
+              </w:rPr>
+              <w:t>- PPM</w:t>
+            </w:r>
+          </w:p>
+        </w:tc>
+      </w:tr>
+      <w:tr>
+        <w:trPr>
+          <w:trHeight w:val="300"/>
+        </w:trPr>
+        <w:tc>
+          <w:tcPr>
+            <w:tcW w:w="9850" w:type="dxa"/>
+          </w:tcPr>
+          <w:p>
+            <w:pPr>
+              <w:rPr>
+                <w:rFonts w:ascii="Arial" w:hAnsi="Arial" w:cs="Arial"/>
+                <w:sz w:val="18"/>
+                <w:szCs w:val="18"/>
+                <w:lang w:val="es-MX"/>
+              </w:rPr>
+            </w:pPr>
+            <w:r>
+              <w:rPr>
+                <w:rFonts w:ascii="Arial" w:hAnsi="Arial" w:cs="Arial"/>
+                <w:bCs/>
+                <w:sz w:val="18"/>
+                <w:szCs w:val="18"/>
+                <w:lang w:val="es-MX"/>
+              </w:rPr>
+              <w:t>- Planview</w:t>
             </w:r>
           </w:p>
         </w:tc>
@@ -2005,234 +2941,24 @@
     </w:tbl>
     <w:p>
       <w:pPr>
+        <w:rPr>
+          <w:rFonts w:ascii="Arial" w:hAnsi="Arial" w:cs="Arial"/>
+          <w:b/>
+          <w:sz w:val="18"/>
+          <w:szCs w:val="18"/>
+          <w:u w:val="single"/>
+        </w:rPr>
+      </w:pPr>
+    </w:p>
+    <w:p>
+      <w:pPr>
+        <w:jc w:val="both"/>
         <w:rPr>
           <w:rFonts w:ascii="Arial" w:hAnsi="Arial" w:cs="Arial"/>
           <w:bCs/>
           <w:sz w:val="18"/>
           <w:szCs w:val="18"/>
-          <w:lang w:val="en-US"/>
-        </w:rPr>
-      </w:pPr>
-    </w:p>
-    <w:tbl>
-      <w:tblPr>
-        <w:tblW w:w="0" w:type="auto"/>
-        <w:tblInd w:w="-75" w:type="dxa"/>
-        <w:tblBorders>
-          <w:top w:val="single" w:sz="4" w:space="0" w:color="auto"/>
-          <w:left w:val="single" w:sz="4" w:space="0" w:color="auto"/>
-          <w:bottom w:val="single" w:sz="4" w:space="0" w:color="auto"/>
-          <w:right w:val="single" w:sz="4" w:space="0" w:color="auto"/>
-          <w:insideH w:val="single" w:sz="4" w:space="0" w:color="auto"/>
-          <w:insideV w:val="single" w:sz="4" w:space="0" w:color="auto"/>
-        </w:tblBorders>
-        <w:tblLayout w:type="fixed"/>
-        <w:tblCellMar>
-          <w:left w:w="105" w:type="dxa"/>
-          <w:right w:w="105" w:type="dxa"/>
-        </w:tblCellMar>
-        <w:tblLook w:val="0000" w:firstRow="0" w:lastRow="0" w:firstColumn="0" w:lastColumn="0" w:noHBand="0" w:noVBand="0"/>
-      </w:tblPr>
-      <w:tblGrid>
-        <w:gridCol w:w="2070"/>
-        <w:gridCol w:w="7821"/>
-      </w:tblGrid>
-      <w:tr>
-        <w:tc>
-          <w:tcPr>
-            <w:tcW w:w="2070" w:type="dxa"/>
-          </w:tcPr>
-          <w:p>
-            <w:pPr>
-              <w:rPr>
-                <w:rFonts w:ascii="Arial" w:hAnsi="Arial" w:cs="Arial"/>
-                <w:b/>
-                <w:bCs/>
-                <w:sz w:val="18"/>
-                <w:szCs w:val="18"/>
-              </w:rPr>
-            </w:pPr>
-            <w:r>
-              <w:rPr>
-                <w:rFonts w:ascii="Arial" w:hAnsi="Arial" w:cs="Arial"/>
-                <w:b/>
-                <w:bCs/>
-                <w:sz w:val="18"/>
-                <w:szCs w:val="18"/>
-                <w:lang w:val="es-MX"/>
-              </w:rPr>
-              <w:t>Actividades Principales</w:t>
-            </w:r>
-          </w:p>
-        </w:tc>
-        <w:tc>
-          <w:tcPr>
-            <w:tcW w:w="7821" w:type="dxa"/>
-          </w:tcPr>
-          <w:p>
-            <w:pPr>
-              <w:pStyle w:val="NoSpacing"/>
-              <w:ind w:left="0"/>
-              <w:jc w:val="both"/>
-              <w:rPr>
-                <w:sz w:val="18"/>
-                <w:szCs w:val="20"/>
-                <w:lang w:val="es-MX"/>
-              </w:rPr>
-            </w:pPr>
-            <w:r>
-              <w:rPr>
-                <w:sz w:val="18"/>
-                <w:szCs w:val="20"/>
-                <w:lang w:val="es-MX"/>
-              </w:rPr>
-              <w:t>• Configuré e implementé soluciones de alta tecnología para el Centro de Operación de la Red Nacional y el Plan de Recuperación de Desastres, mejorando la red y el servicio al cliente.</w:t>
-            </w:r>
-          </w:p>
-          <w:p>
-            <w:pPr>
-              <w:pStyle w:val="NoSpacing"/>
-              <w:ind w:left="0"/>
-              <w:jc w:val="both"/>
-              <w:rPr>
-                <w:szCs w:val="22"/>
-                <w:lang w:val="es-MX"/>
-              </w:rPr>
-            </w:pPr>
-            <w:r>
-              <w:rPr>
-                <w:sz w:val="18"/>
-                <w:szCs w:val="20"/>
-                <w:lang w:val="es-MX"/>
-              </w:rPr>
-              <w:t>• Monté e implementé soluciones para el centro de innovación y tecnologías emergentes (5th world Foundry).</w:t>
-            </w:r>
-          </w:p>
-          <w:p>
-            <w:pPr>
-              <w:pStyle w:val="NoSpacing"/>
-              <w:ind w:left="0"/>
-              <w:jc w:val="both"/>
-              <w:rPr>
-                <w:szCs w:val="22"/>
-                <w:lang w:val="es-MX"/>
-              </w:rPr>
-            </w:pPr>
-            <w:r>
-              <w:rPr>
-                <w:sz w:val="18"/>
-                <w:szCs w:val="20"/>
-                <w:lang w:val="es-MX"/>
-              </w:rPr>
-              <w:t>• Integré red y servicios de AT con el gobierno de México para un proyecto regulatorio 911.</w:t>
-            </w:r>
-          </w:p>
-          <w:p>
-            <w:pPr>
-              <w:pStyle w:val="NoSpacing"/>
-              <w:ind w:left="0"/>
-              <w:jc w:val="both"/>
-              <w:rPr>
-                <w:szCs w:val="22"/>
-                <w:lang w:val="es-MX"/>
-              </w:rPr>
-            </w:pPr>
-            <w:r>
-              <w:rPr>
-                <w:sz w:val="18"/>
-                <w:szCs w:val="20"/>
-                <w:lang w:val="es-MX"/>
-              </w:rPr>
-              <w:t>• Analicé e integré el administrador de red existente con la nueva red de AT para generar oportunidades de mercado y mejorar la calidad de servicio.</w:t>
-            </w:r>
-          </w:p>
-          <w:p>
-            <w:pPr>
-              <w:pStyle w:val="NoSpacing"/>
-              <w:ind w:left="0"/>
-              <w:jc w:val="both"/>
-              <w:rPr>
-                <w:szCs w:val="22"/>
-                <w:lang w:val="es-MX"/>
-              </w:rPr>
-            </w:pPr>
-            <w:r>
-              <w:rPr>
-                <w:sz w:val="18"/>
-                <w:szCs w:val="20"/>
-                <w:lang w:val="es-MX"/>
-              </w:rPr>
-              <w:t>• Gestioné proveedores, operaciones y equipos comerciales para proyectos de alta visibilidad.</w:t>
-            </w:r>
-          </w:p>
-          <w:p>
-            <w:pPr>
-              <w:pStyle w:val="NoSpacing"/>
-              <w:ind w:left="0"/>
-              <w:jc w:val="both"/>
-              <w:rPr>
-                <w:szCs w:val="22"/>
-                <w:lang w:val="es-MX"/>
-              </w:rPr>
-            </w:pPr>
-            <w:r>
-              <w:rPr>
-                <w:sz w:val="18"/>
-                <w:szCs w:val="20"/>
-                <w:lang w:val="es-MX"/>
-              </w:rPr>
-              <w:t>• Identifiqué necesidades regulatorias y prioricé planes para el negocio.</w:t>
-            </w:r>
-          </w:p>
-          <w:p>
-            <w:pPr>
-              <w:pStyle w:val="NoSpacing"/>
-              <w:ind w:left="0"/>
-              <w:jc w:val="both"/>
-              <w:rPr>
-                <w:szCs w:val="22"/>
-                <w:lang w:val="es-MX"/>
-              </w:rPr>
-            </w:pPr>
-            <w:r>
-              <w:rPr>
-                <w:sz w:val="18"/>
-                <w:szCs w:val="20"/>
-                <w:lang w:val="es-MX"/>
-              </w:rPr>
-              <w:t>• Elaboré informes de alta calidad para oportunidades comerciales.</w:t>
-            </w:r>
-          </w:p>
-          <w:p>
-            <w:pPr>
-              <w:pStyle w:val="NoSpacing"/>
-              <w:ind w:left="0"/>
-              <w:jc w:val="both"/>
-              <w:rPr>
-                <w:szCs w:val="22"/>
-                <w:lang w:val="es-MX"/>
-              </w:rPr>
-            </w:pPr>
-            <w:r>
-              <w:rPr>
-                <w:sz w:val="18"/>
-                <w:szCs w:val="20"/>
-                <w:lang w:val="es-MX"/>
-              </w:rPr>
-              <w:t>• Apoyé las operaciones y la estabilidad del servicio asegurando la finalización de proyectos y programas a tiempo y dentro del presupuesto.</w:t>
-            </w:r>
-          </w:p>
-        </w:tc>
-      </w:tr>
-    </w:tbl>
-    <w:p>
-      <w:pPr>
-        <w:rPr>
-          <w:rFonts w:ascii="Arial" w:hAnsi="Arial" w:cs="Arial"/>
-          <w:bCs/>
-          <w:sz w:val="18"/>
-          <w:szCs w:val="18"/>
-          <w:lang w:val="es-419"/>
+          <w:lang w:val="es-MX"/>
         </w:rPr>
       </w:pPr>
     </w:p>
@@ -2256,7 +2982,6 @@
           <w:u w:val="single"/>
           <w:lang w:val="es-MX"/>
         </w:rPr>
-        <w:lastRenderedPageBreak/>
         <w:t>HISTORIAL PROFESIONAL ADICIONAL</w:t>
       </w:r>
     </w:p>
@@ -2289,7 +3014,7 @@
           <w:szCs w:val="18"/>
           <w:lang w:val="es-MX"/>
         </w:rPr>
-        <w:t>La experiencia abarca desde 01 marzo de 2012 hasta 31 diciembre de 2017</w:t>
+        <w:t>La experiencia abarca desde 01 marzo de 2012 hasta 29 febrero de 2020</w:t>
       </w:r>
     </w:p>
     <w:p>
@@ -2322,7 +3047,7 @@
           <w:szCs w:val="18"/>
           <w:lang w:val="es-MX"/>
         </w:rPr>
-        <w:t>Durante este período me desempeñé como Project Manager, asumiendo la gestión de proveedores, control y seguimiento de presupuestos contractuales, coordinación de equipos y liderazgo de proyectos de infraestructura. Supervisé el cumplimiento de niveles de servicio, manejé escalaciones con clientes y coordiné la construcción de equipos. También planifiqué logística de sitios y establecí canales de comunicación entre stakeholders y equipos técnicos para garantizar entregables y continuidad operativa.</w:t>
+        <w:t>Durante este período, me desempeñé como Project Manager y Gerente de proyectos, coordinando iniciativas de operación, infraestructura y servicios con equipos multidisciplinarios. Me responsabilicé de la relación con clientes, la gestión de proveedores, el seguimiento presupuestal, la atención de requerimientos del negocio y la supervisión del avance de proyectos y programas. También di seguimiento a procesos de servicio, escalaciones, comunicación entre áreas y cumplimiento de compromisos operativos, contribuyendo a mantener la estabilidad del servicio y una ejecución ordenada.</w:t>
       </w:r>
     </w:p>
     <w:p>
@@ -2359,6 +3084,28 @@
           <w:lang w:val="es-MX"/>
         </w:rPr>
       </w:pPr>
+      <w:r>
+        <w:rPr>
+          <w:rFonts w:ascii="Arial" w:hAnsi="Arial" w:cs="Arial"/>
+          <w:b/>
+          <w:sz w:val="18"/>
+          <w:szCs w:val="18"/>
+          <w:u w:val="single"/>
+          <w:lang w:val="es-MX"/>
+        </w:rPr>
+        <w:br w:type="page"/>
+      </w:r>
+      <w:r>
+        <w:rPr>
+          <w:rFonts w:ascii="Arial" w:hAnsi="Arial" w:cs="Arial"/>
+          <w:b/>
+          <w:sz w:val="18"/>
+          <w:szCs w:val="18"/>
+          <w:lang w:val="es-MX"/>
+        </w:rPr>
+        <w:lastRenderedPageBreak/>
+        <w:t xml:space="preserve"> </w:t>
+      </w:r>
     </w:p>
     <w:p>
       <w:pPr>
@@ -2381,6 +3128,17 @@
           <w:lang w:val="es-MX"/>
         </w:rPr>
         <w:t>FORMACIÓN ACADÉMICA</w:t>
+      </w:r>
+      <w:r>
+        <w:rPr>
+          <w:rFonts w:ascii="Arial" w:hAnsi="Arial" w:cs="Arial"/>
+          <w:b/>
+          <w:sz w:val="18"/>
+          <w:szCs w:val="18"/>
+          <w:u w:val="single"/>
+          <w:lang w:val="es-MX"/>
+        </w:rPr>
+        <w:t xml:space="preserve"> (COMPETENCIA)</w:t>
       </w:r>
       <w:r>
         <w:rPr>
@@ -2434,6 +3192,7 @@
             <w:pPr>
               <w:rPr>
                 <w:rFonts w:ascii="Arial" w:hAnsi="Arial" w:cs="Arial"/>
+                <w:bCs/>
                 <w:sz w:val="18"/>
                 <w:szCs w:val="18"/>
                 <w:lang w:val="es-MX"/>
@@ -2447,8 +3206,38 @@
                 <w:szCs w:val="18"/>
                 <w:lang w:val="es-MX"/>
               </w:rPr>
-              <w:t>Licenciatura en ingeniería en Telecomunicaciones y electronica</w:t>
-            </w:r>
+              <w:t>Licenciatura en ingeniería en Telecomunicaciones y electrónica</w:t>
+            </w:r>
+            <w:r>
+              <w:rPr>
+                <w:rFonts w:ascii="Arial" w:hAnsi="Arial" w:cs="Arial"/>
+                <w:bCs/>
+                <w:sz w:val="18"/>
+                <w:szCs w:val="18"/>
+                <w:lang w:val="es-MX"/>
+              </w:rPr>
+              <w:t xml:space="preserve"> - </w:t>
+            </w:r>
+            <w:r>
+              <w:rPr>
+                <w:rFonts w:ascii="Arial" w:hAnsi="Arial" w:cs="Arial"/>
+                <w:bCs/>
+                <w:sz w:val="18"/>
+                <w:szCs w:val="18"/>
+                <w:lang w:val="es-MX"/>
+              </w:rPr>
+              <w:t>2009-2012</w:t>
+            </w:r>
+          </w:p>
+          <w:p>
+            <w:pPr>
+              <w:rPr>
+                <w:rFonts w:ascii="Arial" w:hAnsi="Arial" w:cs="Arial"/>
+                <w:sz w:val="18"/>
+                <w:szCs w:val="18"/>
+                <w:lang w:val="es-MX"/>
+              </w:rPr>
+            </w:pPr>
           </w:p>
         </w:tc>
         <w:tc>
@@ -2472,7 +3261,7 @@
                 <w:szCs w:val="18"/>
                 <w:lang w:val="es-MX"/>
               </w:rPr>
-              <w:t>Universidad Tecnológica de México (UNITEC), Atizapán, Estado de México, México</w:t>
+              <w:t>Atizapán, Edo. De México, México</w:t>
             </w:r>
           </w:p>
           <w:p>
@@ -2482,7 +3271,7 @@
                 <w:bCs/>
                 <w:sz w:val="18"/>
                 <w:szCs w:val="18"/>
-                <w:lang w:val="es-MX"/>
+                <w:lang w:val="en-US"/>
               </w:rPr>
             </w:pPr>
           </w:p>
@@ -2509,7 +3298,7 @@
                 <w:szCs w:val="18"/>
                 <w:lang w:val="es-MX"/>
               </w:rPr>
-              <w:t>2009-2012</w:t>
+              <w:t>Cédula Profesional</w:t>
             </w:r>
           </w:p>
           <w:p>
@@ -2530,7 +3319,7 @@
                 <w:szCs w:val="18"/>
                 <w:lang w:val="es-MX"/>
               </w:rPr>
-              <w:t>Cédula Profesional</w:t>
+              <w:t>8513848</w:t>
             </w:r>
           </w:p>
           <w:p>
@@ -2551,12 +3340,54 @@
                 <w:szCs w:val="18"/>
                 <w:lang w:val="es-MX"/>
               </w:rPr>
-              <w:t>8513848</w:t>
+              <w:t>09/04/2014</w:t>
             </w:r>
           </w:p>
         </w:tc>
       </w:tr>
     </w:tbl>
+    <w:p>
+      <w:pPr>
+        <w:rPr>
+          <w:rFonts w:ascii="Arial" w:hAnsi="Arial" w:cs="Arial"/>
+          <w:bCs/>
+          <w:sz w:val="18"/>
+          <w:szCs w:val="18"/>
+          <w:lang w:val="es-MX"/>
+        </w:rPr>
+      </w:pPr>
+    </w:p>
+    <w:p>
+      <w:pPr>
+        <w:rPr>
+          <w:rFonts w:ascii="Arial" w:hAnsi="Arial" w:cs="Arial"/>
+          <w:b/>
+          <w:sz w:val="18"/>
+          <w:szCs w:val="18"/>
+          <w:lang w:val="es-MX"/>
+        </w:rPr>
+      </w:pPr>
+      <w:r>
+        <w:rPr>
+          <w:rFonts w:ascii="Arial" w:hAnsi="Arial" w:cs="Arial"/>
+          <w:b/>
+          <w:sz w:val="18"/>
+          <w:szCs w:val="18"/>
+          <w:lang w:val="es-MX"/>
+        </w:rPr>
+        <w:t>DOMINIO DE HERRAMIENTAS (CERTIFICACIONES Y CURSOS)</w:t>
+      </w:r>
+      <w:r>
+        <w:rPr>
+          <w:rFonts w:ascii="Arial" w:hAnsi="Arial" w:cs="Arial"/>
+          <w:b/>
+          <w:sz w:val="18"/>
+          <w:szCs w:val="18"/>
+          <w:lang w:val="es-MX"/>
+        </w:rPr>
+        <w:t>:</w:t>
+      </w:r>
+    </w:p>
     <w:p>
       <w:pPr>
         <w:rPr>
@@ -2635,7 +3466,7 @@
                 <w:bCs/>
                 <w:sz w:val="18"/>
                 <w:szCs w:val="18"/>
-                <w:lang w:val="es-MX" w:eastAsia="es-ES"/>
+                <w:lang w:val="en-US" w:eastAsia="es-ES"/>
               </w:rPr>
             </w:pPr>
             <w:r>
@@ -2644,9 +3475,9 @@
                 <w:bCs/>
                 <w:sz w:val="18"/>
                 <w:szCs w:val="18"/>
-                <w:lang w:val="es-MX" w:eastAsia="es-ES"/>
-              </w:rPr>
-              <w:t>- Project-Management-Professional</w:t>
+                <w:lang w:val="en-US" w:eastAsia="es-ES"/>
+              </w:rPr>
+              <w:t>- ITIL® Foundation Certificate in IT Service Management 2023-2026</w:t>
             </w:r>
           </w:p>
         </w:tc>
@@ -2670,7 +3501,7 @@
                 <w:szCs w:val="18"/>
                 <w:lang w:val="es-MX"/>
               </w:rPr>
-              <w:t>2017 / 2029</w:t>
+              <w:t>2023-2026</w:t>
             </w:r>
           </w:p>
         </w:tc>
@@ -2704,7 +3535,7 @@
                 <w:szCs w:val="18"/>
                 <w:lang w:val="es-MX" w:eastAsia="es-ES"/>
               </w:rPr>
-              <w:t>- Certificado ITIL v4</w:t>
+              <w:t>- Project Management Professional (PMP®)</w:t>
             </w:r>
           </w:p>
         </w:tc>
@@ -2728,7 +3559,65 @@
                 <w:szCs w:val="18"/>
                 <w:lang w:val="es-MX"/>
               </w:rPr>
-              <w:t>2023 / 2026</w:t>
+              <w:t>2017-2029</w:t>
+            </w:r>
+          </w:p>
+        </w:tc>
+      </w:tr>
+      <w:tr>
+        <w:trPr>
+          <w:trHeight w:val="300"/>
+        </w:trPr>
+        <w:tc>
+          <w:tcPr>
+            <w:tcW w:w="7602" w:type="dxa"/>
+          </w:tcPr>
+          <w:p>
+            <w:pPr>
+              <w:pStyle w:val="BodyText3"/>
+              <w:spacing w:after="40"/>
+              <w:ind w:right="51"/>
+              <w:rPr>
+                <w:rFonts w:ascii="Arial" w:eastAsia="Times New Roman" w:hAnsi="Arial" w:cs="Arial"/>
+                <w:bCs/>
+                <w:sz w:val="18"/>
+                <w:szCs w:val="18"/>
+                <w:lang w:val="en-US" w:eastAsia="es-ES"/>
+              </w:rPr>
+            </w:pPr>
+            <w:r>
+              <w:rPr>
+                <w:rFonts w:ascii="Arial" w:eastAsia="Times New Roman" w:hAnsi="Arial" w:cs="Arial"/>
+                <w:bCs/>
+                <w:sz w:val="18"/>
+                <w:szCs w:val="18"/>
+                <w:lang w:val="en-US" w:eastAsia="es-ES"/>
+              </w:rPr>
+              <w:t>- Professional Scrum Master I (PSM I)</w:t>
+            </w:r>
+          </w:p>
+        </w:tc>
+        <w:tc>
+          <w:tcPr>
+            <w:tcW w:w="2248" w:type="dxa"/>
+          </w:tcPr>
+          <w:p>
+            <w:pPr>
+              <w:rPr>
+                <w:rFonts w:ascii="Arial" w:hAnsi="Arial" w:cs="Arial"/>
+                <w:sz w:val="18"/>
+                <w:szCs w:val="18"/>
+                <w:lang w:val="es-MX"/>
+              </w:rPr>
+            </w:pPr>
+            <w:r>
+              <w:rPr>
+                <w:rFonts w:ascii="Arial" w:hAnsi="Arial" w:cs="Arial"/>
+                <w:sz w:val="18"/>
+                <w:szCs w:val="18"/>
+                <w:lang w:val="es-MX"/>
+              </w:rPr>
+              <w:t>2021</w:t>
             </w:r>
           </w:p>
         </w:tc>
@@ -2757,6 +3646,18 @@
           <w:lang w:val="en-US"/>
         </w:rPr>
       </w:pPr>
+      <w:r>
+        <w:rPr>
+          <w:rFonts w:ascii="Arial" w:hAnsi="Arial" w:cs="Arial"/>
+          <w:b/>
+          <w:bCs/>
+          <w:sz w:val="18"/>
+          <w:szCs w:val="18"/>
+          <w:u w:val="single"/>
+          <w:lang w:val="es-MX"/>
+        </w:rPr>
+        <w:t>CURSOS</w:t>
+      </w:r>
     </w:p>
     <w:p>
       <w:pPr>
@@ -2770,6 +3671,54 @@
         </w:rPr>
       </w:pPr>
     </w:p>
+    <w:tbl>
+      <w:tblPr>
+        <w:tblW w:w="0" w:type="auto"/>
+        <w:tblInd w:w="-72" w:type="dxa"/>
+        <w:tblBorders>
+          <w:top w:val="single" w:sz="4" w:space="0" w:color="auto"/>
+          <w:left w:val="single" w:sz="4" w:space="0" w:color="auto"/>
+          <w:bottom w:val="single" w:sz="4" w:space="0" w:color="auto"/>
+          <w:right w:val="single" w:sz="4" w:space="0" w:color="auto"/>
+          <w:insideH w:val="single" w:sz="4" w:space="0" w:color="auto"/>
+          <w:insideV w:val="single" w:sz="4" w:space="0" w:color="auto"/>
+        </w:tblBorders>
+        <w:tblLook w:val="0000" w:firstRow="0" w:lastRow="0" w:firstColumn="0" w:lastColumn="0" w:noHBand="0" w:noVBand="0"/>
+      </w:tblPr>
+      <w:tblGrid>
+        <w:gridCol w:w="9850"/>
+      </w:tblGrid>
+      <w:tr>
+        <w:trPr>
+          <w:trHeight w:val="300"/>
+        </w:trPr>
+        <w:tc>
+          <w:tcPr>
+            <w:tcW w:w="9850" w:type="dxa"/>
+          </w:tcPr>
+          <w:p>
+            <w:pPr>
+              <w:rPr>
+                <w:rFonts w:ascii="Arial" w:hAnsi="Arial" w:cs="Arial"/>
+                <w:sz w:val="18"/>
+                <w:szCs w:val="18"/>
+                <w:lang w:val="es-MX"/>
+              </w:rPr>
+            </w:pPr>
+            <w:r>
+              <w:rPr>
+                <w:rFonts w:ascii="Arial" w:hAnsi="Arial" w:cs="Arial"/>
+                <w:bCs/>
+                <w:sz w:val="18"/>
+                <w:szCs w:val="18"/>
+                <w:lang w:val="es-MX"/>
+              </w:rPr>
+              <w:t>- Auditor Interno de Normas ISO 9001:2015</w:t>
+            </w:r>
+          </w:p>
+        </w:tc>
+      </w:tr>
+    </w:tbl>
     <w:p>
       <w:pPr>
         <w:jc w:val="both"/>
@@ -2778,7 +3727,7 @@
           <w:bCs/>
           <w:sz w:val="18"/>
           <w:szCs w:val="18"/>
-          <w:lang w:val="en-US"/>
+          <w:lang w:val="es-MX"/>
         </w:rPr>
       </w:pPr>
     </w:p>
@@ -2790,7 +3739,7 @@
           <w:bCs/>
           <w:sz w:val="18"/>
           <w:szCs w:val="18"/>
-          <w:lang w:val="en-US"/>
+          <w:lang w:val="es-MX"/>
         </w:rPr>
       </w:pPr>
     </w:p>
@@ -2802,49 +3751,266 @@
           <w:bCs/>
           <w:sz w:val="18"/>
           <w:szCs w:val="18"/>
-          <w:lang w:val="en-US"/>
+          <w:lang w:val="es-MX"/>
         </w:rPr>
       </w:pPr>
     </w:p>
     <w:p>
       <w:pPr>
-        <w:ind w:left="708" w:hanging="708"/>
-        <w:jc w:val="center"/>
+        <w:jc w:val="both"/>
         <w:rPr>
           <w:rFonts w:ascii="Arial" w:hAnsi="Arial" w:cs="Arial"/>
           <w:bCs/>
           <w:sz w:val="18"/>
           <w:szCs w:val="18"/>
-          <w:lang w:val="en-US"/>
+          <w:lang w:val="es-MX"/>
         </w:rPr>
       </w:pPr>
-      <w:r>
+    </w:p>
+    <w:p>
+      <w:pPr>
+        <w:jc w:val="both"/>
         <w:rPr>
           <w:rFonts w:ascii="Arial" w:hAnsi="Arial" w:cs="Arial"/>
           <w:bCs/>
           <w:sz w:val="18"/>
           <w:szCs w:val="18"/>
-          <w:lang w:val="en-US"/>
+          <w:lang w:val="es-MX"/>
         </w:rPr>
-        <w:t>______________________________________</w:t>
-      </w:r>
+      </w:pPr>
     </w:p>
     <w:p>
       <w:pPr>
-        <w:ind w:left="708" w:hanging="708"/>
-        <w:jc w:val="center"/>
+        <w:jc w:val="both"/>
         <w:rPr>
           <w:rFonts w:ascii="Arial" w:hAnsi="Arial" w:cs="Arial"/>
           <w:bCs/>
           <w:sz w:val="18"/>
           <w:szCs w:val="18"/>
-          <w:lang w:val="en-US"/>
+          <w:lang w:val="es-MX"/>
         </w:rPr>
       </w:pPr>
     </w:p>
     <w:p>
       <w:pPr>
-        <w:pStyle w:val="Title"/>
+        <w:jc w:val="both"/>
+        <w:rPr>
+          <w:rFonts w:ascii="Arial" w:hAnsi="Arial" w:cs="Arial"/>
+          <w:bCs/>
+          <w:sz w:val="18"/>
+          <w:szCs w:val="18"/>
+          <w:lang w:val="es-MX"/>
+        </w:rPr>
+      </w:pPr>
+    </w:p>
+    <w:tbl>
+      <w:tblPr>
+        <w:tblW w:w="0" w:type="auto"/>
+        <w:tblLook w:val="04A0" w:firstRow="1" w:lastRow="0" w:firstColumn="1" w:lastColumn="0" w:noHBand="0" w:noVBand="1"/>
+      </w:tblPr>
+      <w:tblGrid>
+        <w:gridCol w:w="4889"/>
+        <w:gridCol w:w="4889"/>
+      </w:tblGrid>
+      <w:tr>
+        <w:tc>
+          <w:tcPr>
+            <w:tcW w:w="4889" w:type="dxa"/>
+            <w:vAlign w:val="center"/>
+          </w:tcPr>
+          <w:p>
+            <w:pPr>
+              <w:ind w:left="708" w:hanging="708"/>
+              <w:jc w:val="center"/>
+              <w:rPr>
+                <w:rFonts w:ascii="Arial" w:hAnsi="Arial" w:cs="Arial"/>
+                <w:bCs/>
+                <w:sz w:val="18"/>
+                <w:szCs w:val="18"/>
+                <w:lang w:val="es-MX"/>
+              </w:rPr>
+            </w:pPr>
+            <w:r>
+              <w:rPr>
+                <w:rFonts w:ascii="Arial" w:hAnsi="Arial" w:cs="Arial"/>
+                <w:bCs/>
+                <w:sz w:val="18"/>
+                <w:szCs w:val="18"/>
+                <w:lang w:val="es-MX"/>
+              </w:rPr>
+              <w:t>______________________________________</w:t>
+            </w:r>
+          </w:p>
+          <w:p>
+            <w:pPr>
+              <w:pStyle w:val="Title"/>
+              <w:ind w:left="708" w:hanging="708"/>
+              <w:rPr>
+                <w:b/>
+                <w:bCs/>
+                <w:sz w:val="18"/>
+                <w:szCs w:val="18"/>
+                <w:lang w:val="es-MX"/>
+              </w:rPr>
+            </w:pPr>
+            <w:r>
+              <w:rPr>
+                <w:b/>
+                <w:bCs/>
+                <w:sz w:val="18"/>
+                <w:szCs w:val="18"/>
+                <w:lang w:val="es-MX"/>
+              </w:rPr>
+              <w:t>Humberto Montes de Oca</w:t>
+            </w:r>
+          </w:p>
+          <w:p>
+            <w:pPr>
+              <w:pStyle w:val="Title"/>
+              <w:rPr>
+                <w:b/>
+                <w:bCs/>
+                <w:sz w:val="18"/>
+                <w:szCs w:val="18"/>
+                <w:lang w:val="es-MX"/>
+              </w:rPr>
+            </w:pPr>
+            <w:r>
+              <w:rPr>
+                <w:b/>
+                <w:bCs/>
+                <w:sz w:val="18"/>
+                <w:szCs w:val="18"/>
+                <w:lang w:val="es-MX"/>
+              </w:rPr>
+              <w:t>Gerente de Operación</w:t>
+            </w:r>
+          </w:p>
+          <w:p>
+            <w:pPr>
+              <w:pStyle w:val="Title"/>
+              <w:jc w:val="left"/>
+              <w:rPr>
+                <w:b/>
+                <w:bCs/>
+                <w:color w:val="0070C0"/>
+                <w:sz w:val="18"/>
+                <w:szCs w:val="18"/>
+                <w:lang w:val="es-MX"/>
+              </w:rPr>
+            </w:pPr>
+          </w:p>
+        </w:tc>
+        <w:tc>
+          <w:tcPr>
+            <w:tcW w:w="4889" w:type="dxa"/>
+            <w:vAlign w:val="center"/>
+          </w:tcPr>
+          <w:p>
+            <w:pPr>
+              <w:jc w:val="center"/>
+              <w:rPr>
+                <w:rFonts w:ascii="Arial" w:hAnsi="Arial" w:cs="Arial"/>
+                <w:bCs/>
+                <w:sz w:val="18"/>
+                <w:szCs w:val="18"/>
+                <w:lang w:val="es-MX"/>
+              </w:rPr>
+            </w:pPr>
+            <w:r>
+              <w:rPr>
+                <w:rFonts w:ascii="Arial" w:hAnsi="Arial" w:cs="Arial"/>
+                <w:bCs/>
+                <w:sz w:val="18"/>
+                <w:szCs w:val="18"/>
+                <w:lang w:val="es-MX"/>
+              </w:rPr>
+              <w:t>______________________________________</w:t>
+            </w:r>
+          </w:p>
+          <w:p>
+            <w:pPr>
+              <w:jc w:val="center"/>
+              <w:rPr>
+                <w:rFonts w:ascii="Arial" w:hAnsi="Arial" w:cs="Arial"/>
+                <w:b/>
+                <w:sz w:val="18"/>
+                <w:szCs w:val="18"/>
+                <w:lang w:val="es-MX"/>
+              </w:rPr>
+            </w:pPr>
+            <w:r>
+              <w:rPr>
+                <w:rFonts w:ascii="Arial" w:hAnsi="Arial" w:cs="Arial"/>
+                <w:b/>
+                <w:sz w:val="18"/>
+                <w:szCs w:val="18"/>
+                <w:lang w:val="es-MX"/>
+              </w:rPr>
+              <w:t>Ángel Eduardo Guerrero García</w:t>
+            </w:r>
+          </w:p>
+          <w:p>
+            <w:pPr>
+              <w:jc w:val="center"/>
+              <w:rPr>
+                <w:rFonts w:ascii="Arial" w:hAnsi="Arial" w:cs="Arial"/>
+                <w:b/>
+                <w:sz w:val="18"/>
+                <w:szCs w:val="18"/>
+                <w:lang w:val="es-MX"/>
+              </w:rPr>
+            </w:pPr>
+            <w:r>
+              <w:rPr>
+                <w:rFonts w:ascii="Arial" w:hAnsi="Arial" w:cs="Arial"/>
+                <w:b/>
+                <w:sz w:val="18"/>
+                <w:szCs w:val="18"/>
+                <w:lang w:val="es-MX"/>
+              </w:rPr>
+              <w:t>Representante legal</w:t>
+            </w:r>
+          </w:p>
+          <w:p>
+            <w:pPr>
+              <w:jc w:val="center"/>
+              <w:rPr>
+                <w:rFonts w:ascii="Arial" w:hAnsi="Arial" w:cs="Arial"/>
+                <w:b/>
+                <w:sz w:val="18"/>
+                <w:szCs w:val="18"/>
+                <w:lang w:val="es-MX"/>
+              </w:rPr>
+            </w:pPr>
+            <w:r>
+              <w:rPr>
+                <w:rFonts w:ascii="Arial" w:hAnsi="Arial" w:cs="Arial"/>
+                <w:b/>
+                <w:sz w:val="18"/>
+                <w:szCs w:val="18"/>
+                <w:lang w:val="es-MX"/>
+              </w:rPr>
+              <w:t>BFS Ingeniería Aplicada S. A. de C. V.</w:t>
+            </w:r>
+          </w:p>
+        </w:tc>
+      </w:tr>
+    </w:tbl>
+    <w:p>
+      <w:pPr>
+        <w:jc w:val="both"/>
+        <w:rPr>
+          <w:rFonts w:ascii="Arial" w:hAnsi="Arial" w:cs="Arial"/>
+          <w:bCs/>
+          <w:sz w:val="18"/>
+          <w:szCs w:val="18"/>
+          <w:lang w:val="es-MX"/>
+        </w:rPr>
+      </w:pPr>
+    </w:p>
+    <w:p>
+      <w:pPr>
         <w:ind w:left="708" w:hanging="708"/>
         <w:rPr>
           <w:b/>
@@ -2853,66 +4019,21 @@
           <w:lang w:val="es-MX"/>
         </w:rPr>
       </w:pPr>
-      <w:r>
-        <w:rPr>
-          <w:b/>
-          <w:bCs/>
-          <w:lang w:val="es-MX"/>
-        </w:rPr>
-        <w:t>Humberto Montes de Oca</w:t>
-      </w:r>
     </w:p>
     <w:p>
       <w:pPr>
-        <w:jc w:val="both"/>
         <w:rPr>
           <w:rFonts w:ascii="Arial" w:hAnsi="Arial" w:cs="Arial"/>
           <w:bCs/>
           <w:sz w:val="18"/>
           <w:szCs w:val="18"/>
-          <w:lang w:val="en-US"/>
+          <w:lang w:val="es-MX"/>
         </w:rPr>
       </w:pPr>
-    </w:p>
-    <w:p>
-      <w:r>
-        <w:br w:type="page"/>
-      </w:r>
-    </w:p>
-    <w:p>
-      <w:r>
-        <w:rPr>
-          <w:noProof/>
-        </w:rPr>
-        <w:pict w14:anchorId="77BD7438">
-          <v:shapetype id="_x0000_t75" coordsize="21600,21600" o:spt="75" o:preferrelative="t" path="m@4@5l@4@11@9@11@9@5xe" filled="f" stroked="f">
-            <v:stroke joinstyle="miter"/>
-            <v:formulas>
-              <v:f eqn="if lineDrawn pixelLineWidth 0"/>
-              <v:f eqn="sum @0 1 0"/>
-              <v:f eqn="sum 0 0 @1"/>
-              <v:f eqn="prod @2 1 2"/>
-              <v:f eqn="prod @3 21600 pixelWidth"/>
-              <v:f eqn="prod @3 21600 pixelHeight"/>
-              <v:f eqn="sum @0 0 1"/>
-              <v:f eqn="prod @6 1 2"/>
-              <v:f eqn="prod @7 21600 pixelWidth"/>
-              <v:f eqn="sum @8 21600 0"/>
-              <v:f eqn="prod @7 21600 pixelHeight"/>
-              <v:f eqn="sum @10 21600 0"/>
-            </v:formulas>
-            <v:path o:extrusionok="f" gradientshapeok="t" o:connecttype="rect"/>
-            <o:lock v:ext="edit" aspectratio="t"/>
-          </v:shapetype>
-          <v:shape id="Picture 1" o:spid="_x0000_i1025" type="#_x0000_t75" style="width:432.5pt;height:305.5pt;visibility:visible;mso-wrap-style:square">
-            <v:imagedata r:id="rId11" o:title=""/>
-          </v:shape>
-        </w:pict>
-      </w:r>
     </w:p>
     <w:sectPr>
-      <w:headerReference w:type="default" r:id="rId12"/>
-      <w:footerReference w:type="default" r:id="rId13"/>
+      <w:headerReference w:type="default" r:id="rId11"/>
+      <w:footerReference w:type="default" r:id="rId12"/>
       <w:pgSz w:w="12240" w:h="15840"/>
       <w:pgMar w:top="1418" w:right="1260" w:bottom="1134" w:left="1418" w:header="720" w:footer="720" w:gutter="0"/>
       <w:cols w:space="720"/>
@@ -2944,46 +4065,6 @@
 <w:ftr xmlns:wpc="http://schemas.microsoft.com/office/word/2010/wordprocessingCanvas" xmlns:cx="http://schemas.microsoft.com/office/drawing/2014/chartex" xmlns:cx1="http://schemas.microsoft.com/office/drawing/2015/9/8/chartex" xmlns:cx2="http://schemas.microsoft.com/office/drawing/2015/10/21/chartex" xmlns:cx3="http://schemas.microsoft.com/office/drawing/2016/5/9/chartex" xmlns:cx4="http://schemas.microsoft.com/office/drawing/2016/5/10/chartex" xmlns:cx5="http://schemas.microsoft.com/office/drawing/2016/5/11/chartex" xmlns:cx6="http://schemas.microsoft.com/office/drawing/2016/5/12/chartex" xmlns:cx7="http://schemas.microsoft.com/office/drawing/2016/5/13/chartex" xmlns:cx8="http://schemas.microsoft.com/office/drawing/2016/5/14/chartex" xmlns:mc="http://schemas.openxmlformats.org/markup-compatibility/2006" xmlns:aink="http://schemas.microsoft.com/office/drawing/2016/ink" xmlns:am3d="http://schemas.microsoft.com/office/drawing/2017/model3d" xmlns:o="urn:schemas-microsoft-com:office:office" xmlns:oel="http://schemas.microsoft.com/office/2019/extlst" xmlns:r="http://schemas.openxmlformats.org/officeDocument/2006/relationships" xmlns:m="http://schemas.openxmlformats.org/officeDocument/2006/math" xmlns:v="urn:schemas-microsoft-com:vml" xmlns:wp14="http://schemas.microsoft.com/office/word/2010/wordprocessingDrawing" xmlns:wp="http://schemas.openxmlformats.org/drawingml/2006/wordprocessingDrawing" xmlns:w10="urn:schemas-microsoft-com:office:word" xmlns:w="http://schemas.openxmlformats.org/wordprocessingml/2006/main" xmlns:w14="http://schemas.microsoft.com/office/word/2010/wordml" xmlns:w15="http://schemas.microsoft.com/office/word/2012/wordml" xmlns:w16cex="http://schemas.microsoft.com/office/word/2018/wordml/cex" xmlns:w16cid="http://schemas.microsoft.com/office/word/2016/wordml/cid" xmlns:w16="http://schemas.microsoft.com/office/word/2018/wordml" xmlns:w16du="http://schemas.microsoft.com/office/word/2023/wordml/word16du" xmlns:w16sdtdh="http://schemas.microsoft.com/office/word/2020/wordml/sdtdatahash" xmlns:w16sdtfl="http://schemas.microsoft.com/office/word/2024/wordml/sdtformatlock" xmlns:w16se="http://schemas.microsoft.com/office/word/2015/wordml/symex" xmlns:wpg="http://schemas.microsoft.com/office/word/2010/wordprocessingGroup" xmlns:wpi="http://schemas.microsoft.com/office/word/2010/wordprocessingInk" xmlns:wne="http://schemas.microsoft.com/office/word/2006/wordml" xmlns:wps="http://schemas.microsoft.com/office/word/2010/wordprocessingShape" mc:Ignorable="w14 w15 w16se w16cid w16 w16cex w16sdtdh w16sdtfl w16du wp14">
   <w:p>
     <w:pPr>
-      <w:pStyle w:val="Header"/>
-      <w:pBdr>
-        <w:bottom w:val="single" w:sz="12" w:space="1" w:color="0E2841"/>
-      </w:pBdr>
-      <w:rPr>
-        <w:rFonts w:ascii="Tahoma" w:eastAsia="Calibri" w:hAnsi="Tahoma" w:cs="Tahoma"/>
-        <w:sz w:val="18"/>
-        <w:szCs w:val="18"/>
-        <w:lang w:eastAsia="en-US"/>
-      </w:rPr>
-    </w:pPr>
-    <w:r>
-      <w:rPr>
-        <w:noProof/>
-      </w:rPr>
-      <w:pict w14:anchorId="2895A54B">
-        <v:shapetype id="_x0000_t202" coordsize="21600,21600" o:spt="202" path="m,l,21600r21600,l21600,xe">
-          <v:stroke joinstyle="miter"/>
-          <v:path gradientshapeok="t" o:connecttype="rect"/>
-        </v:shapetype>
-        <v:shape id="Text Box 1" o:spid="_x0000_s1034" type="#_x0000_t202" style="position:absolute;margin-left:1.3pt;margin-top:13.6pt;width:518.75pt;height:52.8pt;z-index:3;visibility:visible;mso-width-relative:margin;mso-height-relative:margin" o:gfxdata="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" filled="f" stroked="f" strokeweight=".5pt">
-          <v:textbox style="mso-next-textbox:#Text Box 1">
-            <w:txbxContent>
-              <w:p>
-                <w:pPr>
-                  <w:rPr>
-                    <w:rFonts w:cs="Arial"/>
-                    <w:sz w:val="16"/>
-                    <w:szCs w:val="16"/>
-                  </w:rPr>
-                </w:pPr>
-              </w:p>
-            </w:txbxContent>
-          </v:textbox>
-        </v:shape>
-      </w:pict>
-    </w:r>
-  </w:p>
-  <w:p>
-    <w:pPr>
       <w:pStyle w:val="Footer"/>
       <w:tabs>
         <w:tab w:val="clear" w:pos="4320"/>
@@ -2996,6 +4077,10 @@
         <w:noProof/>
       </w:rPr>
       <w:pict w14:anchorId="0FF2E83E">
+        <v:shapetype id="_x0000_t202" coordsize="21600,21600" o:spt="202" path="m,l,21600r21600,l21600,xe">
+          <v:stroke joinstyle="miter"/>
+          <v:path gradientshapeok="t" o:connecttype="rect"/>
+        </v:shapetype>
         <v:shape id="_x0000_s1029" type="#_x0000_t202" style="position:absolute;margin-left:56.35pt;margin-top:729.7pt;width:154.5pt;height:17.3pt;z-index:2;visibility:visible;mso-height-relative:margin" o:gfxdata="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" stroked="f" strokeweight=".5pt">
           <v:textbox style="mso-next-textbox:#_x0000_s1029">
             <w:txbxContent>
@@ -3084,7 +4169,7 @@
           <v:stroke joinstyle="miter"/>
           <v:path gradientshapeok="t" o:connecttype="rect"/>
         </v:shapetype>
-        <v:shape id="Text Box 3" o:spid="_x0000_s1036" type="#_x0000_t202" style="position:absolute;margin-left:126.85pt;margin-top:-22.45pt;width:338.2pt;height:48.45pt;z-index:4;visibility:visible;mso-position-horizontal-relative:page;mso-width-relative:margin;mso-height-relative:margin" o:gfxdata="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" fillcolor="window" stroked="f" strokeweight=".5pt">
+        <v:shape id="Text Box 3" o:spid="_x0000_s1036" type="#_x0000_t202" style="position:absolute;margin-left:126.85pt;margin-top:-22.45pt;width:338.2pt;height:48.45pt;z-index:3;visibility:visible;mso-position-horizontal-relative:page;mso-width-relative:margin;mso-height-relative:margin" o:gfxdata="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" fillcolor="window" stroked="f" strokeweight=".5pt">
           <v:textbox style="mso-next-textbox:#Text Box 3">
             <w:txbxContent>
               <w:p>
@@ -3141,7 +4226,7 @@
           <v:path o:extrusionok="f" gradientshapeok="t" o:connecttype="rect"/>
           <o:lock v:ext="edit" aspectratio="t"/>
         </v:shapetype>
-        <v:shape id="Imagen 9" o:spid="_x0000_s1035" type="#_x0000_t75" alt="Logo, company name&#10;&#10;Description automatically generated" style="position:absolute;margin-left:401.55pt;margin-top:-13.75pt;width:91.1pt;height:43.5pt;z-index:5;visibility:visible;mso-width-relative:margin;mso-height-relative:margin">
+        <v:shape id="Imagen 9" o:spid="_x0000_s1035" type="#_x0000_t75" alt="Logo, company name&#10;&#10;Description automatically generated" style="position:absolute;margin-left:401.55pt;margin-top:-13.75pt;width:91.1pt;height:43.5pt;z-index:4;visibility:visible;mso-width-relative:margin;mso-height-relative:margin">
           <v:imagedata r:id="rId1" o:title="image001"/>
         </v:shape>
       </w:pict>
@@ -3416,6 +4501,119 @@
     </w:lvl>
   </w:abstractNum>
   <w:abstractNum w:abstractNumId="4" w15:restartNumberingAfterBreak="0">
+    <w:nsid w:val="07AD29E3"/>
+    <w:multiLevelType w:val="hybridMultilevel"/>
+    <w:tmpl w:val="50B8309C"/>
+    <w:lvl w:ilvl="0" w:tplc="04090001">
+      <w:start w:val="1"/>
+      <w:numFmt w:val="bullet"/>
+      <w:lvlText w:val=""/>
+      <w:lvlJc w:val="left"/>
+      <w:pPr>
+        <w:ind w:left="720" w:hanging="360"/>
+      </w:pPr>
+      <w:rPr>
+        <w:rFonts w:ascii="Symbol" w:hAnsi="Symbol" w:hint="default"/>
+      </w:rPr>
+    </w:lvl>
+    <w:lvl w:ilvl="1" w:tplc="04090003" w:tentative="1">
+      <w:start w:val="1"/>
+      <w:numFmt w:val="bullet"/>
+      <w:lvlText w:val="o"/>
+      <w:lvlJc w:val="left"/>
+      <w:pPr>
+        <w:ind w:left="1440" w:hanging="360"/>
+      </w:pPr>
+      <w:rPr>
+        <w:rFonts w:ascii="Courier New" w:hAnsi="Courier New" w:cs="Courier New" w:hint="default"/>
+      </w:rPr>
+    </w:lvl>
+    <w:lvl w:ilvl="2" w:tplc="04090005" w:tentative="1">
+      <w:start w:val="1"/>
+      <w:numFmt w:val="bullet"/>
+      <w:lvlText w:val=""/>
+      <w:lvlJc w:val="left"/>
+      <w:pPr>
+        <w:ind w:left="2160" w:hanging="360"/>
+      </w:pPr>
+      <w:rPr>
+        <w:rFonts w:ascii="Wingdings" w:hAnsi="Wingdings" w:hint="default"/>
+      </w:rPr>
+    </w:lvl>
+    <w:lvl w:ilvl="3" w:tplc="04090001" w:tentative="1">
+      <w:start w:val="1"/>
+      <w:numFmt w:val="bullet"/>
+      <w:lvlText w:val=""/>
+      <w:lvlJc w:val="left"/>
+      <w:pPr>
+        <w:ind w:left="2880" w:hanging="360"/>
+      </w:pPr>
+      <w:rPr>
+        <w:rFonts w:ascii="Symbol" w:hAnsi="Symbol" w:hint="default"/>
+      </w:rPr>
+    </w:lvl>
+    <w:lvl w:ilvl="4" w:tplc="04090003" w:tentative="1">
+      <w:start w:val="1"/>
+      <w:numFmt w:val="bullet"/>
+      <w:lvlText w:val="o"/>
+      <w:lvlJc w:val="left"/>
+      <w:pPr>
+        <w:ind w:left="3600" w:hanging="360"/>
+      </w:pPr>
+      <w:rPr>
+        <w:rFonts w:ascii="Courier New" w:hAnsi="Courier New" w:cs="Courier New" w:hint="default"/>
+      </w:rPr>
+    </w:lvl>
+    <w:lvl w:ilvl="5" w:tplc="04090005" w:tentative="1">
+      <w:start w:val="1"/>
+      <w:numFmt w:val="bullet"/>
+      <w:lvlText w:val=""/>
+      <w:lvlJc w:val="left"/>
+      <w:pPr>
+        <w:ind w:left="4320" w:hanging="360"/>
+      </w:pPr>
+      <w:rPr>
+        <w:rFonts w:ascii="Wingdings" w:hAnsi="Wingdings" w:hint="default"/>
+      </w:rPr>
+    </w:lvl>
+    <w:lvl w:ilvl="6" w:tplc="04090001" w:tentative="1">
+      <w:start w:val="1"/>
+      <w:numFmt w:val="bullet"/>
+      <w:lvlText w:val=""/>
+      <w:lvlJc w:val="left"/>
+      <w:pPr>
+        <w:ind w:left="5040" w:hanging="360"/>
+      </w:pPr>
+      <w:rPr>
+        <w:rFonts w:ascii="Symbol" w:hAnsi="Symbol" w:hint="default"/>
+      </w:rPr>
+    </w:lvl>
+    <w:lvl w:ilvl="7" w:tplc="04090003" w:tentative="1">
+      <w:start w:val="1"/>
+      <w:numFmt w:val="bullet"/>
+      <w:lvlText w:val="o"/>
+      <w:lvlJc w:val="left"/>
+      <w:pPr>
+        <w:ind w:left="5760" w:hanging="360"/>
+      </w:pPr>
+      <w:rPr>
+        <w:rFonts w:ascii="Courier New" w:hAnsi="Courier New" w:cs="Courier New" w:hint="default"/>
+      </w:rPr>
+    </w:lvl>
+    <w:lvl w:ilvl="8" w:tplc="04090005" w:tentative="1">
+      <w:start w:val="1"/>
+      <w:numFmt w:val="bullet"/>
+      <w:lvlText w:val=""/>
+      <w:lvlJc w:val="left"/>
+      <w:pPr>
+        <w:ind w:left="6480" w:hanging="360"/>
+      </w:pPr>
+      <w:rPr>
+        <w:rFonts w:ascii="Wingdings" w:hAnsi="Wingdings" w:hint="default"/>
+      </w:rPr>
+    </w:lvl>
+  </w:abstractNum>
+  <w:abstractNum w:abstractNumId="5" w15:restartNumberingAfterBreak="0">
     <w:nsid w:val="09F07520"/>
     <w:multiLevelType w:val="hybridMultilevel"/>
     <w:tmpl w:val="EACE5E5E"/>
@@ -3555,7 +4753,7 @@
       </w:rPr>
     </w:lvl>
   </w:abstractNum>
-  <w:abstractNum w:abstractNumId="5" w15:restartNumberingAfterBreak="0">
+  <w:abstractNum w:abstractNumId="6" w15:restartNumberingAfterBreak="0">
     <w:nsid w:val="0BBF56DF"/>
     <w:multiLevelType w:val="hybridMultilevel"/>
     <w:tmpl w:val="06A06928"/>
@@ -3668,7 +4866,7 @@
       </w:rPr>
     </w:lvl>
   </w:abstractNum>
-  <w:abstractNum w:abstractNumId="6" w15:restartNumberingAfterBreak="0">
+  <w:abstractNum w:abstractNumId="7" w15:restartNumberingAfterBreak="0">
     <w:nsid w:val="0C8C01C3"/>
     <w:multiLevelType w:val="hybridMultilevel"/>
     <w:tmpl w:val="8646C766"/>
@@ -3781,7 +4979,7 @@
       </w:rPr>
     </w:lvl>
   </w:abstractNum>
-  <w:abstractNum w:abstractNumId="7" w15:restartNumberingAfterBreak="0">
+  <w:abstractNum w:abstractNumId="8" w15:restartNumberingAfterBreak="0">
     <w:nsid w:val="0CE1587F"/>
     <w:multiLevelType w:val="hybridMultilevel"/>
     <w:tmpl w:val="946A100A"/>
@@ -3894,7 +5092,7 @@
       </w:rPr>
     </w:lvl>
   </w:abstractNum>
-  <w:abstractNum w:abstractNumId="8" w15:restartNumberingAfterBreak="0">
+  <w:abstractNum w:abstractNumId="9" w15:restartNumberingAfterBreak="0">
     <w:nsid w:val="11E357D6"/>
     <w:multiLevelType w:val="hybridMultilevel"/>
     <w:tmpl w:val="F6722560"/>
@@ -4006,7 +5204,7 @@
       </w:rPr>
     </w:lvl>
   </w:abstractNum>
-  <w:abstractNum w:abstractNumId="9" w15:restartNumberingAfterBreak="0">
+  <w:abstractNum w:abstractNumId="10" w15:restartNumberingAfterBreak="0">
     <w:nsid w:val="13851046"/>
     <w:multiLevelType w:val="hybridMultilevel"/>
     <w:tmpl w:val="E9CA8056"/>
@@ -4146,7 +5344,7 @@
       </w:rPr>
     </w:lvl>
   </w:abstractNum>
-  <w:abstractNum w:abstractNumId="10" w15:restartNumberingAfterBreak="0">
+  <w:abstractNum w:abstractNumId="11" w15:restartNumberingAfterBreak="0">
     <w:nsid w:val="17097934"/>
     <w:multiLevelType w:val="hybridMultilevel"/>
     <w:tmpl w:val="105CE344"/>
@@ -4287,7 +5485,7 @@
       </w:rPr>
     </w:lvl>
   </w:abstractNum>
-  <w:abstractNum w:abstractNumId="11" w15:restartNumberingAfterBreak="0">
+  <w:abstractNum w:abstractNumId="12" w15:restartNumberingAfterBreak="0">
     <w:nsid w:val="18B50D97"/>
     <w:multiLevelType w:val="hybridMultilevel"/>
     <w:tmpl w:val="1D8C0A72"/>
@@ -4400,7 +5598,7 @@
       </w:rPr>
     </w:lvl>
   </w:abstractNum>
-  <w:abstractNum w:abstractNumId="12" w15:restartNumberingAfterBreak="0">
+  <w:abstractNum w:abstractNumId="13" w15:restartNumberingAfterBreak="0">
     <w:nsid w:val="18F5319E"/>
     <w:multiLevelType w:val="hybridMultilevel"/>
     <w:tmpl w:val="605E84D0"/>
@@ -4540,7 +5738,7 @@
       </w:rPr>
     </w:lvl>
   </w:abstractNum>
-  <w:abstractNum w:abstractNumId="13" w15:restartNumberingAfterBreak="0">
+  <w:abstractNum w:abstractNumId="14" w15:restartNumberingAfterBreak="0">
     <w:nsid w:val="1C8F477D"/>
     <w:multiLevelType w:val="hybridMultilevel"/>
     <w:tmpl w:val="87761AF2"/>
@@ -4652,7 +5850,7 @@
       </w:rPr>
     </w:lvl>
   </w:abstractNum>
-  <w:abstractNum w:abstractNumId="14" w15:restartNumberingAfterBreak="0">
+  <w:abstractNum w:abstractNumId="15" w15:restartNumberingAfterBreak="0">
     <w:nsid w:val="1E320DA9"/>
     <w:multiLevelType w:val="hybridMultilevel"/>
     <w:tmpl w:val="8D080A48"/>
@@ -4765,7 +5963,7 @@
       </w:rPr>
     </w:lvl>
   </w:abstractNum>
-  <w:abstractNum w:abstractNumId="15" w15:restartNumberingAfterBreak="0">
+  <w:abstractNum w:abstractNumId="16" w15:restartNumberingAfterBreak="0">
     <w:nsid w:val="226375E0"/>
     <w:multiLevelType w:val="hybridMultilevel"/>
     <w:tmpl w:val="DF60FCB6"/>
@@ -4878,7 +6076,7 @@
       </w:rPr>
     </w:lvl>
   </w:abstractNum>
-  <w:abstractNum w:abstractNumId="16" w15:restartNumberingAfterBreak="0">
+  <w:abstractNum w:abstractNumId="17" w15:restartNumberingAfterBreak="0">
     <w:nsid w:val="244637EF"/>
     <w:multiLevelType w:val="hybridMultilevel"/>
     <w:tmpl w:val="F69ECD84"/>
@@ -4991,7 +6189,7 @@
       </w:rPr>
     </w:lvl>
   </w:abstractNum>
-  <w:abstractNum w:abstractNumId="17" w15:restartNumberingAfterBreak="0">
+  <w:abstractNum w:abstractNumId="18" w15:restartNumberingAfterBreak="0">
     <w:nsid w:val="25A4433C"/>
     <w:multiLevelType w:val="hybridMultilevel"/>
     <w:tmpl w:val="358810DC"/>
@@ -5104,7 +6302,7 @@
       </w:rPr>
     </w:lvl>
   </w:abstractNum>
-  <w:abstractNum w:abstractNumId="18" w15:restartNumberingAfterBreak="0">
+  <w:abstractNum w:abstractNumId="19" w15:restartNumberingAfterBreak="0">
     <w:nsid w:val="25C23E8D"/>
     <w:multiLevelType w:val="hybridMultilevel"/>
     <w:tmpl w:val="DC6A4BB2"/>
@@ -5217,7 +6415,7 @@
       </w:rPr>
     </w:lvl>
   </w:abstractNum>
-  <w:abstractNum w:abstractNumId="19" w15:restartNumberingAfterBreak="0">
+  <w:abstractNum w:abstractNumId="20" w15:restartNumberingAfterBreak="0">
     <w:nsid w:val="282D7E8B"/>
     <w:multiLevelType w:val="hybridMultilevel"/>
     <w:tmpl w:val="660EC0E0"/>
@@ -5357,7 +6555,120 @@
       </w:rPr>
     </w:lvl>
   </w:abstractNum>
-  <w:abstractNum w:abstractNumId="20" w15:restartNumberingAfterBreak="0">
+  <w:abstractNum w:abstractNumId="21" w15:restartNumberingAfterBreak="0">
+    <w:nsid w:val="298F7E1E"/>
+    <w:multiLevelType w:val="hybridMultilevel"/>
+    <w:tmpl w:val="D8CA4CAA"/>
+    <w:lvl w:ilvl="0" w:tplc="FF480F86">
+      <w:numFmt w:val="bullet"/>
+      <w:lvlText w:val="•"/>
+      <w:lvlJc w:val="left"/>
+      <w:pPr>
+        <w:ind w:left="720" w:hanging="360"/>
+      </w:pPr>
+      <w:rPr>
+        <w:rFonts w:ascii="Arial" w:eastAsia="Times New Roman" w:hAnsi="Arial" w:cs="Arial" w:hint="default"/>
+        <w:sz w:val="18"/>
+      </w:rPr>
+    </w:lvl>
+    <w:lvl w:ilvl="1" w:tplc="04090003" w:tentative="1">
+      <w:start w:val="1"/>
+      <w:numFmt w:val="bullet"/>
+      <w:lvlText w:val="o"/>
+      <w:lvlJc w:val="left"/>
+      <w:pPr>
+        <w:ind w:left="1440" w:hanging="360"/>
+      </w:pPr>
+      <w:rPr>
+        <w:rFonts w:ascii="Courier New" w:hAnsi="Courier New" w:cs="Courier New" w:hint="default"/>
+      </w:rPr>
+    </w:lvl>
+    <w:lvl w:ilvl="2" w:tplc="04090005" w:tentative="1">
+      <w:start w:val="1"/>
+      <w:numFmt w:val="bullet"/>
+      <w:lvlText w:val=""/>
+      <w:lvlJc w:val="left"/>
+      <w:pPr>
+        <w:ind w:left="2160" w:hanging="360"/>
+      </w:pPr>
+      <w:rPr>
+        <w:rFonts w:ascii="Wingdings" w:hAnsi="Wingdings" w:hint="default"/>
+      </w:rPr>
+    </w:lvl>
+    <w:lvl w:ilvl="3" w:tplc="04090001" w:tentative="1">
+      <w:start w:val="1"/>
+      <w:numFmt w:val="bullet"/>
+      <w:lvlText w:val=""/>
+      <w:lvlJc w:val="left"/>
+      <w:pPr>
+        <w:ind w:left="2880" w:hanging="360"/>
+      </w:pPr>
+      <w:rPr>
+        <w:rFonts w:ascii="Symbol" w:hAnsi="Symbol" w:hint="default"/>
+      </w:rPr>
+    </w:lvl>
+    <w:lvl w:ilvl="4" w:tplc="04090003" w:tentative="1">
+      <w:start w:val="1"/>
+      <w:numFmt w:val="bullet"/>
+      <w:lvlText w:val="o"/>
+      <w:lvlJc w:val="left"/>
+      <w:pPr>
+        <w:ind w:left="3600" w:hanging="360"/>
+      </w:pPr>
+      <w:rPr>
+        <w:rFonts w:ascii="Courier New" w:hAnsi="Courier New" w:cs="Courier New" w:hint="default"/>
+      </w:rPr>
+    </w:lvl>
+    <w:lvl w:ilvl="5" w:tplc="04090005" w:tentative="1">
+      <w:start w:val="1"/>
+      <w:numFmt w:val="bullet"/>
+      <w:lvlText w:val=""/>
+      <w:lvlJc w:val="left"/>
+      <w:pPr>
+        <w:ind w:left="4320" w:hanging="360"/>
+      </w:pPr>
+      <w:rPr>
+        <w:rFonts w:ascii="Wingdings" w:hAnsi="Wingdings" w:hint="default"/>
+      </w:rPr>
+    </w:lvl>
+    <w:lvl w:ilvl="6" w:tplc="04090001" w:tentative="1">
+      <w:start w:val="1"/>
+      <w:numFmt w:val="bullet"/>
+      <w:lvlText w:val=""/>
+      <w:lvlJc w:val="left"/>
+      <w:pPr>
+        <w:ind w:left="5040" w:hanging="360"/>
+      </w:pPr>
+      <w:rPr>
+        <w:rFonts w:ascii="Symbol" w:hAnsi="Symbol" w:hint="default"/>
+      </w:rPr>
+    </w:lvl>
+    <w:lvl w:ilvl="7" w:tplc="04090003" w:tentative="1">
+      <w:start w:val="1"/>
+      <w:numFmt w:val="bullet"/>
+      <w:lvlText w:val="o"/>
+      <w:lvlJc w:val="left"/>
+      <w:pPr>
+        <w:ind w:left="5760" w:hanging="360"/>
+      </w:pPr>
+      <w:rPr>
+        <w:rFonts w:ascii="Courier New" w:hAnsi="Courier New" w:cs="Courier New" w:hint="default"/>
+      </w:rPr>
+    </w:lvl>
+    <w:lvl w:ilvl="8" w:tplc="04090005" w:tentative="1">
+      <w:start w:val="1"/>
+      <w:numFmt w:val="bullet"/>
+      <w:lvlText w:val=""/>
+      <w:lvlJc w:val="left"/>
+      <w:pPr>
+        <w:ind w:left="6480" w:hanging="360"/>
+      </w:pPr>
+      <w:rPr>
+        <w:rFonts w:ascii="Wingdings" w:hAnsi="Wingdings" w:hint="default"/>
+      </w:rPr>
+    </w:lvl>
+  </w:abstractNum>
+  <w:abstractNum w:abstractNumId="22" w15:restartNumberingAfterBreak="0">
     <w:nsid w:val="2A4F6624"/>
     <w:multiLevelType w:val="hybridMultilevel"/>
     <w:tmpl w:val="7F660EF0"/>
@@ -5470,7 +6781,7 @@
       </w:rPr>
     </w:lvl>
   </w:abstractNum>
-  <w:abstractNum w:abstractNumId="21" w15:restartNumberingAfterBreak="0">
+  <w:abstractNum w:abstractNumId="23" w15:restartNumberingAfterBreak="0">
     <w:nsid w:val="2A971943"/>
     <w:multiLevelType w:val="hybridMultilevel"/>
     <w:tmpl w:val="940034D0"/>
@@ -5583,7 +6894,7 @@
       </w:rPr>
     </w:lvl>
   </w:abstractNum>
-  <w:abstractNum w:abstractNumId="22" w15:restartNumberingAfterBreak="0">
+  <w:abstractNum w:abstractNumId="24" w15:restartNumberingAfterBreak="0">
     <w:nsid w:val="36D70E59"/>
     <w:multiLevelType w:val="hybridMultilevel"/>
     <w:tmpl w:val="39304FFA"/>
@@ -5696,7 +7007,7 @@
       </w:rPr>
     </w:lvl>
   </w:abstractNum>
-  <w:abstractNum w:abstractNumId="23" w15:restartNumberingAfterBreak="0">
+  <w:abstractNum w:abstractNumId="25" w15:restartNumberingAfterBreak="0">
     <w:nsid w:val="3BA15D9D"/>
     <w:multiLevelType w:val="hybridMultilevel"/>
     <w:tmpl w:val="F35495EC"/>
@@ -5809,7 +7120,7 @@
       </w:rPr>
     </w:lvl>
   </w:abstractNum>
-  <w:abstractNum w:abstractNumId="24" w15:restartNumberingAfterBreak="0">
+  <w:abstractNum w:abstractNumId="26" w15:restartNumberingAfterBreak="0">
     <w:nsid w:val="3D9F3251"/>
     <w:multiLevelType w:val="hybridMultilevel"/>
     <w:tmpl w:val="ABB24E80"/>
@@ -5921,7 +7232,7 @@
       </w:rPr>
     </w:lvl>
   </w:abstractNum>
-  <w:abstractNum w:abstractNumId="25" w15:restartNumberingAfterBreak="0">
+  <w:abstractNum w:abstractNumId="27" w15:restartNumberingAfterBreak="0">
     <w:nsid w:val="3F224A8F"/>
     <w:multiLevelType w:val="hybridMultilevel"/>
     <w:tmpl w:val="906272EA"/>
@@ -6033,7 +7344,7 @@
       </w:rPr>
     </w:lvl>
   </w:abstractNum>
-  <w:abstractNum w:abstractNumId="26" w15:restartNumberingAfterBreak="0">
+  <w:abstractNum w:abstractNumId="28" w15:restartNumberingAfterBreak="0">
     <w:nsid w:val="40194115"/>
     <w:multiLevelType w:val="hybridMultilevel"/>
     <w:tmpl w:val="038C6204"/>
@@ -6146,7 +7457,7 @@
       </w:rPr>
     </w:lvl>
   </w:abstractNum>
-  <w:abstractNum w:abstractNumId="27" w15:restartNumberingAfterBreak="0">
+  <w:abstractNum w:abstractNumId="29" w15:restartNumberingAfterBreak="0">
     <w:nsid w:val="40FE0E3A"/>
     <w:multiLevelType w:val="hybridMultilevel"/>
     <w:tmpl w:val="105CE344"/>
@@ -6286,7 +7597,7 @@
       </w:rPr>
     </w:lvl>
   </w:abstractNum>
-  <w:abstractNum w:abstractNumId="28" w15:restartNumberingAfterBreak="0">
+  <w:abstractNum w:abstractNumId="30" w15:restartNumberingAfterBreak="0">
     <w:nsid w:val="474570A9"/>
     <w:multiLevelType w:val="hybridMultilevel"/>
     <w:tmpl w:val="C13E10E0"/>
@@ -6426,7 +7737,7 @@
       </w:rPr>
     </w:lvl>
   </w:abstractNum>
-  <w:abstractNum w:abstractNumId="29" w15:restartNumberingAfterBreak="0">
+  <w:abstractNum w:abstractNumId="31" w15:restartNumberingAfterBreak="0">
     <w:nsid w:val="551F5A88"/>
     <w:multiLevelType w:val="hybridMultilevel"/>
     <w:tmpl w:val="99C8193C"/>
@@ -6539,7 +7850,7 @@
       </w:rPr>
     </w:lvl>
   </w:abstractNum>
-  <w:abstractNum w:abstractNumId="30" w15:restartNumberingAfterBreak="0">
+  <w:abstractNum w:abstractNumId="32" w15:restartNumberingAfterBreak="0">
     <w:nsid w:val="575E754A"/>
     <w:multiLevelType w:val="hybridMultilevel"/>
     <w:tmpl w:val="DF125664"/>
@@ -6652,7 +7963,7 @@
       </w:rPr>
     </w:lvl>
   </w:abstractNum>
-  <w:abstractNum w:abstractNumId="31" w15:restartNumberingAfterBreak="0">
+  <w:abstractNum w:abstractNumId="33" w15:restartNumberingAfterBreak="0">
     <w:nsid w:val="604041B9"/>
     <w:multiLevelType w:val="singleLevel"/>
     <w:tmpl w:val="0C0A000B"/>
@@ -6672,7 +7983,7 @@
       </w:rPr>
     </w:lvl>
   </w:abstractNum>
-  <w:abstractNum w:abstractNumId="32" w15:restartNumberingAfterBreak="0">
+  <w:abstractNum w:abstractNumId="34" w15:restartNumberingAfterBreak="0">
     <w:nsid w:val="63FA2877"/>
     <w:multiLevelType w:val="hybridMultilevel"/>
     <w:tmpl w:val="40C661F4"/>
@@ -6785,7 +8096,7 @@
       </w:rPr>
     </w:lvl>
   </w:abstractNum>
-  <w:abstractNum w:abstractNumId="33" w15:restartNumberingAfterBreak="0">
+  <w:abstractNum w:abstractNumId="35" w15:restartNumberingAfterBreak="0">
     <w:nsid w:val="6B78304F"/>
     <w:multiLevelType w:val="hybridMultilevel"/>
     <w:tmpl w:val="083054EE"/>
@@ -6925,7 +8236,7 @@
       </w:rPr>
     </w:lvl>
   </w:abstractNum>
-  <w:abstractNum w:abstractNumId="34" w15:restartNumberingAfterBreak="0">
+  <w:abstractNum w:abstractNumId="36" w15:restartNumberingAfterBreak="0">
     <w:nsid w:val="715D5561"/>
     <w:multiLevelType w:val="hybridMultilevel"/>
     <w:tmpl w:val="427885C8"/>
@@ -7038,7 +8349,7 @@
       </w:rPr>
     </w:lvl>
   </w:abstractNum>
-  <w:abstractNum w:abstractNumId="35" w15:restartNumberingAfterBreak="0">
+  <w:abstractNum w:abstractNumId="37" w15:restartNumberingAfterBreak="0">
     <w:nsid w:val="71AF0D24"/>
     <w:multiLevelType w:val="hybridMultilevel"/>
     <w:tmpl w:val="C29201CE"/>
@@ -7180,7 +8491,7 @@
       </w:rPr>
     </w:lvl>
   </w:abstractNum>
-  <w:abstractNum w:abstractNumId="36" w15:restartNumberingAfterBreak="0">
+  <w:abstractNum w:abstractNumId="38" w15:restartNumberingAfterBreak="0">
     <w:nsid w:val="75FC0414"/>
     <w:multiLevelType w:val="multilevel"/>
     <w:tmpl w:val="505E9FAE"/>
@@ -7330,37 +8641,37 @@
     </w:lvl>
   </w:abstractNum>
   <w:num w:numId="1" w16cid:durableId="1578784760">
-    <w:abstractNumId w:val="12"/>
+    <w:abstractNumId w:val="13"/>
   </w:num>
   <w:num w:numId="2" w16cid:durableId="2074615347">
-    <w:abstractNumId w:val="31"/>
+    <w:abstractNumId w:val="33"/>
   </w:num>
   <w:num w:numId="3" w16cid:durableId="1009216674">
-    <w:abstractNumId w:val="9"/>
+    <w:abstractNumId w:val="10"/>
   </w:num>
   <w:num w:numId="4" w16cid:durableId="873735337">
-    <w:abstractNumId w:val="28"/>
+    <w:abstractNumId w:val="30"/>
   </w:num>
   <w:num w:numId="5" w16cid:durableId="1661276372">
-    <w:abstractNumId w:val="33"/>
+    <w:abstractNumId w:val="35"/>
   </w:num>
   <w:num w:numId="6" w16cid:durableId="1104030831">
-    <w:abstractNumId w:val="4"/>
+    <w:abstractNumId w:val="5"/>
   </w:num>
   <w:num w:numId="7" w16cid:durableId="52699356">
-    <w:abstractNumId w:val="27"/>
+    <w:abstractNumId w:val="29"/>
   </w:num>
   <w:num w:numId="8" w16cid:durableId="1799831082">
-    <w:abstractNumId w:val="10"/>
+    <w:abstractNumId w:val="11"/>
   </w:num>
   <w:num w:numId="9" w16cid:durableId="1915236443">
-    <w:abstractNumId w:val="35"/>
+    <w:abstractNumId w:val="37"/>
   </w:num>
   <w:num w:numId="10" w16cid:durableId="1109549194">
-    <w:abstractNumId w:val="32"/>
+    <w:abstractNumId w:val="34"/>
   </w:num>
   <w:num w:numId="11" w16cid:durableId="2078237435">
-    <w:abstractNumId w:val="22"/>
+    <w:abstractNumId w:val="24"/>
   </w:num>
   <w:num w:numId="12" w16cid:durableId="455027999">
     <w:abstractNumId w:val="1"/>
@@ -7383,79 +8694,85 @@
     </w:lvlOverride>
   </w:num>
   <w:num w:numId="13" w16cid:durableId="360664100">
+    <w:abstractNumId w:val="20"/>
+  </w:num>
+  <w:num w:numId="14" w16cid:durableId="1013074991">
+    <w:abstractNumId w:val="31"/>
+  </w:num>
+  <w:num w:numId="15" w16cid:durableId="1296989178">
+    <w:abstractNumId w:val="8"/>
+  </w:num>
+  <w:num w:numId="16" w16cid:durableId="1587033351">
+    <w:abstractNumId w:val="16"/>
+  </w:num>
+  <w:num w:numId="17" w16cid:durableId="2135174858">
+    <w:abstractNumId w:val="26"/>
+  </w:num>
+  <w:num w:numId="18" w16cid:durableId="1165173360">
+    <w:abstractNumId w:val="7"/>
+  </w:num>
+  <w:num w:numId="19" w16cid:durableId="765349250">
+    <w:abstractNumId w:val="6"/>
+  </w:num>
+  <w:num w:numId="20" w16cid:durableId="958990894">
+    <w:abstractNumId w:val="23"/>
+  </w:num>
+  <w:num w:numId="21" w16cid:durableId="1634365658">
     <w:abstractNumId w:val="19"/>
   </w:num>
-  <w:num w:numId="14" w16cid:durableId="1013074991">
-    <w:abstractNumId w:val="29"/>
-  </w:num>
-  <w:num w:numId="15" w16cid:durableId="1296989178">
-    <w:abstractNumId w:val="7"/>
-  </w:num>
-  <w:num w:numId="16" w16cid:durableId="1587033351">
-    <w:abstractNumId w:val="15"/>
-  </w:num>
-  <w:num w:numId="17" w16cid:durableId="2135174858">
-    <w:abstractNumId w:val="24"/>
-  </w:num>
-  <w:num w:numId="18" w16cid:durableId="1165173360">
-    <w:abstractNumId w:val="6"/>
-  </w:num>
-  <w:num w:numId="19" w16cid:durableId="765349250">
-    <w:abstractNumId w:val="5"/>
-  </w:num>
-  <w:num w:numId="20" w16cid:durableId="958990894">
-    <w:abstractNumId w:val="21"/>
-  </w:num>
-  <w:num w:numId="21" w16cid:durableId="1634365658">
-    <w:abstractNumId w:val="18"/>
-  </w:num>
   <w:num w:numId="22" w16cid:durableId="1035152998">
-    <w:abstractNumId w:val="20"/>
+    <w:abstractNumId w:val="22"/>
   </w:num>
   <w:num w:numId="23" w16cid:durableId="1516729381">
-    <w:abstractNumId w:val="23"/>
+    <w:abstractNumId w:val="25"/>
   </w:num>
   <w:num w:numId="24" w16cid:durableId="1482580238">
-    <w:abstractNumId w:val="30"/>
+    <w:abstractNumId w:val="32"/>
   </w:num>
   <w:num w:numId="25" w16cid:durableId="140119686">
-    <w:abstractNumId w:val="16"/>
+    <w:abstractNumId w:val="17"/>
   </w:num>
   <w:num w:numId="26" w16cid:durableId="459618825">
     <w:abstractNumId w:val="3"/>
   </w:num>
   <w:num w:numId="27" w16cid:durableId="703293256">
-    <w:abstractNumId w:val="34"/>
+    <w:abstractNumId w:val="36"/>
   </w:num>
   <w:num w:numId="28" w16cid:durableId="76943864">
-    <w:abstractNumId w:val="11"/>
+    <w:abstractNumId w:val="12"/>
   </w:num>
   <w:num w:numId="29" w16cid:durableId="1706831596">
-    <w:abstractNumId w:val="25"/>
+    <w:abstractNumId w:val="27"/>
   </w:num>
   <w:num w:numId="30" w16cid:durableId="1931311140">
-    <w:abstractNumId w:val="8"/>
+    <w:abstractNumId w:val="9"/>
   </w:num>
   <w:num w:numId="31" w16cid:durableId="79178761">
-    <w:abstractNumId w:val="13"/>
+    <w:abstractNumId w:val="14"/>
   </w:num>
   <w:num w:numId="32" w16cid:durableId="513694672">
     <w:abstractNumId w:val="0"/>
   </w:num>
   <w:num w:numId="33" w16cid:durableId="1773746710">
-    <w:abstractNumId w:val="36"/>
+    <w:abstractNumId w:val="38"/>
   </w:num>
   <w:num w:numId="34" w16cid:durableId="1792433976">
     <w:abstractNumId w:val="2"/>
   </w:num>
   <w:num w:numId="35" w16cid:durableId="494150384">
-    <w:abstractNumId w:val="14"/>
+    <w:abstractNumId w:val="15"/>
   </w:num>
   <w:num w:numId="36" w16cid:durableId="2060811986">
-    <w:abstractNumId w:val="26"/>
+    <w:abstractNumId w:val="28"/>
   </w:num>
   <w:num w:numId="37" w16cid:durableId="1924757786">
-    <w:abstractNumId w:val="17"/>
+    <w:abstractNumId w:val="18"/>
+  </w:num>
+  <w:num w:numId="38" w16cid:durableId="1819879289">
+    <w:abstractNumId w:val="4"/>
+  </w:num>
+  <w:num w:numId="39" w16cid:durableId="1573660130">
+    <w:abstractNumId w:val="21"/>
   </w:num>
 </w:numbering>
 </file>
@@ -7482,6 +8799,8 @@
     <w:lsdException w:name="heading 7" w:semiHidden="1" w:unhideWhenUsed="1" w:qFormat="1"/>
     <w:lsdException w:name="heading 8" w:semiHidden="1" w:unhideWhenUsed="1" w:qFormat="1"/>
     <w:lsdException w:name="heading 9" w:semiHidden="1" w:unhideWhenUsed="1" w:qFormat="1"/>
+    <w:lsdException w:name="header" w:uiPriority="99"/>
+    <w:lsdException w:name="footer" w:uiPriority="99" w:qFormat="1"/>
     <w:lsdException w:name="caption" w:semiHidden="1" w:unhideWhenUsed="1" w:qFormat="1"/>
     <w:lsdException w:name="List Bullet" w:uiPriority="99"/>
     <w:lsdException w:name="Title" w:qFormat="1"/>
@@ -7798,7 +9117,6 @@
   <w:style w:type="character" w:default="1" w:styleId="DefaultParagraphFont">
     <w:name w:val="Default Paragraph Font"/>
     <w:uiPriority w:val="1"/>
-    <w:semiHidden/>
     <w:unhideWhenUsed/>
   </w:style>
   <w:style w:type="table" w:default="1" w:styleId="TableNormal">
@@ -7857,9 +9175,10 @@
   </w:style>
   <w:style w:type="paragraph" w:styleId="Header">
     <w:name w:val="header"/>
-    <w:aliases w:val=" Car,APNSHEADER2,L1 Header,encabezado,En-tête 1.1,En-tÍte 1.1,En-tÕte 1.1,En-t’te 1.1,En-títe 1.1,*Header,h,Header1,Encabezado Car Car,logomai,even,Header/Footer,header odd,Hyphen,Chapter Name,base,body,En-tête SQ,ITT i,he,bases I,h Car Car1"/>
+    <w:aliases w:val=" Car,APNSHEADER2,L1 Header,encabezado,En-tête 1.1,En-tÍte 1.1,En-tÕte 1.1,En-t’te 1.1,En-títe 1.1,*Header,h,Header1,Encabezado Car Car,logomai,even,Header/Footer,header odd,Hyphen,Chapter Name,base,body,En-tête SQ,ITT i,he,bases I,h Car Car1,h Ca"/>
     <w:basedOn w:val="Normal"/>
     <w:link w:val="HeaderChar"/>
+    <w:uiPriority w:val="99"/>
     <w:pPr>
       <w:tabs>
         <w:tab w:val="center" w:pos="4419"/>
@@ -7869,7 +9188,11 @@
   </w:style>
   <w:style w:type="paragraph" w:styleId="Footer">
     <w:name w:val="footer"/>
+    <w:aliases w:val="Footer Text Stk"/>
     <w:basedOn w:val="Normal"/>
+    <w:link w:val="FooterChar"/>
+    <w:uiPriority w:val="99"/>
+    <w:qFormat/>
     <w:pPr>
       <w:tabs>
         <w:tab w:val="center" w:pos="4320"/>
@@ -7971,6 +9294,7 @@
     <w:name w:val="Header Char"/>
     <w:aliases w:val=" Car Char,APNSHEADER2 Char,L1 Header Char,encabezado Char,En-tête 1.1 Char,En-tÍte 1.1 Char,En-tÕte 1.1 Char,En-t’te 1.1 Char,En-títe 1.1 Char,*Header Char,h Char,Header1 Char,Encabezado Car Car Char,logomai Char,even Char,Header/Footer Char"/>
     <w:link w:val="Header"/>
+    <w:qFormat/>
     <w:rsid w:val="007F334B"/>
     <w:rPr>
       <w:sz w:val="24"/>
@@ -8071,6 +9395,19 @@
       <w:rFonts w:ascii="Arial" w:hAnsi="Arial"/>
       <w:szCs w:val="24"/>
     </w:rPr>
+  </w:style>
+  <w:style w:type="character" w:customStyle="1" w:styleId="FooterChar">
+    <w:name w:val="Footer Char"/>
+    <w:aliases w:val="Footer Text Stk Char"/>
+    <w:basedOn w:val="DefaultParagraphFont"/>
+    <w:link w:val="Footer"/>
+    <w:uiPriority w:val="99"/>
+    <w:rsid w:val="00C952BC"/>
+  </w:style>
+  <w:style w:type="paragraph" w:styleId="NormalWeb">
+    <w:name w:val="Normal (Web)"/>
+    <w:basedOn w:val="Normal"/>
+    <w:rsid w:val="00EE320D"/>
   </w:style>
 </w:styles>
 </file>
@@ -8337,6 +9674,30 @@
 </file>
 
 <file path=customXml/item1.xml><?xml version="1.0" encoding="utf-8"?>
+<?mso-contentType ?>
+<FormTemplates xmlns="http://schemas.microsoft.com/sharepoint/v3/contenttype/forms">
+  <Display>DocumentLibraryForm</Display>
+  <Edit>DocumentLibraryForm</Edit>
+  <New>DocumentLibraryForm</New>
+</FormTemplates>
+</file>
+
+<file path=customXml/item2.xml><?xml version="1.0" encoding="utf-8"?>
+<b:Sources xmlns:b="http://schemas.openxmlformats.org/officeDocument/2006/bibliography" xmlns="http://schemas.openxmlformats.org/officeDocument/2006/bibliography" SelectedStyle="\APASixthEditionOfficeOnline.xsl" StyleName="APA" Version="6"/>
+</file>
+
+<file path=customXml/item3.xml><?xml version="1.0" encoding="utf-8"?>
+<p:properties xmlns:p="http://schemas.microsoft.com/office/2006/metadata/properties" xmlns:xsi="http://www.w3.org/2001/XMLSchema-instance" xmlns:pc="http://schemas.microsoft.com/office/infopath/2007/PartnerControls">
+  <documentManagement>
+    <lcf76f155ced4ddcb4097134ff3c332f xmlns="458c8650-8b2e-4de5-be2b-3b5e20f9203e">
+      <Terms xmlns="http://schemas.microsoft.com/office/infopath/2007/PartnerControls"/>
+    </lcf76f155ced4ddcb4097134ff3c332f>
+    <TaxCatchAll xmlns="0ec1683b-1f09-407c-8792-a5a8bc579d9d"/>
+  </documentManagement>
+</p:properties>
+</file>
+
+<file path=customXml/item4.xml><?xml version="1.0" encoding="utf-8"?>
 <ct:contentTypeSchema xmlns:ct="http://schemas.microsoft.com/office/2006/metadata/contentType" xmlns:ma="http://schemas.microsoft.com/office/2006/metadata/properties/metaAttributes" ct:_="" ma:_="" ma:contentTypeName="Document" ma:contentTypeID="0x010100AA01E1029091DE488084A5A2D9C24E74" ma:contentTypeVersion="10" ma:contentTypeDescription="Create a new document." ma:contentTypeScope="" ma:versionID="fa224b1e2ea5aaa53b64c3b4b1d435b1">
   <xsd:schema xmlns:xsd="http://www.w3.org/2001/XMLSchema" xmlns:xs="http://www.w3.org/2001/XMLSchema" xmlns:p="http://schemas.microsoft.com/office/2006/metadata/properties" xmlns:ns2="458c8650-8b2e-4de5-be2b-3b5e20f9203e" xmlns:ns3="0ec1683b-1f09-407c-8792-a5a8bc579d9d" targetNamespace="http://schemas.microsoft.com/office/2006/metadata/properties" ma:root="true" ma:fieldsID="3f0568638764530331fbee8047bb9098" ns2:_="" ns3:_="">
     <xsd:import namespace="458c8650-8b2e-4de5-be2b-3b5e20f9203e"/>
@@ -8525,31 +9886,34 @@
 </ct:contentTypeSchema>
 </file>
 
-<file path=customXml/item2.xml><?xml version="1.0" encoding="utf-8"?>
-<?mso-contentType ?>
-<FormTemplates xmlns="http://schemas.microsoft.com/sharepoint/v3/contenttype/forms">
-  <Display>DocumentLibraryForm</Display>
-  <Edit>DocumentLibraryForm</Edit>
-  <New>DocumentLibraryForm</New>
-</FormTemplates>
+<file path=customXml/itemProps1.xml><?xml version="1.0" encoding="utf-8"?>
+<ds:datastoreItem xmlns:ds="http://schemas.openxmlformats.org/officeDocument/2006/customXml" ds:itemID="{51241304-2C43-44E6-B26F-77C42016271C}">
+  <ds:schemaRefs>
+    <ds:schemaRef ds:uri="http://schemas.microsoft.com/sharepoint/v3/contenttype/forms"/>
+  </ds:schemaRefs>
+</ds:datastoreItem>
 </file>
 
-<file path=customXml/item3.xml><?xml version="1.0" encoding="utf-8"?>
-<b:Sources xmlns:b="http://schemas.openxmlformats.org/officeDocument/2006/bibliography" xmlns="http://schemas.openxmlformats.org/officeDocument/2006/bibliography" SelectedStyle="\APASixthEditionOfficeOnline.xsl" StyleName="APA" Version="6"/>
+<file path=customXml/itemProps2.xml><?xml version="1.0" encoding="utf-8"?>
+<ds:datastoreItem xmlns:ds="http://schemas.openxmlformats.org/officeDocument/2006/customXml" ds:itemID="{4BB9A27A-6211-48E6-B3D1-1ED5E2EAD372}">
+  <ds:schemaRefs>
+    <ds:schemaRef ds:uri="http://schemas.openxmlformats.org/officeDocument/2006/bibliography"/>
+  </ds:schemaRefs>
+</ds:datastoreItem>
 </file>
 
-<file path=customXml/item4.xml><?xml version="1.0" encoding="utf-8"?>
-<p:properties xmlns:p="http://schemas.microsoft.com/office/2006/metadata/properties" xmlns:xsi="http://www.w3.org/2001/XMLSchema-instance" xmlns:pc="http://schemas.microsoft.com/office/infopath/2007/PartnerControls">
-  <documentManagement>
-    <lcf76f155ced4ddcb4097134ff3c332f xmlns="458c8650-8b2e-4de5-be2b-3b5e20f9203e">
-      <Terms xmlns="http://schemas.microsoft.com/office/infopath/2007/PartnerControls"/>
-    </lcf76f155ced4ddcb4097134ff3c332f>
-    <TaxCatchAll xmlns="0ec1683b-1f09-407c-8792-a5a8bc579d9d"/>
-  </documentManagement>
-</p:properties>
+<file path=customXml/itemProps3.xml><?xml version="1.0" encoding="utf-8"?>
+<ds:datastoreItem xmlns:ds="http://schemas.openxmlformats.org/officeDocument/2006/customXml" ds:itemID="{D3A3C24A-BB39-4937-B831-24AA124EAA87}">
+  <ds:schemaRefs>
+    <ds:schemaRef ds:uri="http://schemas.microsoft.com/office/2006/metadata/properties"/>
+    <ds:schemaRef ds:uri="http://schemas.microsoft.com/office/infopath/2007/PartnerControls"/>
+    <ds:schemaRef ds:uri="458c8650-8b2e-4de5-be2b-3b5e20f9203e"/>
+    <ds:schemaRef ds:uri="0ec1683b-1f09-407c-8792-a5a8bc579d9d"/>
+  </ds:schemaRefs>
+</ds:datastoreItem>
 </file>
 
-<file path=customXml/itemProps1.xml><?xml version="1.0" encoding="utf-8"?>
+<file path=customXml/itemProps4.xml><?xml version="1.0" encoding="utf-8"?>
 <ds:datastoreItem xmlns:ds="http://schemas.openxmlformats.org/officeDocument/2006/customXml" ds:itemID="{6EE546D2-1DFA-4BBD-AF1C-4C842A1F8073}">
   <ds:schemaRefs>
     <ds:schemaRef ds:uri="http://schemas.microsoft.com/office/2006/metadata/contentType"/>
@@ -8566,31 +9930,4 @@
     <ds:schemaRef ds:uri="http://schemas.microsoft.com/internal/obd"/>
   </ds:schemaRefs>
 </ds:datastoreItem>
-</file>
-
-<file path=customXml/itemProps2.xml><?xml version="1.0" encoding="utf-8"?>
-<ds:datastoreItem xmlns:ds="http://schemas.openxmlformats.org/officeDocument/2006/customXml" ds:itemID="{51241304-2C43-44E6-B26F-77C42016271C}">
-  <ds:schemaRefs>
-    <ds:schemaRef ds:uri="http://schemas.microsoft.com/sharepoint/v3/contenttype/forms"/>
-  </ds:schemaRefs>
-</ds:datastoreItem>
-</file>
-
-<file path=customXml/itemProps3.xml><?xml version="1.0" encoding="utf-8"?>
-<ds:datastoreItem xmlns:ds="http://schemas.openxmlformats.org/officeDocument/2006/customXml" ds:itemID="{4BB9A27A-6211-48E6-B3D1-1ED5E2EAD372}">
-  <ds:schemaRefs>
-    <ds:schemaRef ds:uri="http://schemas.openxmlformats.org/officeDocument/2006/bibliography"/>
-  </ds:schemaRefs>
-</ds:datastoreItem>
-</file>
-
-<file path=customXml/itemProps4.xml><?xml version="1.0" encoding="utf-8"?>
-<ds:datastoreItem xmlns:ds="http://schemas.openxmlformats.org/officeDocument/2006/customXml" ds:itemID="{D3A3C24A-BB39-4937-B831-24AA124EAA87}">
-  <ds:schemaRefs>
-    <ds:schemaRef ds:uri="http://schemas.microsoft.com/office/2006/metadata/properties"/>
-    <ds:schemaRef ds:uri="http://schemas.microsoft.com/office/infopath/2007/PartnerControls"/>
-    <ds:schemaRef ds:uri="458c8650-8b2e-4de5-be2b-3b5e20f9203e"/>
-    <ds:schemaRef ds:uri="0ec1683b-1f09-407c-8792-a5a8bc579d9d"/>
-  </ds:schemaRefs>
-</ds:datastoreItem>
 </file>